--- a/LOG_Project_Documentation.docx
+++ b/LOG_Project_Documentation.docx
@@ -3152,7 +3152,7 @@
           <w:color w:val="1E293B"/>
           <w:sz w:val="20"/>
         </w:rPr>
-        <w:t>Re-issues each HTTP request to the backend with original headers and payloads.</w:t>
+        <w:t>Re-issues each HTTP request to the backend, re-attaching the CURRENT JWT from localStorage at flush time so records queued under an expired session sync after re-login.</w:t>
       </w:r>
     </w:p>
     <w:p>
@@ -3166,7 +3166,21 @@
           <w:color w:val="1E293B"/>
           <w:sz w:val="20"/>
         </w:rPr>
-        <w:t>Deletes successfully processed requests from the queue.</w:t>
+        <w:t>Deletes successfully processed requests from the queue and invalidates the cached /dashboard, /learning-journey, and /chart-data payloads.</w:t>
+      </w:r>
+    </w:p>
+    <w:p>
+      <w:pPr>
+        <w:pStyle w:val="ListBullet"/>
+        <w:spacing w:before="0" w:after="60" w:line="276" w:lineRule="auto"/>
+      </w:pPr>
+      <w:r>
+        <w:rPr>
+          <w:rFonts w:ascii="Arial" w:hAnsi="Arial"/>
+          <w:color w:val="1E293B"/>
+          <w:sz w:val="20"/>
+        </w:rPr>
+        <w:t>Never deletes queued records on 401 — the flush pauses and prompts the learner to log in again, preserving their offline work.</w:t>
       </w:r>
     </w:p>
     <w:p>
@@ -3845,6 +3859,52 @@
           <w:sz w:val="20"/>
         </w:rPr>
         <w:t>Global middleware injects X-Content-Type-Options: nosniff, X-Frame-Options: DENY, and X-XSS-Protection: 1; mode=block.</w:t>
+      </w:r>
+    </w:p>
+    <w:p>
+      <w:pPr>
+        <w:pStyle w:val="ListBullet"/>
+        <w:spacing w:before="0" w:after="60" w:line="276" w:lineRule="auto"/>
+      </w:pPr>
+      <w:r>
+        <w:rPr>
+          <w:rFonts w:ascii="Arial" w:hAnsi="Arial"/>
+          <w:b/>
+          <w:color w:val="1E293B"/>
+          <w:sz w:val="20"/>
+        </w:rPr>
+        <w:t xml:space="preserve">Environment-Only Secrets: </w:t>
+      </w:r>
+      <w:r>
+        <w:rPr>
+          <w:rFonts w:ascii="Arial" w:hAnsi="Arial"/>
+          <w:color w:val="1E293B"/>
+          <w:sz w:val="20"/>
+        </w:rPr>
+        <w:t>JWT_SECRET is loaded exclusively from the environment — never committed to the repository. The project ships .env.example templates only, and docker-compose requires JWT_SECRET to be set at deploy time.</w:t>
+      </w:r>
+    </w:p>
+    <w:p>
+      <w:pPr>
+        <w:pStyle w:val="ListBullet"/>
+        <w:spacing w:before="0" w:after="60" w:line="276" w:lineRule="auto"/>
+      </w:pPr>
+      <w:r>
+        <w:rPr>
+          <w:rFonts w:ascii="Arial" w:hAnsi="Arial"/>
+          <w:b/>
+          <w:color w:val="1E293B"/>
+          <w:sz w:val="20"/>
+        </w:rPr>
+        <w:t xml:space="preserve">Health Probes: </w:t>
+      </w:r>
+      <w:r>
+        <w:rPr>
+          <w:rFonts w:ascii="Arial" w:hAnsi="Arial"/>
+          <w:color w:val="1E293B"/>
+          <w:sz w:val="20"/>
+        </w:rPr>
+        <w:t>Liveness (/api/ping), DB health (/healthz — real SQLite ping), and readiness (/readyz) probes are publicly reachable and must never be moved behind authentication.</w:t>
       </w:r>
     </w:p>
     <w:p>
@@ -4644,7 +4704,7 @@
                 <w:color w:val="1E293B"/>
                 <w:sz w:val="18"/>
               </w:rPr>
-              <w:t>Health check probe</w:t>
+              <w:t>Liveness probe</w:t>
             </w:r>
           </w:p>
         </w:tc>
@@ -4676,6 +4736,320 @@
                 <w:sz w:val="18"/>
               </w:rPr>
               <w:t>None (Returns 200 pong)</w:t>
+            </w:r>
+          </w:p>
+        </w:tc>
+      </w:tr>
+      <w:tr>
+        <w:tc>
+          <w:tcPr>
+            <w:tcW w:type="dxa" w:w="1152"/>
+            <w:shd w:fill="FFFFFF"/>
+            <w:tcMar>
+              <w:top w:w="80" w:type="dxa"/>
+              <w:bottom w:w="80" w:type="dxa"/>
+              <w:left w:w="120" w:type="dxa"/>
+              <w:right w:w="120" w:type="dxa"/>
+            </w:tcMar>
+            <w:tcBorders>
+              <w:top w:val="single" w:sz="4" w:space="0" w:color="CBD5E1"/>
+              <w:bottom w:val="single" w:sz="4" w:space="0" w:color="CBD5E1"/>
+              <w:left w:val="single" w:sz="4" w:space="0" w:color="CBD5E1"/>
+              <w:right w:val="single" w:sz="4" w:space="0" w:color="CBD5E1"/>
+            </w:tcBorders>
+          </w:tcPr>
+          <w:p>
+            <w:pPr>
+              <w:jc w:val="left"/>
+            </w:pPr>
+            <w:r>
+              <w:rPr>
+                <w:rFonts w:ascii="Arial" w:hAnsi="Arial"/>
+                <w:color w:val="1E293B"/>
+                <w:sz w:val="18"/>
+              </w:rPr>
+              <w:t>GET</w:t>
+            </w:r>
+          </w:p>
+        </w:tc>
+        <w:tc>
+          <w:tcPr>
+            <w:tcW w:type="dxa" w:w="2592"/>
+            <w:shd w:fill="FFFFFF"/>
+            <w:tcMar>
+              <w:top w:w="80" w:type="dxa"/>
+              <w:bottom w:w="80" w:type="dxa"/>
+              <w:left w:w="120" w:type="dxa"/>
+              <w:right w:w="120" w:type="dxa"/>
+            </w:tcMar>
+            <w:tcBorders>
+              <w:top w:val="single" w:sz="4" w:space="0" w:color="CBD5E1"/>
+              <w:bottom w:val="single" w:sz="4" w:space="0" w:color="CBD5E1"/>
+              <w:left w:val="single" w:sz="4" w:space="0" w:color="CBD5E1"/>
+              <w:right w:val="single" w:sz="4" w:space="0" w:color="CBD5E1"/>
+            </w:tcBorders>
+          </w:tcPr>
+          <w:p>
+            <w:pPr>
+              <w:jc w:val="left"/>
+            </w:pPr>
+            <w:r>
+              <w:rPr>
+                <w:rFonts w:ascii="Arial" w:hAnsi="Arial"/>
+                <w:color w:val="1E293B"/>
+                <w:sz w:val="18"/>
+              </w:rPr>
+              <w:t>/healthz</w:t>
+            </w:r>
+          </w:p>
+        </w:tc>
+        <w:tc>
+          <w:tcPr>
+            <w:tcW w:type="dxa" w:w="1584"/>
+            <w:shd w:fill="FFFFFF"/>
+            <w:tcMar>
+              <w:top w:w="80" w:type="dxa"/>
+              <w:bottom w:w="80" w:type="dxa"/>
+              <w:left w:w="120" w:type="dxa"/>
+              <w:right w:w="120" w:type="dxa"/>
+            </w:tcMar>
+            <w:tcBorders>
+              <w:top w:val="single" w:sz="4" w:space="0" w:color="CBD5E1"/>
+              <w:bottom w:val="single" w:sz="4" w:space="0" w:color="CBD5E1"/>
+              <w:left w:val="single" w:sz="4" w:space="0" w:color="CBD5E1"/>
+              <w:right w:val="single" w:sz="4" w:space="0" w:color="CBD5E1"/>
+            </w:tcBorders>
+          </w:tcPr>
+          <w:p>
+            <w:pPr>
+              <w:jc w:val="left"/>
+            </w:pPr>
+            <w:r>
+              <w:rPr>
+                <w:rFonts w:ascii="Arial" w:hAnsi="Arial"/>
+                <w:color w:val="1E293B"/>
+                <w:sz w:val="18"/>
+              </w:rPr>
+              <w:t>Public</w:t>
+            </w:r>
+          </w:p>
+        </w:tc>
+        <w:tc>
+          <w:tcPr>
+            <w:tcW w:type="dxa" w:w="1872"/>
+            <w:shd w:fill="FFFFFF"/>
+            <w:tcMar>
+              <w:top w:w="80" w:type="dxa"/>
+              <w:bottom w:w="80" w:type="dxa"/>
+              <w:left w:w="120" w:type="dxa"/>
+              <w:right w:w="120" w:type="dxa"/>
+            </w:tcMar>
+            <w:tcBorders>
+              <w:top w:val="single" w:sz="4" w:space="0" w:color="CBD5E1"/>
+              <w:bottom w:val="single" w:sz="4" w:space="0" w:color="CBD5E1"/>
+              <w:left w:val="single" w:sz="4" w:space="0" w:color="CBD5E1"/>
+              <w:right w:val="single" w:sz="4" w:space="0" w:color="CBD5E1"/>
+            </w:tcBorders>
+          </w:tcPr>
+          <w:p>
+            <w:pPr>
+              <w:jc w:val="left"/>
+            </w:pPr>
+            <w:r>
+              <w:rPr>
+                <w:rFonts w:ascii="Arial" w:hAnsi="Arial"/>
+                <w:color w:val="1E293B"/>
+                <w:sz w:val="18"/>
+              </w:rPr>
+              <w:t>SQLite reachability probe</w:t>
+            </w:r>
+          </w:p>
+        </w:tc>
+        <w:tc>
+          <w:tcPr>
+            <w:tcW w:type="dxa" w:w="2160"/>
+            <w:shd w:fill="FFFFFF"/>
+            <w:tcMar>
+              <w:top w:w="80" w:type="dxa"/>
+              <w:bottom w:w="80" w:type="dxa"/>
+              <w:left w:w="120" w:type="dxa"/>
+              <w:right w:w="120" w:type="dxa"/>
+            </w:tcMar>
+            <w:tcBorders>
+              <w:top w:val="single" w:sz="4" w:space="0" w:color="CBD5E1"/>
+              <w:bottom w:val="single" w:sz="4" w:space="0" w:color="CBD5E1"/>
+              <w:left w:val="single" w:sz="4" w:space="0" w:color="CBD5E1"/>
+              <w:right w:val="single" w:sz="4" w:space="0" w:color="CBD5E1"/>
+            </w:tcBorders>
+          </w:tcPr>
+          <w:p>
+            <w:pPr>
+              <w:jc w:val="left"/>
+            </w:pPr>
+            <w:r>
+              <w:rPr>
+                <w:rFonts w:ascii="Arial" w:hAnsi="Arial"/>
+                <w:color w:val="1E293B"/>
+                <w:sz w:val="18"/>
+              </w:rPr>
+              <w:t>None (200 ok / 503 unhealthy)</w:t>
+            </w:r>
+          </w:p>
+        </w:tc>
+      </w:tr>
+      <w:tr>
+        <w:tc>
+          <w:tcPr>
+            <w:tcW w:type="dxa" w:w="1152"/>
+            <w:shd w:fill="F8FAFC"/>
+            <w:tcMar>
+              <w:top w:w="80" w:type="dxa"/>
+              <w:bottom w:w="80" w:type="dxa"/>
+              <w:left w:w="120" w:type="dxa"/>
+              <w:right w:w="120" w:type="dxa"/>
+            </w:tcMar>
+            <w:tcBorders>
+              <w:top w:val="single" w:sz="4" w:space="0" w:color="CBD5E1"/>
+              <w:bottom w:val="single" w:sz="4" w:space="0" w:color="CBD5E1"/>
+              <w:left w:val="single" w:sz="4" w:space="0" w:color="CBD5E1"/>
+              <w:right w:val="single" w:sz="4" w:space="0" w:color="CBD5E1"/>
+            </w:tcBorders>
+          </w:tcPr>
+          <w:p>
+            <w:pPr>
+              <w:jc w:val="left"/>
+            </w:pPr>
+            <w:r>
+              <w:rPr>
+                <w:rFonts w:ascii="Arial" w:hAnsi="Arial"/>
+                <w:color w:val="1E293B"/>
+                <w:sz w:val="18"/>
+              </w:rPr>
+              <w:t>GET</w:t>
+            </w:r>
+          </w:p>
+        </w:tc>
+        <w:tc>
+          <w:tcPr>
+            <w:tcW w:type="dxa" w:w="2592"/>
+            <w:shd w:fill="F8FAFC"/>
+            <w:tcMar>
+              <w:top w:w="80" w:type="dxa"/>
+              <w:bottom w:w="80" w:type="dxa"/>
+              <w:left w:w="120" w:type="dxa"/>
+              <w:right w:w="120" w:type="dxa"/>
+            </w:tcMar>
+            <w:tcBorders>
+              <w:top w:val="single" w:sz="4" w:space="0" w:color="CBD5E1"/>
+              <w:bottom w:val="single" w:sz="4" w:space="0" w:color="CBD5E1"/>
+              <w:left w:val="single" w:sz="4" w:space="0" w:color="CBD5E1"/>
+              <w:right w:val="single" w:sz="4" w:space="0" w:color="CBD5E1"/>
+            </w:tcBorders>
+          </w:tcPr>
+          <w:p>
+            <w:pPr>
+              <w:jc w:val="left"/>
+            </w:pPr>
+            <w:r>
+              <w:rPr>
+                <w:rFonts w:ascii="Arial" w:hAnsi="Arial"/>
+                <w:color w:val="1E293B"/>
+                <w:sz w:val="18"/>
+              </w:rPr>
+              <w:t>/readyz</w:t>
+            </w:r>
+          </w:p>
+        </w:tc>
+        <w:tc>
+          <w:tcPr>
+            <w:tcW w:type="dxa" w:w="1584"/>
+            <w:shd w:fill="F8FAFC"/>
+            <w:tcMar>
+              <w:top w:w="80" w:type="dxa"/>
+              <w:bottom w:w="80" w:type="dxa"/>
+              <w:left w:w="120" w:type="dxa"/>
+              <w:right w:w="120" w:type="dxa"/>
+            </w:tcMar>
+            <w:tcBorders>
+              <w:top w:val="single" w:sz="4" w:space="0" w:color="CBD5E1"/>
+              <w:bottom w:val="single" w:sz="4" w:space="0" w:color="CBD5E1"/>
+              <w:left w:val="single" w:sz="4" w:space="0" w:color="CBD5E1"/>
+              <w:right w:val="single" w:sz="4" w:space="0" w:color="CBD5E1"/>
+            </w:tcBorders>
+          </w:tcPr>
+          <w:p>
+            <w:pPr>
+              <w:jc w:val="left"/>
+            </w:pPr>
+            <w:r>
+              <w:rPr>
+                <w:rFonts w:ascii="Arial" w:hAnsi="Arial"/>
+                <w:color w:val="1E293B"/>
+                <w:sz w:val="18"/>
+              </w:rPr>
+              <w:t>Public</w:t>
+            </w:r>
+          </w:p>
+        </w:tc>
+        <w:tc>
+          <w:tcPr>
+            <w:tcW w:type="dxa" w:w="1872"/>
+            <w:shd w:fill="F8FAFC"/>
+            <w:tcMar>
+              <w:top w:w="80" w:type="dxa"/>
+              <w:bottom w:w="80" w:type="dxa"/>
+              <w:left w:w="120" w:type="dxa"/>
+              <w:right w:w="120" w:type="dxa"/>
+            </w:tcMar>
+            <w:tcBorders>
+              <w:top w:val="single" w:sz="4" w:space="0" w:color="CBD5E1"/>
+              <w:bottom w:val="single" w:sz="4" w:space="0" w:color="CBD5E1"/>
+              <w:left w:val="single" w:sz="4" w:space="0" w:color="CBD5E1"/>
+              <w:right w:val="single" w:sz="4" w:space="0" w:color="CBD5E1"/>
+            </w:tcBorders>
+          </w:tcPr>
+          <w:p>
+            <w:pPr>
+              <w:jc w:val="left"/>
+            </w:pPr>
+            <w:r>
+              <w:rPr>
+                <w:rFonts w:ascii="Arial" w:hAnsi="Arial"/>
+                <w:color w:val="1E293B"/>
+                <w:sz w:val="18"/>
+              </w:rPr>
+              <w:t>Readiness probe</w:t>
+            </w:r>
+          </w:p>
+        </w:tc>
+        <w:tc>
+          <w:tcPr>
+            <w:tcW w:type="dxa" w:w="2160"/>
+            <w:shd w:fill="F8FAFC"/>
+            <w:tcMar>
+              <w:top w:w="80" w:type="dxa"/>
+              <w:bottom w:w="80" w:type="dxa"/>
+              <w:left w:w="120" w:type="dxa"/>
+              <w:right w:w="120" w:type="dxa"/>
+            </w:tcMar>
+            <w:tcBorders>
+              <w:top w:val="single" w:sz="4" w:space="0" w:color="CBD5E1"/>
+              <w:bottom w:val="single" w:sz="4" w:space="0" w:color="CBD5E1"/>
+              <w:left w:val="single" w:sz="4" w:space="0" w:color="CBD5E1"/>
+              <w:right w:val="single" w:sz="4" w:space="0" w:color="CBD5E1"/>
+            </w:tcBorders>
+          </w:tcPr>
+          <w:p>
+            <w:pPr>
+              <w:jc w:val="left"/>
+            </w:pPr>
+            <w:r>
+              <w:rPr>
+                <w:rFonts w:ascii="Arial" w:hAnsi="Arial"/>
+                <w:color w:val="1E293B"/>
+                <w:sz w:val="18"/>
+              </w:rPr>
+              <w:t>None (Returns 200 ready)</w:t>
             </w:r>
           </w:p>
         </w:tc>

--- a/LOG_Project_Documentation.docx
+++ b/LOG_Project_Documentation.docx
@@ -3789,7 +3789,7 @@
           <w:color w:val="1E293B"/>
           <w:sz w:val="20"/>
         </w:rPr>
-        <w:t>All user passwords undergo salted Bcrypt hashing with a work factor of 14 (api/auth.go). Plaintext passwords are never persisted.</w:t>
+        <w:t>All user passwords undergo salted Bcrypt hashing with a work factor of 12 (internal/service/auth_utils.go). Plaintext passwords are never persisted.</w:t>
       </w:r>
     </w:p>
     <w:p>
@@ -3812,7 +3812,7 @@
           <w:color w:val="1E293B"/>
           <w:sz w:val="20"/>
         </w:rPr>
-        <w:t>Stateless authentication via HMAC-SHA256 signed JSON Web Tokens (72-hour validity). Tokens are verified per request via the AuthMiddleware handler.</w:t>
+        <w:t>Stateless authentication via HMAC-SHA256 signed JSON Web Tokens (24-hour validity). Tokens are verified per request via the AuthMiddleware handler, which re-loads the user from the database and rejects tokens whose role no longer matches (demotion / soft-delete).</w:t>
       </w:r>
     </w:p>
     <w:p>
@@ -3933,7 +3933,7 @@
           <w:color w:val="1E293B"/>
           <w:sz w:val="20"/>
         </w:rPr>
-        <w:t>The Go backend runs on port 8080 by default. Below is the complete endpoint reference:</w:t>
+        <w:t>The Go backend runs on port 6101 by default. Below is the complete endpoint reference:</w:t>
       </w:r>
     </w:p>
     <w:tbl>
@@ -4171,7 +4171,7 @@
                 <w:color w:val="1E293B"/>
                 <w:sz w:val="18"/>
               </w:rPr>
-              <w:t>/api/auth/request-otp</w:t>
+              <w:t>/api/v1/auth/request-otp</w:t>
             </w:r>
           </w:p>
         </w:tc>
@@ -4328,7 +4328,7 @@
                 <w:color w:val="1E293B"/>
                 <w:sz w:val="18"/>
               </w:rPr>
-              <w:t>/api/auth/verify-otp</w:t>
+              <w:t>/api/v1/auth/verify-otp</w:t>
             </w:r>
           </w:p>
         </w:tc>
@@ -4485,7 +4485,321 @@
                 <w:color w:val="1E293B"/>
                 <w:sz w:val="18"/>
               </w:rPr>
-              <w:t>/api/auth/logout</w:t>
+              <w:t>/api/v1/auth/login</w:t>
+            </w:r>
+          </w:p>
+        </w:tc>
+        <w:tc>
+          <w:tcPr>
+            <w:tcW w:type="dxa" w:w="1584"/>
+            <w:shd w:fill="FFFFFF"/>
+            <w:tcMar>
+              <w:top w:w="80" w:type="dxa"/>
+              <w:bottom w:w="80" w:type="dxa"/>
+              <w:left w:w="120" w:type="dxa"/>
+              <w:right w:w="120" w:type="dxa"/>
+            </w:tcMar>
+            <w:tcBorders>
+              <w:top w:val="single" w:sz="4" w:space="0" w:color="CBD5E1"/>
+              <w:bottom w:val="single" w:sz="4" w:space="0" w:color="CBD5E1"/>
+              <w:left w:val="single" w:sz="4" w:space="0" w:color="CBD5E1"/>
+              <w:right w:val="single" w:sz="4" w:space="0" w:color="CBD5E1"/>
+            </w:tcBorders>
+          </w:tcPr>
+          <w:p>
+            <w:pPr>
+              <w:jc w:val="left"/>
+            </w:pPr>
+            <w:r>
+              <w:rPr>
+                <w:rFonts w:ascii="Arial" w:hAnsi="Arial"/>
+                <w:color w:val="1E293B"/>
+                <w:sz w:val="18"/>
+              </w:rPr>
+              <w:t>Public</w:t>
+            </w:r>
+          </w:p>
+        </w:tc>
+        <w:tc>
+          <w:tcPr>
+            <w:tcW w:type="dxa" w:w="1872"/>
+            <w:shd w:fill="FFFFFF"/>
+            <w:tcMar>
+              <w:top w:w="80" w:type="dxa"/>
+              <w:bottom w:w="80" w:type="dxa"/>
+              <w:left w:w="120" w:type="dxa"/>
+              <w:right w:w="120" w:type="dxa"/>
+            </w:tcMar>
+            <w:tcBorders>
+              <w:top w:val="single" w:sz="4" w:space="0" w:color="CBD5E1"/>
+              <w:bottom w:val="single" w:sz="4" w:space="0" w:color="CBD5E1"/>
+              <w:left w:val="single" w:sz="4" w:space="0" w:color="CBD5E1"/>
+              <w:right w:val="single" w:sz="4" w:space="0" w:color="CBD5E1"/>
+            </w:tcBorders>
+          </w:tcPr>
+          <w:p>
+            <w:pPr>
+              <w:jc w:val="left"/>
+            </w:pPr>
+            <w:r>
+              <w:rPr>
+                <w:rFonts w:ascii="Arial" w:hAnsi="Arial"/>
+                <w:color w:val="1E293B"/>
+                <w:sz w:val="18"/>
+              </w:rPr>
+              <w:t>Email/password login</w:t>
+            </w:r>
+          </w:p>
+        </w:tc>
+        <w:tc>
+          <w:tcPr>
+            <w:tcW w:type="dxa" w:w="2160"/>
+            <w:shd w:fill="FFFFFF"/>
+            <w:tcMar>
+              <w:top w:w="80" w:type="dxa"/>
+              <w:bottom w:w="80" w:type="dxa"/>
+              <w:left w:w="120" w:type="dxa"/>
+              <w:right w:w="120" w:type="dxa"/>
+            </w:tcMar>
+            <w:tcBorders>
+              <w:top w:val="single" w:sz="4" w:space="0" w:color="CBD5E1"/>
+              <w:bottom w:val="single" w:sz="4" w:space="0" w:color="CBD5E1"/>
+              <w:left w:val="single" w:sz="4" w:space="0" w:color="CBD5E1"/>
+              <w:right w:val="single" w:sz="4" w:space="0" w:color="CBD5E1"/>
+            </w:tcBorders>
+          </w:tcPr>
+          <w:p>
+            <w:pPr>
+              <w:jc w:val="left"/>
+            </w:pPr>
+            <w:r>
+              <w:rPr>
+                <w:rFonts w:ascii="Arial" w:hAnsi="Arial"/>
+                <w:color w:val="1E293B"/>
+                <w:sz w:val="18"/>
+              </w:rPr>
+              <w:t>{ email, password }</w:t>
+            </w:r>
+          </w:p>
+        </w:tc>
+      </w:tr>
+      <w:tr>
+        <w:tc>
+          <w:tcPr>
+            <w:tcW w:type="dxa" w:w="1152"/>
+            <w:shd w:fill="F8FAFC"/>
+            <w:tcMar>
+              <w:top w:w="80" w:type="dxa"/>
+              <w:bottom w:w="80" w:type="dxa"/>
+              <w:left w:w="120" w:type="dxa"/>
+              <w:right w:w="120" w:type="dxa"/>
+            </w:tcMar>
+            <w:tcBorders>
+              <w:top w:val="single" w:sz="4" w:space="0" w:color="CBD5E1"/>
+              <w:bottom w:val="single" w:sz="4" w:space="0" w:color="CBD5E1"/>
+              <w:left w:val="single" w:sz="4" w:space="0" w:color="CBD5E1"/>
+              <w:right w:val="single" w:sz="4" w:space="0" w:color="CBD5E1"/>
+            </w:tcBorders>
+          </w:tcPr>
+          <w:p>
+            <w:pPr>
+              <w:jc w:val="left"/>
+            </w:pPr>
+            <w:r>
+              <w:rPr>
+                <w:rFonts w:ascii="Arial" w:hAnsi="Arial"/>
+                <w:color w:val="1E293B"/>
+                <w:sz w:val="18"/>
+              </w:rPr>
+              <w:t>POST</w:t>
+            </w:r>
+          </w:p>
+        </w:tc>
+        <w:tc>
+          <w:tcPr>
+            <w:tcW w:type="dxa" w:w="2592"/>
+            <w:shd w:fill="F8FAFC"/>
+            <w:tcMar>
+              <w:top w:w="80" w:type="dxa"/>
+              <w:bottom w:w="80" w:type="dxa"/>
+              <w:left w:w="120" w:type="dxa"/>
+              <w:right w:w="120" w:type="dxa"/>
+            </w:tcMar>
+            <w:tcBorders>
+              <w:top w:val="single" w:sz="4" w:space="0" w:color="CBD5E1"/>
+              <w:bottom w:val="single" w:sz="4" w:space="0" w:color="CBD5E1"/>
+              <w:left w:val="single" w:sz="4" w:space="0" w:color="CBD5E1"/>
+              <w:right w:val="single" w:sz="4" w:space="0" w:color="CBD5E1"/>
+            </w:tcBorders>
+          </w:tcPr>
+          <w:p>
+            <w:pPr>
+              <w:jc w:val="left"/>
+            </w:pPr>
+            <w:r>
+              <w:rPr>
+                <w:rFonts w:ascii="Arial" w:hAnsi="Arial"/>
+                <w:color w:val="1E293B"/>
+                <w:sz w:val="18"/>
+              </w:rPr>
+              <w:t>/api/v1/auth/register</w:t>
+            </w:r>
+          </w:p>
+        </w:tc>
+        <w:tc>
+          <w:tcPr>
+            <w:tcW w:type="dxa" w:w="1584"/>
+            <w:shd w:fill="F8FAFC"/>
+            <w:tcMar>
+              <w:top w:w="80" w:type="dxa"/>
+              <w:bottom w:w="80" w:type="dxa"/>
+              <w:left w:w="120" w:type="dxa"/>
+              <w:right w:w="120" w:type="dxa"/>
+            </w:tcMar>
+            <w:tcBorders>
+              <w:top w:val="single" w:sz="4" w:space="0" w:color="CBD5E1"/>
+              <w:bottom w:val="single" w:sz="4" w:space="0" w:color="CBD5E1"/>
+              <w:left w:val="single" w:sz="4" w:space="0" w:color="CBD5E1"/>
+              <w:right w:val="single" w:sz="4" w:space="0" w:color="CBD5E1"/>
+            </w:tcBorders>
+          </w:tcPr>
+          <w:p>
+            <w:pPr>
+              <w:jc w:val="left"/>
+            </w:pPr>
+            <w:r>
+              <w:rPr>
+                <w:rFonts w:ascii="Arial" w:hAnsi="Arial"/>
+                <w:color w:val="1E293B"/>
+                <w:sz w:val="18"/>
+              </w:rPr>
+              <w:t>Public</w:t>
+            </w:r>
+          </w:p>
+        </w:tc>
+        <w:tc>
+          <w:tcPr>
+            <w:tcW w:type="dxa" w:w="1872"/>
+            <w:shd w:fill="F8FAFC"/>
+            <w:tcMar>
+              <w:top w:w="80" w:type="dxa"/>
+              <w:bottom w:w="80" w:type="dxa"/>
+              <w:left w:w="120" w:type="dxa"/>
+              <w:right w:w="120" w:type="dxa"/>
+            </w:tcMar>
+            <w:tcBorders>
+              <w:top w:val="single" w:sz="4" w:space="0" w:color="CBD5E1"/>
+              <w:bottom w:val="single" w:sz="4" w:space="0" w:color="CBD5E1"/>
+              <w:left w:val="single" w:sz="4" w:space="0" w:color="CBD5E1"/>
+              <w:right w:val="single" w:sz="4" w:space="0" w:color="CBD5E1"/>
+            </w:tcBorders>
+          </w:tcPr>
+          <w:p>
+            <w:pPr>
+              <w:jc w:val="left"/>
+            </w:pPr>
+            <w:r>
+              <w:rPr>
+                <w:rFonts w:ascii="Arial" w:hAnsi="Arial"/>
+                <w:color w:val="1E293B"/>
+                <w:sz w:val="18"/>
+              </w:rPr>
+              <w:t>Creates a STUDENT account</w:t>
+            </w:r>
+          </w:p>
+        </w:tc>
+        <w:tc>
+          <w:tcPr>
+            <w:tcW w:type="dxa" w:w="2160"/>
+            <w:shd w:fill="F8FAFC"/>
+            <w:tcMar>
+              <w:top w:w="80" w:type="dxa"/>
+              <w:bottom w:w="80" w:type="dxa"/>
+              <w:left w:w="120" w:type="dxa"/>
+              <w:right w:w="120" w:type="dxa"/>
+            </w:tcMar>
+            <w:tcBorders>
+              <w:top w:val="single" w:sz="4" w:space="0" w:color="CBD5E1"/>
+              <w:bottom w:val="single" w:sz="4" w:space="0" w:color="CBD5E1"/>
+              <w:left w:val="single" w:sz="4" w:space="0" w:color="CBD5E1"/>
+              <w:right w:val="single" w:sz="4" w:space="0" w:color="CBD5E1"/>
+            </w:tcBorders>
+          </w:tcPr>
+          <w:p>
+            <w:pPr>
+              <w:jc w:val="left"/>
+            </w:pPr>
+            <w:r>
+              <w:rPr>
+                <w:rFonts w:ascii="Arial" w:hAnsi="Arial"/>
+                <w:color w:val="1E293B"/>
+                <w:sz w:val="18"/>
+              </w:rPr>
+              <w:t>{ name, email, password }</w:t>
+            </w:r>
+          </w:p>
+        </w:tc>
+      </w:tr>
+      <w:tr>
+        <w:tc>
+          <w:tcPr>
+            <w:tcW w:type="dxa" w:w="1152"/>
+            <w:shd w:fill="FFFFFF"/>
+            <w:tcMar>
+              <w:top w:w="80" w:type="dxa"/>
+              <w:bottom w:w="80" w:type="dxa"/>
+              <w:left w:w="120" w:type="dxa"/>
+              <w:right w:w="120" w:type="dxa"/>
+            </w:tcMar>
+            <w:tcBorders>
+              <w:top w:val="single" w:sz="4" w:space="0" w:color="CBD5E1"/>
+              <w:bottom w:val="single" w:sz="4" w:space="0" w:color="CBD5E1"/>
+              <w:left w:val="single" w:sz="4" w:space="0" w:color="CBD5E1"/>
+              <w:right w:val="single" w:sz="4" w:space="0" w:color="CBD5E1"/>
+            </w:tcBorders>
+          </w:tcPr>
+          <w:p>
+            <w:pPr>
+              <w:jc w:val="left"/>
+            </w:pPr>
+            <w:r>
+              <w:rPr>
+                <w:rFonts w:ascii="Arial" w:hAnsi="Arial"/>
+                <w:color w:val="1E293B"/>
+                <w:sz w:val="18"/>
+              </w:rPr>
+              <w:t>PUT</w:t>
+            </w:r>
+          </w:p>
+        </w:tc>
+        <w:tc>
+          <w:tcPr>
+            <w:tcW w:type="dxa" w:w="2592"/>
+            <w:shd w:fill="FFFFFF"/>
+            <w:tcMar>
+              <w:top w:w="80" w:type="dxa"/>
+              <w:bottom w:w="80" w:type="dxa"/>
+              <w:left w:w="120" w:type="dxa"/>
+              <w:right w:w="120" w:type="dxa"/>
+            </w:tcMar>
+            <w:tcBorders>
+              <w:top w:val="single" w:sz="4" w:space="0" w:color="CBD5E1"/>
+              <w:bottom w:val="single" w:sz="4" w:space="0" w:color="CBD5E1"/>
+              <w:left w:val="single" w:sz="4" w:space="0" w:color="CBD5E1"/>
+              <w:right w:val="single" w:sz="4" w:space="0" w:color="CBD5E1"/>
+            </w:tcBorders>
+          </w:tcPr>
+          <w:p>
+            <w:pPr>
+              <w:jc w:val="left"/>
+            </w:pPr>
+            <w:r>
+              <w:rPr>
+                <w:rFonts w:ascii="Arial" w:hAnsi="Arial"/>
+                <w:color w:val="1E293B"/>
+                <w:sz w:val="18"/>
+              </w:rPr>
+              <w:t>/api/v1/auth/password</w:t>
             </w:r>
           </w:p>
         </w:tc>
@@ -4547,7 +4861,635 @@
                 <w:color w:val="1E293B"/>
                 <w:sz w:val="18"/>
               </w:rPr>
+              <w:t>Updates caller's password</w:t>
+            </w:r>
+          </w:p>
+        </w:tc>
+        <w:tc>
+          <w:tcPr>
+            <w:tcW w:type="dxa" w:w="2160"/>
+            <w:shd w:fill="FFFFFF"/>
+            <w:tcMar>
+              <w:top w:w="80" w:type="dxa"/>
+              <w:bottom w:w="80" w:type="dxa"/>
+              <w:left w:w="120" w:type="dxa"/>
+              <w:right w:w="120" w:type="dxa"/>
+            </w:tcMar>
+            <w:tcBorders>
+              <w:top w:val="single" w:sz="4" w:space="0" w:color="CBD5E1"/>
+              <w:bottom w:val="single" w:sz="4" w:space="0" w:color="CBD5E1"/>
+              <w:left w:val="single" w:sz="4" w:space="0" w:color="CBD5E1"/>
+              <w:right w:val="single" w:sz="4" w:space="0" w:color="CBD5E1"/>
+            </w:tcBorders>
+          </w:tcPr>
+          <w:p>
+            <w:pPr>
+              <w:jc w:val="left"/>
+            </w:pPr>
+            <w:r>
+              <w:rPr>
+                <w:rFonts w:ascii="Arial" w:hAnsi="Arial"/>
+                <w:color w:val="1E293B"/>
+                <w:sz w:val="18"/>
+              </w:rPr>
+              <w:t>Bearer + { old, new }</w:t>
+            </w:r>
+          </w:p>
+        </w:tc>
+      </w:tr>
+      <w:tr>
+        <w:tc>
+          <w:tcPr>
+            <w:tcW w:type="dxa" w:w="1152"/>
+            <w:shd w:fill="F8FAFC"/>
+            <w:tcMar>
+              <w:top w:w="80" w:type="dxa"/>
+              <w:bottom w:w="80" w:type="dxa"/>
+              <w:left w:w="120" w:type="dxa"/>
+              <w:right w:w="120" w:type="dxa"/>
+            </w:tcMar>
+            <w:tcBorders>
+              <w:top w:val="single" w:sz="4" w:space="0" w:color="CBD5E1"/>
+              <w:bottom w:val="single" w:sz="4" w:space="0" w:color="CBD5E1"/>
+              <w:left w:val="single" w:sz="4" w:space="0" w:color="CBD5E1"/>
+              <w:right w:val="single" w:sz="4" w:space="0" w:color="CBD5E1"/>
+            </w:tcBorders>
+          </w:tcPr>
+          <w:p>
+            <w:pPr>
+              <w:jc w:val="left"/>
+            </w:pPr>
+            <w:r>
+              <w:rPr>
+                <w:rFonts w:ascii="Arial" w:hAnsi="Arial"/>
+                <w:color w:val="1E293B"/>
+                <w:sz w:val="18"/>
+              </w:rPr>
+              <w:t>POST</w:t>
+            </w:r>
+          </w:p>
+        </w:tc>
+        <w:tc>
+          <w:tcPr>
+            <w:tcW w:type="dxa" w:w="2592"/>
+            <w:shd w:fill="F8FAFC"/>
+            <w:tcMar>
+              <w:top w:w="80" w:type="dxa"/>
+              <w:bottom w:w="80" w:type="dxa"/>
+              <w:left w:w="120" w:type="dxa"/>
+              <w:right w:w="120" w:type="dxa"/>
+            </w:tcMar>
+            <w:tcBorders>
+              <w:top w:val="single" w:sz="4" w:space="0" w:color="CBD5E1"/>
+              <w:bottom w:val="single" w:sz="4" w:space="0" w:color="CBD5E1"/>
+              <w:left w:val="single" w:sz="4" w:space="0" w:color="CBD5E1"/>
+              <w:right w:val="single" w:sz="4" w:space="0" w:color="CBD5E1"/>
+            </w:tcBorders>
+          </w:tcPr>
+          <w:p>
+            <w:pPr>
+              <w:jc w:val="left"/>
+            </w:pPr>
+            <w:r>
+              <w:rPr>
+                <w:rFonts w:ascii="Arial" w:hAnsi="Arial"/>
+                <w:color w:val="1E293B"/>
+                <w:sz w:val="18"/>
+              </w:rPr>
+              <w:t>/api/v1/auth/forgot-password</w:t>
+            </w:r>
+          </w:p>
+        </w:tc>
+        <w:tc>
+          <w:tcPr>
+            <w:tcW w:type="dxa" w:w="1584"/>
+            <w:shd w:fill="F8FAFC"/>
+            <w:tcMar>
+              <w:top w:w="80" w:type="dxa"/>
+              <w:bottom w:w="80" w:type="dxa"/>
+              <w:left w:w="120" w:type="dxa"/>
+              <w:right w:w="120" w:type="dxa"/>
+            </w:tcMar>
+            <w:tcBorders>
+              <w:top w:val="single" w:sz="4" w:space="0" w:color="CBD5E1"/>
+              <w:bottom w:val="single" w:sz="4" w:space="0" w:color="CBD5E1"/>
+              <w:left w:val="single" w:sz="4" w:space="0" w:color="CBD5E1"/>
+              <w:right w:val="single" w:sz="4" w:space="0" w:color="CBD5E1"/>
+            </w:tcBorders>
+          </w:tcPr>
+          <w:p>
+            <w:pPr>
+              <w:jc w:val="left"/>
+            </w:pPr>
+            <w:r>
+              <w:rPr>
+                <w:rFonts w:ascii="Arial" w:hAnsi="Arial"/>
+                <w:color w:val="1E293B"/>
+                <w:sz w:val="18"/>
+              </w:rPr>
+              <w:t>Public</w:t>
+            </w:r>
+          </w:p>
+        </w:tc>
+        <w:tc>
+          <w:tcPr>
+            <w:tcW w:type="dxa" w:w="1872"/>
+            <w:shd w:fill="F8FAFC"/>
+            <w:tcMar>
+              <w:top w:w="80" w:type="dxa"/>
+              <w:bottom w:w="80" w:type="dxa"/>
+              <w:left w:w="120" w:type="dxa"/>
+              <w:right w:w="120" w:type="dxa"/>
+            </w:tcMar>
+            <w:tcBorders>
+              <w:top w:val="single" w:sz="4" w:space="0" w:color="CBD5E1"/>
+              <w:bottom w:val="single" w:sz="4" w:space="0" w:color="CBD5E1"/>
+              <w:left w:val="single" w:sz="4" w:space="0" w:color="CBD5E1"/>
+              <w:right w:val="single" w:sz="4" w:space="0" w:color="CBD5E1"/>
+            </w:tcBorders>
+          </w:tcPr>
+          <w:p>
+            <w:pPr>
+              <w:jc w:val="left"/>
+            </w:pPr>
+            <w:r>
+              <w:rPr>
+                <w:rFonts w:ascii="Arial" w:hAnsi="Arial"/>
+                <w:color w:val="1E293B"/>
+                <w:sz w:val="18"/>
+              </w:rPr>
+              <w:t>Anti-enumeration reset stub</w:t>
+            </w:r>
+          </w:p>
+        </w:tc>
+        <w:tc>
+          <w:tcPr>
+            <w:tcW w:type="dxa" w:w="2160"/>
+            <w:shd w:fill="F8FAFC"/>
+            <w:tcMar>
+              <w:top w:w="80" w:type="dxa"/>
+              <w:bottom w:w="80" w:type="dxa"/>
+              <w:left w:w="120" w:type="dxa"/>
+              <w:right w:w="120" w:type="dxa"/>
+            </w:tcMar>
+            <w:tcBorders>
+              <w:top w:val="single" w:sz="4" w:space="0" w:color="CBD5E1"/>
+              <w:bottom w:val="single" w:sz="4" w:space="0" w:color="CBD5E1"/>
+              <w:left w:val="single" w:sz="4" w:space="0" w:color="CBD5E1"/>
+              <w:right w:val="single" w:sz="4" w:space="0" w:color="CBD5E1"/>
+            </w:tcBorders>
+          </w:tcPr>
+          <w:p>
+            <w:pPr>
+              <w:jc w:val="left"/>
+            </w:pPr>
+            <w:r>
+              <w:rPr>
+                <w:rFonts w:ascii="Arial" w:hAnsi="Arial"/>
+                <w:color w:val="1E293B"/>
+                <w:sz w:val="18"/>
+              </w:rPr>
+              <w:t>{ email }</w:t>
+            </w:r>
+          </w:p>
+        </w:tc>
+      </w:tr>
+      <w:tr>
+        <w:tc>
+          <w:tcPr>
+            <w:tcW w:type="dxa" w:w="1152"/>
+            <w:shd w:fill="FFFFFF"/>
+            <w:tcMar>
+              <w:top w:w="80" w:type="dxa"/>
+              <w:bottom w:w="80" w:type="dxa"/>
+              <w:left w:w="120" w:type="dxa"/>
+              <w:right w:w="120" w:type="dxa"/>
+            </w:tcMar>
+            <w:tcBorders>
+              <w:top w:val="single" w:sz="4" w:space="0" w:color="CBD5E1"/>
+              <w:bottom w:val="single" w:sz="4" w:space="0" w:color="CBD5E1"/>
+              <w:left w:val="single" w:sz="4" w:space="0" w:color="CBD5E1"/>
+              <w:right w:val="single" w:sz="4" w:space="0" w:color="CBD5E1"/>
+            </w:tcBorders>
+          </w:tcPr>
+          <w:p>
+            <w:pPr>
+              <w:jc w:val="left"/>
+            </w:pPr>
+            <w:r>
+              <w:rPr>
+                <w:rFonts w:ascii="Arial" w:hAnsi="Arial"/>
+                <w:color w:val="1E293B"/>
+                <w:sz w:val="18"/>
+              </w:rPr>
+              <w:t>POST</w:t>
+            </w:r>
+          </w:p>
+        </w:tc>
+        <w:tc>
+          <w:tcPr>
+            <w:tcW w:type="dxa" w:w="2592"/>
+            <w:shd w:fill="FFFFFF"/>
+            <w:tcMar>
+              <w:top w:w="80" w:type="dxa"/>
+              <w:bottom w:w="80" w:type="dxa"/>
+              <w:left w:w="120" w:type="dxa"/>
+              <w:right w:w="120" w:type="dxa"/>
+            </w:tcMar>
+            <w:tcBorders>
+              <w:top w:val="single" w:sz="4" w:space="0" w:color="CBD5E1"/>
+              <w:bottom w:val="single" w:sz="4" w:space="0" w:color="CBD5E1"/>
+              <w:left w:val="single" w:sz="4" w:space="0" w:color="CBD5E1"/>
+              <w:right w:val="single" w:sz="4" w:space="0" w:color="CBD5E1"/>
+            </w:tcBorders>
+          </w:tcPr>
+          <w:p>
+            <w:pPr>
+              <w:jc w:val="left"/>
+            </w:pPr>
+            <w:r>
+              <w:rPr>
+                <w:rFonts w:ascii="Arial" w:hAnsi="Arial"/>
+                <w:color w:val="1E293B"/>
+                <w:sz w:val="18"/>
+              </w:rPr>
+              <w:t>/api/v1/auth/google</w:t>
+            </w:r>
+          </w:p>
+        </w:tc>
+        <w:tc>
+          <w:tcPr>
+            <w:tcW w:type="dxa" w:w="1584"/>
+            <w:shd w:fill="FFFFFF"/>
+            <w:tcMar>
+              <w:top w:w="80" w:type="dxa"/>
+              <w:bottom w:w="80" w:type="dxa"/>
+              <w:left w:w="120" w:type="dxa"/>
+              <w:right w:w="120" w:type="dxa"/>
+            </w:tcMar>
+            <w:tcBorders>
+              <w:top w:val="single" w:sz="4" w:space="0" w:color="CBD5E1"/>
+              <w:bottom w:val="single" w:sz="4" w:space="0" w:color="CBD5E1"/>
+              <w:left w:val="single" w:sz="4" w:space="0" w:color="CBD5E1"/>
+              <w:right w:val="single" w:sz="4" w:space="0" w:color="CBD5E1"/>
+            </w:tcBorders>
+          </w:tcPr>
+          <w:p>
+            <w:pPr>
+              <w:jc w:val="left"/>
+            </w:pPr>
+            <w:r>
+              <w:rPr>
+                <w:rFonts w:ascii="Arial" w:hAnsi="Arial"/>
+                <w:color w:val="1E293B"/>
+                <w:sz w:val="18"/>
+              </w:rPr>
+              <w:t>Public</w:t>
+            </w:r>
+          </w:p>
+        </w:tc>
+        <w:tc>
+          <w:tcPr>
+            <w:tcW w:type="dxa" w:w="1872"/>
+            <w:shd w:fill="FFFFFF"/>
+            <w:tcMar>
+              <w:top w:w="80" w:type="dxa"/>
+              <w:bottom w:w="80" w:type="dxa"/>
+              <w:left w:w="120" w:type="dxa"/>
+              <w:right w:w="120" w:type="dxa"/>
+            </w:tcMar>
+            <w:tcBorders>
+              <w:top w:val="single" w:sz="4" w:space="0" w:color="CBD5E1"/>
+              <w:bottom w:val="single" w:sz="4" w:space="0" w:color="CBD5E1"/>
+              <w:left w:val="single" w:sz="4" w:space="0" w:color="CBD5E1"/>
+              <w:right w:val="single" w:sz="4" w:space="0" w:color="CBD5E1"/>
+            </w:tcBorders>
+          </w:tcPr>
+          <w:p>
+            <w:pPr>
+              <w:jc w:val="left"/>
+            </w:pPr>
+            <w:r>
+              <w:rPr>
+                <w:rFonts w:ascii="Arial" w:hAnsi="Arial"/>
+                <w:color w:val="1E293B"/>
+                <w:sz w:val="18"/>
+              </w:rPr>
+              <w:t>Google id_token exchange (server-verified)</w:t>
+            </w:r>
+          </w:p>
+        </w:tc>
+        <w:tc>
+          <w:tcPr>
+            <w:tcW w:type="dxa" w:w="2160"/>
+            <w:shd w:fill="FFFFFF"/>
+            <w:tcMar>
+              <w:top w:w="80" w:type="dxa"/>
+              <w:bottom w:w="80" w:type="dxa"/>
+              <w:left w:w="120" w:type="dxa"/>
+              <w:right w:w="120" w:type="dxa"/>
+            </w:tcMar>
+            <w:tcBorders>
+              <w:top w:val="single" w:sz="4" w:space="0" w:color="CBD5E1"/>
+              <w:bottom w:val="single" w:sz="4" w:space="0" w:color="CBD5E1"/>
+              <w:left w:val="single" w:sz="4" w:space="0" w:color="CBD5E1"/>
+              <w:right w:val="single" w:sz="4" w:space="0" w:color="CBD5E1"/>
+            </w:tcBorders>
+          </w:tcPr>
+          <w:p>
+            <w:pPr>
+              <w:jc w:val="left"/>
+            </w:pPr>
+            <w:r>
+              <w:rPr>
+                <w:rFonts w:ascii="Arial" w:hAnsi="Arial"/>
+                <w:color w:val="1E293B"/>
+                <w:sz w:val="18"/>
+              </w:rPr>
+              <w:t>{ token }</w:t>
+            </w:r>
+          </w:p>
+        </w:tc>
+      </w:tr>
+      <w:tr>
+        <w:tc>
+          <w:tcPr>
+            <w:tcW w:type="dxa" w:w="1152"/>
+            <w:shd w:fill="F8FAFC"/>
+            <w:tcMar>
+              <w:top w:w="80" w:type="dxa"/>
+              <w:bottom w:w="80" w:type="dxa"/>
+              <w:left w:w="120" w:type="dxa"/>
+              <w:right w:w="120" w:type="dxa"/>
+            </w:tcMar>
+            <w:tcBorders>
+              <w:top w:val="single" w:sz="4" w:space="0" w:color="CBD5E1"/>
+              <w:bottom w:val="single" w:sz="4" w:space="0" w:color="CBD5E1"/>
+              <w:left w:val="single" w:sz="4" w:space="0" w:color="CBD5E1"/>
+              <w:right w:val="single" w:sz="4" w:space="0" w:color="CBD5E1"/>
+            </w:tcBorders>
+          </w:tcPr>
+          <w:p>
+            <w:pPr>
+              <w:jc w:val="left"/>
+            </w:pPr>
+            <w:r>
+              <w:rPr>
+                <w:rFonts w:ascii="Arial" w:hAnsi="Arial"/>
+                <w:color w:val="1E293B"/>
+                <w:sz w:val="18"/>
+              </w:rPr>
+              <w:t>POST</w:t>
+            </w:r>
+          </w:p>
+        </w:tc>
+        <w:tc>
+          <w:tcPr>
+            <w:tcW w:type="dxa" w:w="2592"/>
+            <w:shd w:fill="F8FAFC"/>
+            <w:tcMar>
+              <w:top w:w="80" w:type="dxa"/>
+              <w:bottom w:w="80" w:type="dxa"/>
+              <w:left w:w="120" w:type="dxa"/>
+              <w:right w:w="120" w:type="dxa"/>
+            </w:tcMar>
+            <w:tcBorders>
+              <w:top w:val="single" w:sz="4" w:space="0" w:color="CBD5E1"/>
+              <w:bottom w:val="single" w:sz="4" w:space="0" w:color="CBD5E1"/>
+              <w:left w:val="single" w:sz="4" w:space="0" w:color="CBD5E1"/>
+              <w:right w:val="single" w:sz="4" w:space="0" w:color="CBD5E1"/>
+            </w:tcBorders>
+          </w:tcPr>
+          <w:p>
+            <w:pPr>
+              <w:jc w:val="left"/>
+            </w:pPr>
+            <w:r>
+              <w:rPr>
+                <w:rFonts w:ascii="Arial" w:hAnsi="Arial"/>
+                <w:color w:val="1E293B"/>
+                <w:sz w:val="18"/>
+              </w:rPr>
+              <w:t>/api/v1/auth/logout</w:t>
+            </w:r>
+          </w:p>
+        </w:tc>
+        <w:tc>
+          <w:tcPr>
+            <w:tcW w:type="dxa" w:w="1584"/>
+            <w:shd w:fill="F8FAFC"/>
+            <w:tcMar>
+              <w:top w:w="80" w:type="dxa"/>
+              <w:bottom w:w="80" w:type="dxa"/>
+              <w:left w:w="120" w:type="dxa"/>
+              <w:right w:w="120" w:type="dxa"/>
+            </w:tcMar>
+            <w:tcBorders>
+              <w:top w:val="single" w:sz="4" w:space="0" w:color="CBD5E1"/>
+              <w:bottom w:val="single" w:sz="4" w:space="0" w:color="CBD5E1"/>
+              <w:left w:val="single" w:sz="4" w:space="0" w:color="CBD5E1"/>
+              <w:right w:val="single" w:sz="4" w:space="0" w:color="CBD5E1"/>
+            </w:tcBorders>
+          </w:tcPr>
+          <w:p>
+            <w:pPr>
+              <w:jc w:val="left"/>
+            </w:pPr>
+            <w:r>
+              <w:rPr>
+                <w:rFonts w:ascii="Arial" w:hAnsi="Arial"/>
+                <w:color w:val="1E293B"/>
+                <w:sz w:val="18"/>
+              </w:rPr>
+              <w:t>Auth</w:t>
+            </w:r>
+          </w:p>
+        </w:tc>
+        <w:tc>
+          <w:tcPr>
+            <w:tcW w:type="dxa" w:w="1872"/>
+            <w:shd w:fill="F8FAFC"/>
+            <w:tcMar>
+              <w:top w:w="80" w:type="dxa"/>
+              <w:bottom w:w="80" w:type="dxa"/>
+              <w:left w:w="120" w:type="dxa"/>
+              <w:right w:w="120" w:type="dxa"/>
+            </w:tcMar>
+            <w:tcBorders>
+              <w:top w:val="single" w:sz="4" w:space="0" w:color="CBD5E1"/>
+              <w:bottom w:val="single" w:sz="4" w:space="0" w:color="CBD5E1"/>
+              <w:left w:val="single" w:sz="4" w:space="0" w:color="CBD5E1"/>
+              <w:right w:val="single" w:sz="4" w:space="0" w:color="CBD5E1"/>
+            </w:tcBorders>
+          </w:tcPr>
+          <w:p>
+            <w:pPr>
+              <w:jc w:val="left"/>
+            </w:pPr>
+            <w:r>
+              <w:rPr>
+                <w:rFonts w:ascii="Arial" w:hAnsi="Arial"/>
+                <w:color w:val="1E293B"/>
+                <w:sz w:val="18"/>
+              </w:rPr>
               <w:t>Revokes JWT via jti blocklist</w:t>
+            </w:r>
+          </w:p>
+        </w:tc>
+        <w:tc>
+          <w:tcPr>
+            <w:tcW w:type="dxa" w:w="2160"/>
+            <w:shd w:fill="F8FAFC"/>
+            <w:tcMar>
+              <w:top w:w="80" w:type="dxa"/>
+              <w:bottom w:w="80" w:type="dxa"/>
+              <w:left w:w="120" w:type="dxa"/>
+              <w:right w:w="120" w:type="dxa"/>
+            </w:tcMar>
+            <w:tcBorders>
+              <w:top w:val="single" w:sz="4" w:space="0" w:color="CBD5E1"/>
+              <w:bottom w:val="single" w:sz="4" w:space="0" w:color="CBD5E1"/>
+              <w:left w:val="single" w:sz="4" w:space="0" w:color="CBD5E1"/>
+              <w:right w:val="single" w:sz="4" w:space="0" w:color="CBD5E1"/>
+            </w:tcBorders>
+          </w:tcPr>
+          <w:p>
+            <w:pPr>
+              <w:jc w:val="left"/>
+            </w:pPr>
+            <w:r>
+              <w:rPr>
+                <w:rFonts w:ascii="Arial" w:hAnsi="Arial"/>
+                <w:color w:val="1E293B"/>
+                <w:sz w:val="18"/>
+              </w:rPr>
+              <w:t>Bearer Token Header</w:t>
+            </w:r>
+          </w:p>
+        </w:tc>
+      </w:tr>
+      <w:tr>
+        <w:tc>
+          <w:tcPr>
+            <w:tcW w:type="dxa" w:w="1152"/>
+            <w:shd w:fill="FFFFFF"/>
+            <w:tcMar>
+              <w:top w:w="80" w:type="dxa"/>
+              <w:bottom w:w="80" w:type="dxa"/>
+              <w:left w:w="120" w:type="dxa"/>
+              <w:right w:w="120" w:type="dxa"/>
+            </w:tcMar>
+            <w:tcBorders>
+              <w:top w:val="single" w:sz="4" w:space="0" w:color="CBD5E1"/>
+              <w:bottom w:val="single" w:sz="4" w:space="0" w:color="CBD5E1"/>
+              <w:left w:val="single" w:sz="4" w:space="0" w:color="CBD5E1"/>
+              <w:right w:val="single" w:sz="4" w:space="0" w:color="CBD5E1"/>
+            </w:tcBorders>
+          </w:tcPr>
+          <w:p>
+            <w:pPr>
+              <w:jc w:val="left"/>
+            </w:pPr>
+            <w:r>
+              <w:rPr>
+                <w:rFonts w:ascii="Arial" w:hAnsi="Arial"/>
+                <w:color w:val="1E293B"/>
+                <w:sz w:val="18"/>
+              </w:rPr>
+              <w:t>POST</w:t>
+            </w:r>
+          </w:p>
+        </w:tc>
+        <w:tc>
+          <w:tcPr>
+            <w:tcW w:type="dxa" w:w="2592"/>
+            <w:shd w:fill="FFFFFF"/>
+            <w:tcMar>
+              <w:top w:w="80" w:type="dxa"/>
+              <w:bottom w:w="80" w:type="dxa"/>
+              <w:left w:w="120" w:type="dxa"/>
+              <w:right w:w="120" w:type="dxa"/>
+            </w:tcMar>
+            <w:tcBorders>
+              <w:top w:val="single" w:sz="4" w:space="0" w:color="CBD5E1"/>
+              <w:bottom w:val="single" w:sz="4" w:space="0" w:color="CBD5E1"/>
+              <w:left w:val="single" w:sz="4" w:space="0" w:color="CBD5E1"/>
+              <w:right w:val="single" w:sz="4" w:space="0" w:color="CBD5E1"/>
+            </w:tcBorders>
+          </w:tcPr>
+          <w:p>
+            <w:pPr>
+              <w:jc w:val="left"/>
+            </w:pPr>
+            <w:r>
+              <w:rPr>
+                <w:rFonts w:ascii="Arial" w:hAnsi="Arial"/>
+                <w:color w:val="1E293B"/>
+                <w:sz w:val="18"/>
+              </w:rPr>
+              <w:t>/api/v1/auth/logout-all</w:t>
+            </w:r>
+          </w:p>
+        </w:tc>
+        <w:tc>
+          <w:tcPr>
+            <w:tcW w:type="dxa" w:w="1584"/>
+            <w:shd w:fill="FFFFFF"/>
+            <w:tcMar>
+              <w:top w:w="80" w:type="dxa"/>
+              <w:bottom w:w="80" w:type="dxa"/>
+              <w:left w:w="120" w:type="dxa"/>
+              <w:right w:w="120" w:type="dxa"/>
+            </w:tcMar>
+            <w:tcBorders>
+              <w:top w:val="single" w:sz="4" w:space="0" w:color="CBD5E1"/>
+              <w:bottom w:val="single" w:sz="4" w:space="0" w:color="CBD5E1"/>
+              <w:left w:val="single" w:sz="4" w:space="0" w:color="CBD5E1"/>
+              <w:right w:val="single" w:sz="4" w:space="0" w:color="CBD5E1"/>
+            </w:tcBorders>
+          </w:tcPr>
+          <w:p>
+            <w:pPr>
+              <w:jc w:val="left"/>
+            </w:pPr>
+            <w:r>
+              <w:rPr>
+                <w:rFonts w:ascii="Arial" w:hAnsi="Arial"/>
+                <w:color w:val="1E293B"/>
+                <w:sz w:val="18"/>
+              </w:rPr>
+              <w:t>Auth</w:t>
+            </w:r>
+          </w:p>
+        </w:tc>
+        <w:tc>
+          <w:tcPr>
+            <w:tcW w:type="dxa" w:w="1872"/>
+            <w:shd w:fill="FFFFFF"/>
+            <w:tcMar>
+              <w:top w:w="80" w:type="dxa"/>
+              <w:bottom w:w="80" w:type="dxa"/>
+              <w:left w:w="120" w:type="dxa"/>
+              <w:right w:w="120" w:type="dxa"/>
+            </w:tcMar>
+            <w:tcBorders>
+              <w:top w:val="single" w:sz="4" w:space="0" w:color="CBD5E1"/>
+              <w:bottom w:val="single" w:sz="4" w:space="0" w:color="CBD5E1"/>
+              <w:left w:val="single" w:sz="4" w:space="0" w:color="CBD5E1"/>
+              <w:right w:val="single" w:sz="4" w:space="0" w:color="CBD5E1"/>
+            </w:tcBorders>
+          </w:tcPr>
+          <w:p>
+            <w:pPr>
+              <w:jc w:val="left"/>
+            </w:pPr>
+            <w:r>
+              <w:rPr>
+                <w:rFonts w:ascii="Arial" w:hAnsi="Arial"/>
+                <w:color w:val="1E293B"/>
+                <w:sz w:val="18"/>
+              </w:rPr>
+              <w:t>Revokes ALL sessions for the user (iat-based revocation)</w:t>
             </w:r>
           </w:p>
         </w:tc>
@@ -4642,7 +5584,7 @@
                 <w:color w:val="1E293B"/>
                 <w:sz w:val="18"/>
               </w:rPr>
-              <w:t>/api/ping</w:t>
+              <w:t>/api/v1/announcements</w:t>
             </w:r>
           </w:p>
         </w:tc>
@@ -4673,7 +5615,7 @@
                 <w:color w:val="1E293B"/>
                 <w:sz w:val="18"/>
               </w:rPr>
-              <w:t>Public</w:t>
+              <w:t>Student+</w:t>
             </w:r>
           </w:p>
         </w:tc>
@@ -4704,7 +5646,7 @@
                 <w:color w:val="1E293B"/>
                 <w:sz w:val="18"/>
               </w:rPr>
-              <w:t>Liveness probe</w:t>
+              <w:t>School-wide announcements feed</w:t>
             </w:r>
           </w:p>
         </w:tc>
@@ -4735,7 +5677,7 @@
                 <w:color w:val="1E293B"/>
                 <w:sz w:val="18"/>
               </w:rPr>
-              <w:t>None (Returns 200 pong)</w:t>
+              <w:t>limit query param (default 10)</w:t>
             </w:r>
           </w:p>
         </w:tc>
@@ -4799,7 +5741,321 @@
                 <w:color w:val="1E293B"/>
                 <w:sz w:val="18"/>
               </w:rPr>
-              <w:t>/healthz</w:t>
+              <w:t>/api/v1/assignments</w:t>
+            </w:r>
+          </w:p>
+        </w:tc>
+        <w:tc>
+          <w:tcPr>
+            <w:tcW w:type="dxa" w:w="1584"/>
+            <w:shd w:fill="FFFFFF"/>
+            <w:tcMar>
+              <w:top w:w="80" w:type="dxa"/>
+              <w:bottom w:w="80" w:type="dxa"/>
+              <w:left w:w="120" w:type="dxa"/>
+              <w:right w:w="120" w:type="dxa"/>
+            </w:tcMar>
+            <w:tcBorders>
+              <w:top w:val="single" w:sz="4" w:space="0" w:color="CBD5E1"/>
+              <w:bottom w:val="single" w:sz="4" w:space="0" w:color="CBD5E1"/>
+              <w:left w:val="single" w:sz="4" w:space="0" w:color="CBD5E1"/>
+              <w:right w:val="single" w:sz="4" w:space="0" w:color="CBD5E1"/>
+            </w:tcBorders>
+          </w:tcPr>
+          <w:p>
+            <w:pPr>
+              <w:jc w:val="left"/>
+            </w:pPr>
+            <w:r>
+              <w:rPr>
+                <w:rFonts w:ascii="Arial" w:hAnsi="Arial"/>
+                <w:color w:val="1E293B"/>
+                <w:sz w:val="18"/>
+              </w:rPr>
+              <w:t>Student+</w:t>
+            </w:r>
+          </w:p>
+        </w:tc>
+        <w:tc>
+          <w:tcPr>
+            <w:tcW w:type="dxa" w:w="1872"/>
+            <w:shd w:fill="FFFFFF"/>
+            <w:tcMar>
+              <w:top w:w="80" w:type="dxa"/>
+              <w:bottom w:w="80" w:type="dxa"/>
+              <w:left w:w="120" w:type="dxa"/>
+              <w:right w:w="120" w:type="dxa"/>
+            </w:tcMar>
+            <w:tcBorders>
+              <w:top w:val="single" w:sz="4" w:space="0" w:color="CBD5E1"/>
+              <w:bottom w:val="single" w:sz="4" w:space="0" w:color="CBD5E1"/>
+              <w:left w:val="single" w:sz="4" w:space="0" w:color="CBD5E1"/>
+              <w:right w:val="single" w:sz="4" w:space="0" w:color="CBD5E1"/>
+            </w:tcBorders>
+          </w:tcPr>
+          <w:p>
+            <w:pPr>
+              <w:jc w:val="left"/>
+            </w:pPr>
+            <w:r>
+              <w:rPr>
+                <w:rFonts w:ascii="Arial" w:hAnsi="Arial"/>
+                <w:color w:val="1E293B"/>
+                <w:sz w:val="18"/>
+              </w:rPr>
+              <w:t>Assignments for the learner's classes</w:t>
+            </w:r>
+          </w:p>
+        </w:tc>
+        <w:tc>
+          <w:tcPr>
+            <w:tcW w:type="dxa" w:w="2160"/>
+            <w:shd w:fill="FFFFFF"/>
+            <w:tcMar>
+              <w:top w:w="80" w:type="dxa"/>
+              <w:bottom w:w="80" w:type="dxa"/>
+              <w:left w:w="120" w:type="dxa"/>
+              <w:right w:w="120" w:type="dxa"/>
+            </w:tcMar>
+            <w:tcBorders>
+              <w:top w:val="single" w:sz="4" w:space="0" w:color="CBD5E1"/>
+              <w:bottom w:val="single" w:sz="4" w:space="0" w:color="CBD5E1"/>
+              <w:left w:val="single" w:sz="4" w:space="0" w:color="CBD5E1"/>
+              <w:right w:val="single" w:sz="4" w:space="0" w:color="CBD5E1"/>
+            </w:tcBorders>
+          </w:tcPr>
+          <w:p>
+            <w:pPr>
+              <w:jc w:val="left"/>
+            </w:pPr>
+            <w:r>
+              <w:rPr>
+                <w:rFonts w:ascii="Arial" w:hAnsi="Arial"/>
+                <w:color w:val="1E293B"/>
+                <w:sz w:val="18"/>
+              </w:rPr>
+              <w:t>Bearer Token Header</w:t>
+            </w:r>
+          </w:p>
+        </w:tc>
+      </w:tr>
+      <w:tr>
+        <w:tc>
+          <w:tcPr>
+            <w:tcW w:type="dxa" w:w="1152"/>
+            <w:shd w:fill="F8FAFC"/>
+            <w:tcMar>
+              <w:top w:w="80" w:type="dxa"/>
+              <w:bottom w:w="80" w:type="dxa"/>
+              <w:left w:w="120" w:type="dxa"/>
+              <w:right w:w="120" w:type="dxa"/>
+            </w:tcMar>
+            <w:tcBorders>
+              <w:top w:val="single" w:sz="4" w:space="0" w:color="CBD5E1"/>
+              <w:bottom w:val="single" w:sz="4" w:space="0" w:color="CBD5E1"/>
+              <w:left w:val="single" w:sz="4" w:space="0" w:color="CBD5E1"/>
+              <w:right w:val="single" w:sz="4" w:space="0" w:color="CBD5E1"/>
+            </w:tcBorders>
+          </w:tcPr>
+          <w:p>
+            <w:pPr>
+              <w:jc w:val="left"/>
+            </w:pPr>
+            <w:r>
+              <w:rPr>
+                <w:rFonts w:ascii="Arial" w:hAnsi="Arial"/>
+                <w:color w:val="1E293B"/>
+                <w:sz w:val="18"/>
+              </w:rPr>
+              <w:t>POST</w:t>
+            </w:r>
+          </w:p>
+        </w:tc>
+        <w:tc>
+          <w:tcPr>
+            <w:tcW w:type="dxa" w:w="2592"/>
+            <w:shd w:fill="F8FAFC"/>
+            <w:tcMar>
+              <w:top w:w="80" w:type="dxa"/>
+              <w:bottom w:w="80" w:type="dxa"/>
+              <w:left w:w="120" w:type="dxa"/>
+              <w:right w:w="120" w:type="dxa"/>
+            </w:tcMar>
+            <w:tcBorders>
+              <w:top w:val="single" w:sz="4" w:space="0" w:color="CBD5E1"/>
+              <w:bottom w:val="single" w:sz="4" w:space="0" w:color="CBD5E1"/>
+              <w:left w:val="single" w:sz="4" w:space="0" w:color="CBD5E1"/>
+              <w:right w:val="single" w:sz="4" w:space="0" w:color="CBD5E1"/>
+            </w:tcBorders>
+          </w:tcPr>
+          <w:p>
+            <w:pPr>
+              <w:jc w:val="left"/>
+            </w:pPr>
+            <w:r>
+              <w:rPr>
+                <w:rFonts w:ascii="Arial" w:hAnsi="Arial"/>
+                <w:color w:val="1E293B"/>
+                <w:sz w:val="18"/>
+              </w:rPr>
+              <w:t>/api/v1/assignments/:assignment_id/submit</w:t>
+            </w:r>
+          </w:p>
+        </w:tc>
+        <w:tc>
+          <w:tcPr>
+            <w:tcW w:type="dxa" w:w="1584"/>
+            <w:shd w:fill="F8FAFC"/>
+            <w:tcMar>
+              <w:top w:w="80" w:type="dxa"/>
+              <w:bottom w:w="80" w:type="dxa"/>
+              <w:left w:w="120" w:type="dxa"/>
+              <w:right w:w="120" w:type="dxa"/>
+            </w:tcMar>
+            <w:tcBorders>
+              <w:top w:val="single" w:sz="4" w:space="0" w:color="CBD5E1"/>
+              <w:bottom w:val="single" w:sz="4" w:space="0" w:color="CBD5E1"/>
+              <w:left w:val="single" w:sz="4" w:space="0" w:color="CBD5E1"/>
+              <w:right w:val="single" w:sz="4" w:space="0" w:color="CBD5E1"/>
+            </w:tcBorders>
+          </w:tcPr>
+          <w:p>
+            <w:pPr>
+              <w:jc w:val="left"/>
+            </w:pPr>
+            <w:r>
+              <w:rPr>
+                <w:rFonts w:ascii="Arial" w:hAnsi="Arial"/>
+                <w:color w:val="1E293B"/>
+                <w:sz w:val="18"/>
+              </w:rPr>
+              <w:t>Student+</w:t>
+            </w:r>
+          </w:p>
+        </w:tc>
+        <w:tc>
+          <w:tcPr>
+            <w:tcW w:type="dxa" w:w="1872"/>
+            <w:shd w:fill="F8FAFC"/>
+            <w:tcMar>
+              <w:top w:w="80" w:type="dxa"/>
+              <w:bottom w:w="80" w:type="dxa"/>
+              <w:left w:w="120" w:type="dxa"/>
+              <w:right w:w="120" w:type="dxa"/>
+            </w:tcMar>
+            <w:tcBorders>
+              <w:top w:val="single" w:sz="4" w:space="0" w:color="CBD5E1"/>
+              <w:bottom w:val="single" w:sz="4" w:space="0" w:color="CBD5E1"/>
+              <w:left w:val="single" w:sz="4" w:space="0" w:color="CBD5E1"/>
+              <w:right w:val="single" w:sz="4" w:space="0" w:color="CBD5E1"/>
+            </w:tcBorders>
+          </w:tcPr>
+          <w:p>
+            <w:pPr>
+              <w:jc w:val="left"/>
+            </w:pPr>
+            <w:r>
+              <w:rPr>
+                <w:rFonts w:ascii="Arial" w:hAnsi="Arial"/>
+                <w:color w:val="1E293B"/>
+                <w:sz w:val="18"/>
+              </w:rPr>
+              <w:t>Submit/update assignment answer (idempotent)</w:t>
+            </w:r>
+          </w:p>
+        </w:tc>
+        <w:tc>
+          <w:tcPr>
+            <w:tcW w:type="dxa" w:w="2160"/>
+            <w:shd w:fill="F8FAFC"/>
+            <w:tcMar>
+              <w:top w:w="80" w:type="dxa"/>
+              <w:bottom w:w="80" w:type="dxa"/>
+              <w:left w:w="120" w:type="dxa"/>
+              <w:right w:w="120" w:type="dxa"/>
+            </w:tcMar>
+            <w:tcBorders>
+              <w:top w:val="single" w:sz="4" w:space="0" w:color="CBD5E1"/>
+              <w:bottom w:val="single" w:sz="4" w:space="0" w:color="CBD5E1"/>
+              <w:left w:val="single" w:sz="4" w:space="0" w:color="CBD5E1"/>
+              <w:right w:val="single" w:sz="4" w:space="0" w:color="CBD5E1"/>
+            </w:tcBorders>
+          </w:tcPr>
+          <w:p>
+            <w:pPr>
+              <w:jc w:val="left"/>
+            </w:pPr>
+            <w:r>
+              <w:rPr>
+                <w:rFonts w:ascii="Arial" w:hAnsi="Arial"/>
+                <w:color w:val="1E293B"/>
+                <w:sz w:val="18"/>
+              </w:rPr>
+              <w:t>{ note }</w:t>
+            </w:r>
+          </w:p>
+        </w:tc>
+      </w:tr>
+      <w:tr>
+        <w:tc>
+          <w:tcPr>
+            <w:tcW w:type="dxa" w:w="1152"/>
+            <w:shd w:fill="FFFFFF"/>
+            <w:tcMar>
+              <w:top w:w="80" w:type="dxa"/>
+              <w:bottom w:w="80" w:type="dxa"/>
+              <w:left w:w="120" w:type="dxa"/>
+              <w:right w:w="120" w:type="dxa"/>
+            </w:tcMar>
+            <w:tcBorders>
+              <w:top w:val="single" w:sz="4" w:space="0" w:color="CBD5E1"/>
+              <w:bottom w:val="single" w:sz="4" w:space="0" w:color="CBD5E1"/>
+              <w:left w:val="single" w:sz="4" w:space="0" w:color="CBD5E1"/>
+              <w:right w:val="single" w:sz="4" w:space="0" w:color="CBD5E1"/>
+            </w:tcBorders>
+          </w:tcPr>
+          <w:p>
+            <w:pPr>
+              <w:jc w:val="left"/>
+            </w:pPr>
+            <w:r>
+              <w:rPr>
+                <w:rFonts w:ascii="Arial" w:hAnsi="Arial"/>
+                <w:color w:val="1E293B"/>
+                <w:sz w:val="18"/>
+              </w:rPr>
+              <w:t>GET</w:t>
+            </w:r>
+          </w:p>
+        </w:tc>
+        <w:tc>
+          <w:tcPr>
+            <w:tcW w:type="dxa" w:w="2592"/>
+            <w:shd w:fill="FFFFFF"/>
+            <w:tcMar>
+              <w:top w:w="80" w:type="dxa"/>
+              <w:bottom w:w="80" w:type="dxa"/>
+              <w:left w:w="120" w:type="dxa"/>
+              <w:right w:w="120" w:type="dxa"/>
+            </w:tcMar>
+            <w:tcBorders>
+              <w:top w:val="single" w:sz="4" w:space="0" w:color="CBD5E1"/>
+              <w:bottom w:val="single" w:sz="4" w:space="0" w:color="CBD5E1"/>
+              <w:left w:val="single" w:sz="4" w:space="0" w:color="CBD5E1"/>
+              <w:right w:val="single" w:sz="4" w:space="0" w:color="CBD5E1"/>
+            </w:tcBorders>
+          </w:tcPr>
+          <w:p>
+            <w:pPr>
+              <w:jc w:val="left"/>
+            </w:pPr>
+            <w:r>
+              <w:rPr>
+                <w:rFonts w:ascii="Arial" w:hAnsi="Arial"/>
+                <w:color w:val="1E293B"/>
+                <w:sz w:val="18"/>
+              </w:rPr>
+              <w:t>/api/ping</w:t>
             </w:r>
           </w:p>
         </w:tc>
@@ -4861,7 +6117,7 @@
                 <w:color w:val="1E293B"/>
                 <w:sz w:val="18"/>
               </w:rPr>
-              <w:t>SQLite reachability probe</w:t>
+              <w:t>Liveness probe</w:t>
             </w:r>
           </w:p>
         </w:tc>
@@ -4892,7 +6148,7 @@
                 <w:color w:val="1E293B"/>
                 <w:sz w:val="18"/>
               </w:rPr>
-              <w:t>None (200 ok / 503 unhealthy)</w:t>
+              <w:t>None (Returns 200 pong)</w:t>
             </w:r>
           </w:p>
         </w:tc>
@@ -4956,7 +6212,7 @@
                 <w:color w:val="1E293B"/>
                 <w:sz w:val="18"/>
               </w:rPr>
-              <w:t>/readyz</w:t>
+              <w:t>/healthz</w:t>
             </w:r>
           </w:p>
         </w:tc>
@@ -5018,7 +6274,7 @@
                 <w:color w:val="1E293B"/>
                 <w:sz w:val="18"/>
               </w:rPr>
-              <w:t>Readiness probe</w:t>
+              <w:t>SQLite reachability probe</w:t>
             </w:r>
           </w:p>
         </w:tc>
@@ -5049,7 +6305,7 @@
                 <w:color w:val="1E293B"/>
                 <w:sz w:val="18"/>
               </w:rPr>
-              <w:t>None (Returns 200 ready)</w:t>
+              <w:t>None (200 ok / 503 unhealthy)</w:t>
             </w:r>
           </w:p>
         </w:tc>
@@ -5113,7 +6369,321 @@
                 <w:color w:val="1E293B"/>
                 <w:sz w:val="18"/>
               </w:rPr>
-              <w:t>/api/dashboard</w:t>
+              <w:t>/readyz</w:t>
+            </w:r>
+          </w:p>
+        </w:tc>
+        <w:tc>
+          <w:tcPr>
+            <w:tcW w:type="dxa" w:w="1584"/>
+            <w:shd w:fill="FFFFFF"/>
+            <w:tcMar>
+              <w:top w:w="80" w:type="dxa"/>
+              <w:bottom w:w="80" w:type="dxa"/>
+              <w:left w:w="120" w:type="dxa"/>
+              <w:right w:w="120" w:type="dxa"/>
+            </w:tcMar>
+            <w:tcBorders>
+              <w:top w:val="single" w:sz="4" w:space="0" w:color="CBD5E1"/>
+              <w:bottom w:val="single" w:sz="4" w:space="0" w:color="CBD5E1"/>
+              <w:left w:val="single" w:sz="4" w:space="0" w:color="CBD5E1"/>
+              <w:right w:val="single" w:sz="4" w:space="0" w:color="CBD5E1"/>
+            </w:tcBorders>
+          </w:tcPr>
+          <w:p>
+            <w:pPr>
+              <w:jc w:val="left"/>
+            </w:pPr>
+            <w:r>
+              <w:rPr>
+                <w:rFonts w:ascii="Arial" w:hAnsi="Arial"/>
+                <w:color w:val="1E293B"/>
+                <w:sz w:val="18"/>
+              </w:rPr>
+              <w:t>Public</w:t>
+            </w:r>
+          </w:p>
+        </w:tc>
+        <w:tc>
+          <w:tcPr>
+            <w:tcW w:type="dxa" w:w="1872"/>
+            <w:shd w:fill="FFFFFF"/>
+            <w:tcMar>
+              <w:top w:w="80" w:type="dxa"/>
+              <w:bottom w:w="80" w:type="dxa"/>
+              <w:left w:w="120" w:type="dxa"/>
+              <w:right w:w="120" w:type="dxa"/>
+            </w:tcMar>
+            <w:tcBorders>
+              <w:top w:val="single" w:sz="4" w:space="0" w:color="CBD5E1"/>
+              <w:bottom w:val="single" w:sz="4" w:space="0" w:color="CBD5E1"/>
+              <w:left w:val="single" w:sz="4" w:space="0" w:color="CBD5E1"/>
+              <w:right w:val="single" w:sz="4" w:space="0" w:color="CBD5E1"/>
+            </w:tcBorders>
+          </w:tcPr>
+          <w:p>
+            <w:pPr>
+              <w:jc w:val="left"/>
+            </w:pPr>
+            <w:r>
+              <w:rPr>
+                <w:rFonts w:ascii="Arial" w:hAnsi="Arial"/>
+                <w:color w:val="1E293B"/>
+                <w:sz w:val="18"/>
+              </w:rPr>
+              <w:t>Readiness probe</w:t>
+            </w:r>
+          </w:p>
+        </w:tc>
+        <w:tc>
+          <w:tcPr>
+            <w:tcW w:type="dxa" w:w="2160"/>
+            <w:shd w:fill="FFFFFF"/>
+            <w:tcMar>
+              <w:top w:w="80" w:type="dxa"/>
+              <w:bottom w:w="80" w:type="dxa"/>
+              <w:left w:w="120" w:type="dxa"/>
+              <w:right w:w="120" w:type="dxa"/>
+            </w:tcMar>
+            <w:tcBorders>
+              <w:top w:val="single" w:sz="4" w:space="0" w:color="CBD5E1"/>
+              <w:bottom w:val="single" w:sz="4" w:space="0" w:color="CBD5E1"/>
+              <w:left w:val="single" w:sz="4" w:space="0" w:color="CBD5E1"/>
+              <w:right w:val="single" w:sz="4" w:space="0" w:color="CBD5E1"/>
+            </w:tcBorders>
+          </w:tcPr>
+          <w:p>
+            <w:pPr>
+              <w:jc w:val="left"/>
+            </w:pPr>
+            <w:r>
+              <w:rPr>
+                <w:rFonts w:ascii="Arial" w:hAnsi="Arial"/>
+                <w:color w:val="1E293B"/>
+                <w:sz w:val="18"/>
+              </w:rPr>
+              <w:t>None (Returns 200 ready)</w:t>
+            </w:r>
+          </w:p>
+        </w:tc>
+      </w:tr>
+      <w:tr>
+        <w:tc>
+          <w:tcPr>
+            <w:tcW w:type="dxa" w:w="1152"/>
+            <w:shd w:fill="F8FAFC"/>
+            <w:tcMar>
+              <w:top w:w="80" w:type="dxa"/>
+              <w:bottom w:w="80" w:type="dxa"/>
+              <w:left w:w="120" w:type="dxa"/>
+              <w:right w:w="120" w:type="dxa"/>
+            </w:tcMar>
+            <w:tcBorders>
+              <w:top w:val="single" w:sz="4" w:space="0" w:color="CBD5E1"/>
+              <w:bottom w:val="single" w:sz="4" w:space="0" w:color="CBD5E1"/>
+              <w:left w:val="single" w:sz="4" w:space="0" w:color="CBD5E1"/>
+              <w:right w:val="single" w:sz="4" w:space="0" w:color="CBD5E1"/>
+            </w:tcBorders>
+          </w:tcPr>
+          <w:p>
+            <w:pPr>
+              <w:jc w:val="left"/>
+            </w:pPr>
+            <w:r>
+              <w:rPr>
+                <w:rFonts w:ascii="Arial" w:hAnsi="Arial"/>
+                <w:color w:val="1E293B"/>
+                <w:sz w:val="18"/>
+              </w:rPr>
+              <w:t>GET</w:t>
+            </w:r>
+          </w:p>
+        </w:tc>
+        <w:tc>
+          <w:tcPr>
+            <w:tcW w:type="dxa" w:w="2592"/>
+            <w:shd w:fill="F8FAFC"/>
+            <w:tcMar>
+              <w:top w:w="80" w:type="dxa"/>
+              <w:bottom w:w="80" w:type="dxa"/>
+              <w:left w:w="120" w:type="dxa"/>
+              <w:right w:w="120" w:type="dxa"/>
+            </w:tcMar>
+            <w:tcBorders>
+              <w:top w:val="single" w:sz="4" w:space="0" w:color="CBD5E1"/>
+              <w:bottom w:val="single" w:sz="4" w:space="0" w:color="CBD5E1"/>
+              <w:left w:val="single" w:sz="4" w:space="0" w:color="CBD5E1"/>
+              <w:right w:val="single" w:sz="4" w:space="0" w:color="CBD5E1"/>
+            </w:tcBorders>
+          </w:tcPr>
+          <w:p>
+            <w:pPr>
+              <w:jc w:val="left"/>
+            </w:pPr>
+            <w:r>
+              <w:rPr>
+                <w:rFonts w:ascii="Arial" w:hAnsi="Arial"/>
+                <w:color w:val="1E293B"/>
+                <w:sz w:val="18"/>
+              </w:rPr>
+              <w:t>/api/v1/dashboard</w:t>
+            </w:r>
+          </w:p>
+        </w:tc>
+        <w:tc>
+          <w:tcPr>
+            <w:tcW w:type="dxa" w:w="1584"/>
+            <w:shd w:fill="F8FAFC"/>
+            <w:tcMar>
+              <w:top w:w="80" w:type="dxa"/>
+              <w:bottom w:w="80" w:type="dxa"/>
+              <w:left w:w="120" w:type="dxa"/>
+              <w:right w:w="120" w:type="dxa"/>
+            </w:tcMar>
+            <w:tcBorders>
+              <w:top w:val="single" w:sz="4" w:space="0" w:color="CBD5E1"/>
+              <w:bottom w:val="single" w:sz="4" w:space="0" w:color="CBD5E1"/>
+              <w:left w:val="single" w:sz="4" w:space="0" w:color="CBD5E1"/>
+              <w:right w:val="single" w:sz="4" w:space="0" w:color="CBD5E1"/>
+            </w:tcBorders>
+          </w:tcPr>
+          <w:p>
+            <w:pPr>
+              <w:jc w:val="left"/>
+            </w:pPr>
+            <w:r>
+              <w:rPr>
+                <w:rFonts w:ascii="Arial" w:hAnsi="Arial"/>
+                <w:color w:val="1E293B"/>
+                <w:sz w:val="18"/>
+              </w:rPr>
+              <w:t>Student+</w:t>
+            </w:r>
+          </w:p>
+        </w:tc>
+        <w:tc>
+          <w:tcPr>
+            <w:tcW w:type="dxa" w:w="1872"/>
+            <w:shd w:fill="F8FAFC"/>
+            <w:tcMar>
+              <w:top w:w="80" w:type="dxa"/>
+              <w:bottom w:w="80" w:type="dxa"/>
+              <w:left w:w="120" w:type="dxa"/>
+              <w:right w:w="120" w:type="dxa"/>
+            </w:tcMar>
+            <w:tcBorders>
+              <w:top w:val="single" w:sz="4" w:space="0" w:color="CBD5E1"/>
+              <w:bottom w:val="single" w:sz="4" w:space="0" w:color="CBD5E1"/>
+              <w:left w:val="single" w:sz="4" w:space="0" w:color="CBD5E1"/>
+              <w:right w:val="single" w:sz="4" w:space="0" w:color="CBD5E1"/>
+            </w:tcBorders>
+          </w:tcPr>
+          <w:p>
+            <w:pPr>
+              <w:jc w:val="left"/>
+            </w:pPr>
+            <w:r>
+              <w:rPr>
+                <w:rFonts w:ascii="Arial" w:hAnsi="Arial"/>
+                <w:color w:val="1E293B"/>
+                <w:sz w:val="18"/>
+              </w:rPr>
+              <w:t>Fetches learner profile, progress &amp; guidance</w:t>
+            </w:r>
+          </w:p>
+        </w:tc>
+        <w:tc>
+          <w:tcPr>
+            <w:tcW w:type="dxa" w:w="2160"/>
+            <w:shd w:fill="F8FAFC"/>
+            <w:tcMar>
+              <w:top w:w="80" w:type="dxa"/>
+              <w:bottom w:w="80" w:type="dxa"/>
+              <w:left w:w="120" w:type="dxa"/>
+              <w:right w:w="120" w:type="dxa"/>
+            </w:tcMar>
+            <w:tcBorders>
+              <w:top w:val="single" w:sz="4" w:space="0" w:color="CBD5E1"/>
+              <w:bottom w:val="single" w:sz="4" w:space="0" w:color="CBD5E1"/>
+              <w:left w:val="single" w:sz="4" w:space="0" w:color="CBD5E1"/>
+              <w:right w:val="single" w:sz="4" w:space="0" w:color="CBD5E1"/>
+            </w:tcBorders>
+          </w:tcPr>
+          <w:p>
+            <w:pPr>
+              <w:jc w:val="left"/>
+            </w:pPr>
+            <w:r>
+              <w:rPr>
+                <w:rFonts w:ascii="Arial" w:hAnsi="Arial"/>
+                <w:color w:val="1E293B"/>
+                <w:sz w:val="18"/>
+              </w:rPr>
+              <w:t>Bearer Token Header</w:t>
+            </w:r>
+          </w:p>
+        </w:tc>
+      </w:tr>
+      <w:tr>
+        <w:tc>
+          <w:tcPr>
+            <w:tcW w:type="dxa" w:w="1152"/>
+            <w:shd w:fill="FFFFFF"/>
+            <w:tcMar>
+              <w:top w:w="80" w:type="dxa"/>
+              <w:bottom w:w="80" w:type="dxa"/>
+              <w:left w:w="120" w:type="dxa"/>
+              <w:right w:w="120" w:type="dxa"/>
+            </w:tcMar>
+            <w:tcBorders>
+              <w:top w:val="single" w:sz="4" w:space="0" w:color="CBD5E1"/>
+              <w:bottom w:val="single" w:sz="4" w:space="0" w:color="CBD5E1"/>
+              <w:left w:val="single" w:sz="4" w:space="0" w:color="CBD5E1"/>
+              <w:right w:val="single" w:sz="4" w:space="0" w:color="CBD5E1"/>
+            </w:tcBorders>
+          </w:tcPr>
+          <w:p>
+            <w:pPr>
+              <w:jc w:val="left"/>
+            </w:pPr>
+            <w:r>
+              <w:rPr>
+                <w:rFonts w:ascii="Arial" w:hAnsi="Arial"/>
+                <w:color w:val="1E293B"/>
+                <w:sz w:val="18"/>
+              </w:rPr>
+              <w:t>GET</w:t>
+            </w:r>
+          </w:p>
+        </w:tc>
+        <w:tc>
+          <w:tcPr>
+            <w:tcW w:type="dxa" w:w="2592"/>
+            <w:shd w:fill="FFFFFF"/>
+            <w:tcMar>
+              <w:top w:w="80" w:type="dxa"/>
+              <w:bottom w:w="80" w:type="dxa"/>
+              <w:left w:w="120" w:type="dxa"/>
+              <w:right w:w="120" w:type="dxa"/>
+            </w:tcMar>
+            <w:tcBorders>
+              <w:top w:val="single" w:sz="4" w:space="0" w:color="CBD5E1"/>
+              <w:bottom w:val="single" w:sz="4" w:space="0" w:color="CBD5E1"/>
+              <w:left w:val="single" w:sz="4" w:space="0" w:color="CBD5E1"/>
+              <w:right w:val="single" w:sz="4" w:space="0" w:color="CBD5E1"/>
+            </w:tcBorders>
+          </w:tcPr>
+          <w:p>
+            <w:pPr>
+              <w:jc w:val="left"/>
+            </w:pPr>
+            <w:r>
+              <w:rPr>
+                <w:rFonts w:ascii="Arial" w:hAnsi="Arial"/>
+                <w:color w:val="1E293B"/>
+                <w:sz w:val="18"/>
+              </w:rPr>
+              <w:t>/api/v1/learning-journey</w:t>
             </w:r>
           </w:p>
         </w:tc>
@@ -5175,7 +6745,7 @@
                 <w:color w:val="1E293B"/>
                 <w:sz w:val="18"/>
               </w:rPr>
-              <w:t>Fetches learner profile, progress &amp; guidance</w:t>
+              <w:t>Lists all learning modules in sequence</w:t>
             </w:r>
           </w:p>
         </w:tc>
@@ -5270,7 +6840,7 @@
                 <w:color w:val="1E293B"/>
                 <w:sz w:val="18"/>
               </w:rPr>
-              <w:t>/api/learning-journey</w:t>
+              <w:t>/api/v1/chart-data</w:t>
             </w:r>
           </w:p>
         </w:tc>
@@ -5332,7 +6902,7 @@
                 <w:color w:val="1E293B"/>
                 <w:sz w:val="18"/>
               </w:rPr>
-              <w:t>Lists all learning modules in sequence</w:t>
+              <w:t>Weekly performance &amp; duration telemetry</w:t>
             </w:r>
           </w:p>
         </w:tc>
@@ -5427,7 +6997,7 @@
                 <w:color w:val="1E293B"/>
                 <w:sz w:val="18"/>
               </w:rPr>
-              <w:t>/api/chart-data</w:t>
+              <w:t>/api/v1/courses</w:t>
             </w:r>
           </w:p>
         </w:tc>
@@ -5489,7 +7059,7 @@
                 <w:color w:val="1E293B"/>
                 <w:sz w:val="18"/>
               </w:rPr>
-              <w:t>Weekly performance &amp; duration telemetry</w:t>
+              <w:t>Paginated course catalog</w:t>
             </w:r>
           </w:p>
         </w:tc>
@@ -5520,7 +7090,7 @@
                 <w:color w:val="1E293B"/>
                 <w:sz w:val="18"/>
               </w:rPr>
-              <w:t>Bearer Token Header</w:t>
+              <w:t>page &amp; limit query params</w:t>
             </w:r>
           </w:p>
         </w:tc>
@@ -5584,7 +7154,7 @@
                 <w:color w:val="1E293B"/>
                 <w:sz w:val="18"/>
               </w:rPr>
-              <w:t>/api/courses</w:t>
+              <w:t>/api/v1/activities/:id/modules</w:t>
             </w:r>
           </w:p>
         </w:tc>
@@ -5646,7 +7216,7 @@
                 <w:color w:val="1E293B"/>
                 <w:sz w:val="18"/>
               </w:rPr>
-              <w:t>Paginated course catalog</w:t>
+              <w:t>Bite-sized micro-module content</w:t>
             </w:r>
           </w:p>
         </w:tc>
@@ -5677,7 +7247,7 @@
                 <w:color w:val="1E293B"/>
                 <w:sz w:val="18"/>
               </w:rPr>
-              <w:t>page &amp; limit query params</w:t>
+              <w:t>URL :id activity</w:t>
             </w:r>
           </w:p>
         </w:tc>
@@ -5710,7 +7280,7 @@
                 <w:color w:val="1E293B"/>
                 <w:sz w:val="18"/>
               </w:rPr>
-              <w:t>GET</w:t>
+              <w:t>POST</w:t>
             </w:r>
           </w:p>
         </w:tc>
@@ -5741,7 +7311,7 @@
                 <w:color w:val="1E293B"/>
                 <w:sz w:val="18"/>
               </w:rPr>
-              <w:t>/api/activities/:id/modules</w:t>
+              <w:t>/api/v1/activities/:id/complete</w:t>
             </w:r>
           </w:p>
         </w:tc>
@@ -5803,7 +7373,7 @@
                 <w:color w:val="1E293B"/>
                 <w:sz w:val="18"/>
               </w:rPr>
-              <w:t>Bite-sized micro-module content</w:t>
+              <w:t>Transactional completion flow</w:t>
             </w:r>
           </w:p>
         </w:tc>
@@ -5898,7 +7468,7 @@
                 <w:color w:val="1E293B"/>
                 <w:sz w:val="18"/>
               </w:rPr>
-              <w:t>/api/activities/:id/complete</w:t>
+              <w:t>/api/v1/sync/bulk</w:t>
             </w:r>
           </w:p>
         </w:tc>
@@ -5960,7 +7530,7 @@
                 <w:color w:val="1E293B"/>
                 <w:sz w:val="18"/>
               </w:rPr>
-              <w:t>Transactional completion flow</w:t>
+              <w:t>Bulk offline .logsync upload</w:t>
             </w:r>
           </w:p>
         </w:tc>
@@ -5991,321 +7561,7 @@
                 <w:color w:val="1E293B"/>
                 <w:sz w:val="18"/>
               </w:rPr>
-              <w:t>URL :id activity</w:t>
-            </w:r>
-          </w:p>
-        </w:tc>
-      </w:tr>
-      <w:tr>
-        <w:tc>
-          <w:tcPr>
-            <w:tcW w:type="dxa" w:w="1152"/>
-            <w:shd w:fill="FFFFFF"/>
-            <w:tcMar>
-              <w:top w:w="80" w:type="dxa"/>
-              <w:bottom w:w="80" w:type="dxa"/>
-              <w:left w:w="120" w:type="dxa"/>
-              <w:right w:w="120" w:type="dxa"/>
-            </w:tcMar>
-            <w:tcBorders>
-              <w:top w:val="single" w:sz="4" w:space="0" w:color="CBD5E1"/>
-              <w:bottom w:val="single" w:sz="4" w:space="0" w:color="CBD5E1"/>
-              <w:left w:val="single" w:sz="4" w:space="0" w:color="CBD5E1"/>
-              <w:right w:val="single" w:sz="4" w:space="0" w:color="CBD5E1"/>
-            </w:tcBorders>
-          </w:tcPr>
-          <w:p>
-            <w:pPr>
-              <w:jc w:val="left"/>
-            </w:pPr>
-            <w:r>
-              <w:rPr>
-                <w:rFonts w:ascii="Arial" w:hAnsi="Arial"/>
-                <w:color w:val="1E293B"/>
-                <w:sz w:val="18"/>
-              </w:rPr>
-              <w:t>POST</w:t>
-            </w:r>
-          </w:p>
-        </w:tc>
-        <w:tc>
-          <w:tcPr>
-            <w:tcW w:type="dxa" w:w="2592"/>
-            <w:shd w:fill="FFFFFF"/>
-            <w:tcMar>
-              <w:top w:w="80" w:type="dxa"/>
-              <w:bottom w:w="80" w:type="dxa"/>
-              <w:left w:w="120" w:type="dxa"/>
-              <w:right w:w="120" w:type="dxa"/>
-            </w:tcMar>
-            <w:tcBorders>
-              <w:top w:val="single" w:sz="4" w:space="0" w:color="CBD5E1"/>
-              <w:bottom w:val="single" w:sz="4" w:space="0" w:color="CBD5E1"/>
-              <w:left w:val="single" w:sz="4" w:space="0" w:color="CBD5E1"/>
-              <w:right w:val="single" w:sz="4" w:space="0" w:color="CBD5E1"/>
-            </w:tcBorders>
-          </w:tcPr>
-          <w:p>
-            <w:pPr>
-              <w:jc w:val="left"/>
-            </w:pPr>
-            <w:r>
-              <w:rPr>
-                <w:rFonts w:ascii="Arial" w:hAnsi="Arial"/>
-                <w:color w:val="1E293B"/>
-                <w:sz w:val="18"/>
-              </w:rPr>
-              <w:t>/api/sync/bulk</w:t>
-            </w:r>
-          </w:p>
-        </w:tc>
-        <w:tc>
-          <w:tcPr>
-            <w:tcW w:type="dxa" w:w="1584"/>
-            <w:shd w:fill="FFFFFF"/>
-            <w:tcMar>
-              <w:top w:w="80" w:type="dxa"/>
-              <w:bottom w:w="80" w:type="dxa"/>
-              <w:left w:w="120" w:type="dxa"/>
-              <w:right w:w="120" w:type="dxa"/>
-            </w:tcMar>
-            <w:tcBorders>
-              <w:top w:val="single" w:sz="4" w:space="0" w:color="CBD5E1"/>
-              <w:bottom w:val="single" w:sz="4" w:space="0" w:color="CBD5E1"/>
-              <w:left w:val="single" w:sz="4" w:space="0" w:color="CBD5E1"/>
-              <w:right w:val="single" w:sz="4" w:space="0" w:color="CBD5E1"/>
-            </w:tcBorders>
-          </w:tcPr>
-          <w:p>
-            <w:pPr>
-              <w:jc w:val="left"/>
-            </w:pPr>
-            <w:r>
-              <w:rPr>
-                <w:rFonts w:ascii="Arial" w:hAnsi="Arial"/>
-                <w:color w:val="1E293B"/>
-                <w:sz w:val="18"/>
-              </w:rPr>
-              <w:t>Student+</w:t>
-            </w:r>
-          </w:p>
-        </w:tc>
-        <w:tc>
-          <w:tcPr>
-            <w:tcW w:type="dxa" w:w="1872"/>
-            <w:shd w:fill="FFFFFF"/>
-            <w:tcMar>
-              <w:top w:w="80" w:type="dxa"/>
-              <w:bottom w:w="80" w:type="dxa"/>
-              <w:left w:w="120" w:type="dxa"/>
-              <w:right w:w="120" w:type="dxa"/>
-            </w:tcMar>
-            <w:tcBorders>
-              <w:top w:val="single" w:sz="4" w:space="0" w:color="CBD5E1"/>
-              <w:bottom w:val="single" w:sz="4" w:space="0" w:color="CBD5E1"/>
-              <w:left w:val="single" w:sz="4" w:space="0" w:color="CBD5E1"/>
-              <w:right w:val="single" w:sz="4" w:space="0" w:color="CBD5E1"/>
-            </w:tcBorders>
-          </w:tcPr>
-          <w:p>
-            <w:pPr>
-              <w:jc w:val="left"/>
-            </w:pPr>
-            <w:r>
-              <w:rPr>
-                <w:rFonts w:ascii="Arial" w:hAnsi="Arial"/>
-                <w:color w:val="1E293B"/>
-                <w:sz w:val="18"/>
-              </w:rPr>
-              <w:t>Bulk offline .logsync upload</w:t>
-            </w:r>
-          </w:p>
-        </w:tc>
-        <w:tc>
-          <w:tcPr>
-            <w:tcW w:type="dxa" w:w="2160"/>
-            <w:shd w:fill="FFFFFF"/>
-            <w:tcMar>
-              <w:top w:w="80" w:type="dxa"/>
-              <w:bottom w:w="80" w:type="dxa"/>
-              <w:left w:w="120" w:type="dxa"/>
-              <w:right w:w="120" w:type="dxa"/>
-            </w:tcMar>
-            <w:tcBorders>
-              <w:top w:val="single" w:sz="4" w:space="0" w:color="CBD5E1"/>
-              <w:bottom w:val="single" w:sz="4" w:space="0" w:color="CBD5E1"/>
-              <w:left w:val="single" w:sz="4" w:space="0" w:color="CBD5E1"/>
-              <w:right w:val="single" w:sz="4" w:space="0" w:color="CBD5E1"/>
-            </w:tcBorders>
-          </w:tcPr>
-          <w:p>
-            <w:pPr>
-              <w:jc w:val="left"/>
-            </w:pPr>
-            <w:r>
-              <w:rPr>
-                <w:rFonts w:ascii="Arial" w:hAnsi="Arial"/>
-                <w:color w:val="1E293B"/>
-                <w:sz w:val="18"/>
-              </w:rPr>
               <w:t>{ version, timestamp, data[] }</w:t>
-            </w:r>
-          </w:p>
-        </w:tc>
-      </w:tr>
-      <w:tr>
-        <w:tc>
-          <w:tcPr>
-            <w:tcW w:type="dxa" w:w="1152"/>
-            <w:shd w:fill="F8FAFC"/>
-            <w:tcMar>
-              <w:top w:w="80" w:type="dxa"/>
-              <w:bottom w:w="80" w:type="dxa"/>
-              <w:left w:w="120" w:type="dxa"/>
-              <w:right w:w="120" w:type="dxa"/>
-            </w:tcMar>
-            <w:tcBorders>
-              <w:top w:val="single" w:sz="4" w:space="0" w:color="CBD5E1"/>
-              <w:bottom w:val="single" w:sz="4" w:space="0" w:color="CBD5E1"/>
-              <w:left w:val="single" w:sz="4" w:space="0" w:color="CBD5E1"/>
-              <w:right w:val="single" w:sz="4" w:space="0" w:color="CBD5E1"/>
-            </w:tcBorders>
-          </w:tcPr>
-          <w:p>
-            <w:pPr>
-              <w:jc w:val="left"/>
-            </w:pPr>
-            <w:r>
-              <w:rPr>
-                <w:rFonts w:ascii="Arial" w:hAnsi="Arial"/>
-                <w:color w:val="1E293B"/>
-                <w:sz w:val="18"/>
-              </w:rPr>
-              <w:t>GET</w:t>
-            </w:r>
-          </w:p>
-        </w:tc>
-        <w:tc>
-          <w:tcPr>
-            <w:tcW w:type="dxa" w:w="2592"/>
-            <w:shd w:fill="F8FAFC"/>
-            <w:tcMar>
-              <w:top w:w="80" w:type="dxa"/>
-              <w:bottom w:w="80" w:type="dxa"/>
-              <w:left w:w="120" w:type="dxa"/>
-              <w:right w:w="120" w:type="dxa"/>
-            </w:tcMar>
-            <w:tcBorders>
-              <w:top w:val="single" w:sz="4" w:space="0" w:color="CBD5E1"/>
-              <w:bottom w:val="single" w:sz="4" w:space="0" w:color="CBD5E1"/>
-              <w:left w:val="single" w:sz="4" w:space="0" w:color="CBD5E1"/>
-              <w:right w:val="single" w:sz="4" w:space="0" w:color="CBD5E1"/>
-            </w:tcBorders>
-          </w:tcPr>
-          <w:p>
-            <w:pPr>
-              <w:jc w:val="left"/>
-            </w:pPr>
-            <w:r>
-              <w:rPr>
-                <w:rFonts w:ascii="Arial" w:hAnsi="Arial"/>
-                <w:color w:val="1E293B"/>
-                <w:sz w:val="18"/>
-              </w:rPr>
-              <w:t>/api/moderator/classes</w:t>
-            </w:r>
-          </w:p>
-        </w:tc>
-        <w:tc>
-          <w:tcPr>
-            <w:tcW w:type="dxa" w:w="1584"/>
-            <w:shd w:fill="F8FAFC"/>
-            <w:tcMar>
-              <w:top w:w="80" w:type="dxa"/>
-              <w:bottom w:w="80" w:type="dxa"/>
-              <w:left w:w="120" w:type="dxa"/>
-              <w:right w:w="120" w:type="dxa"/>
-            </w:tcMar>
-            <w:tcBorders>
-              <w:top w:val="single" w:sz="4" w:space="0" w:color="CBD5E1"/>
-              <w:bottom w:val="single" w:sz="4" w:space="0" w:color="CBD5E1"/>
-              <w:left w:val="single" w:sz="4" w:space="0" w:color="CBD5E1"/>
-              <w:right w:val="single" w:sz="4" w:space="0" w:color="CBD5E1"/>
-            </w:tcBorders>
-          </w:tcPr>
-          <w:p>
-            <w:pPr>
-              <w:jc w:val="left"/>
-            </w:pPr>
-            <w:r>
-              <w:rPr>
-                <w:rFonts w:ascii="Arial" w:hAnsi="Arial"/>
-                <w:color w:val="1E293B"/>
-                <w:sz w:val="18"/>
-              </w:rPr>
-              <w:t>Moderator+</w:t>
-            </w:r>
-          </w:p>
-        </w:tc>
-        <w:tc>
-          <w:tcPr>
-            <w:tcW w:type="dxa" w:w="1872"/>
-            <w:shd w:fill="F8FAFC"/>
-            <w:tcMar>
-              <w:top w:w="80" w:type="dxa"/>
-              <w:bottom w:w="80" w:type="dxa"/>
-              <w:left w:w="120" w:type="dxa"/>
-              <w:right w:w="120" w:type="dxa"/>
-            </w:tcMar>
-            <w:tcBorders>
-              <w:top w:val="single" w:sz="4" w:space="0" w:color="CBD5E1"/>
-              <w:bottom w:val="single" w:sz="4" w:space="0" w:color="CBD5E1"/>
-              <w:left w:val="single" w:sz="4" w:space="0" w:color="CBD5E1"/>
-              <w:right w:val="single" w:sz="4" w:space="0" w:color="CBD5E1"/>
-            </w:tcBorders>
-          </w:tcPr>
-          <w:p>
-            <w:pPr>
-              <w:jc w:val="left"/>
-            </w:pPr>
-            <w:r>
-              <w:rPr>
-                <w:rFonts w:ascii="Arial" w:hAnsi="Arial"/>
-                <w:color w:val="1E293B"/>
-                <w:sz w:val="18"/>
-              </w:rPr>
-              <w:t>Teacher class roster &amp; student progress</w:t>
-            </w:r>
-          </w:p>
-        </w:tc>
-        <w:tc>
-          <w:tcPr>
-            <w:tcW w:type="dxa" w:w="2160"/>
-            <w:shd w:fill="F8FAFC"/>
-            <w:tcMar>
-              <w:top w:w="80" w:type="dxa"/>
-              <w:bottom w:w="80" w:type="dxa"/>
-              <w:left w:w="120" w:type="dxa"/>
-              <w:right w:w="120" w:type="dxa"/>
-            </w:tcMar>
-            <w:tcBorders>
-              <w:top w:val="single" w:sz="4" w:space="0" w:color="CBD5E1"/>
-              <w:bottom w:val="single" w:sz="4" w:space="0" w:color="CBD5E1"/>
-              <w:left w:val="single" w:sz="4" w:space="0" w:color="CBD5E1"/>
-              <w:right w:val="single" w:sz="4" w:space="0" w:color="CBD5E1"/>
-            </w:tcBorders>
-          </w:tcPr>
-          <w:p>
-            <w:pPr>
-              <w:jc w:val="left"/>
-            </w:pPr>
-            <w:r>
-              <w:rPr>
-                <w:rFonts w:ascii="Arial" w:hAnsi="Arial"/>
-                <w:color w:val="1E293B"/>
-                <w:sz w:val="18"/>
-              </w:rPr>
-              <w:t>Bearer Token (MODERATOR/ADMIN)</w:t>
             </w:r>
           </w:p>
         </w:tc>
@@ -6369,7 +7625,7 @@
                 <w:color w:val="1E293B"/>
                 <w:sz w:val="18"/>
               </w:rPr>
-              <w:t>/api/moderator/roster</w:t>
+              <w:t>/api/v1/moderator/roster</w:t>
             </w:r>
           </w:p>
         </w:tc>
@@ -6526,7 +7782,949 @@
                 <w:color w:val="1E293B"/>
                 <w:sz w:val="18"/>
               </w:rPr>
-              <w:t>/api/admin/dashboard</w:t>
+              <w:t>/api/v1/moderator/classes</w:t>
+            </w:r>
+          </w:p>
+        </w:tc>
+        <w:tc>
+          <w:tcPr>
+            <w:tcW w:type="dxa" w:w="1584"/>
+            <w:shd w:fill="F8FAFC"/>
+            <w:tcMar>
+              <w:top w:w="80" w:type="dxa"/>
+              <w:bottom w:w="80" w:type="dxa"/>
+              <w:left w:w="120" w:type="dxa"/>
+              <w:right w:w="120" w:type="dxa"/>
+            </w:tcMar>
+            <w:tcBorders>
+              <w:top w:val="single" w:sz="4" w:space="0" w:color="CBD5E1"/>
+              <w:bottom w:val="single" w:sz="4" w:space="0" w:color="CBD5E1"/>
+              <w:left w:val="single" w:sz="4" w:space="0" w:color="CBD5E1"/>
+              <w:right w:val="single" w:sz="4" w:space="0" w:color="CBD5E1"/>
+            </w:tcBorders>
+          </w:tcPr>
+          <w:p>
+            <w:pPr>
+              <w:jc w:val="left"/>
+            </w:pPr>
+            <w:r>
+              <w:rPr>
+                <w:rFonts w:ascii="Arial" w:hAnsi="Arial"/>
+                <w:color w:val="1E293B"/>
+                <w:sz w:val="18"/>
+              </w:rPr>
+              <w:t>Moderator+</w:t>
+            </w:r>
+          </w:p>
+        </w:tc>
+        <w:tc>
+          <w:tcPr>
+            <w:tcW w:type="dxa" w:w="1872"/>
+            <w:shd w:fill="F8FAFC"/>
+            <w:tcMar>
+              <w:top w:w="80" w:type="dxa"/>
+              <w:bottom w:w="80" w:type="dxa"/>
+              <w:left w:w="120" w:type="dxa"/>
+              <w:right w:w="120" w:type="dxa"/>
+            </w:tcMar>
+            <w:tcBorders>
+              <w:top w:val="single" w:sz="4" w:space="0" w:color="CBD5E1"/>
+              <w:bottom w:val="single" w:sz="4" w:space="0" w:color="CBD5E1"/>
+              <w:left w:val="single" w:sz="4" w:space="0" w:color="CBD5E1"/>
+              <w:right w:val="single" w:sz="4" w:space="0" w:color="CBD5E1"/>
+            </w:tcBorders>
+          </w:tcPr>
+          <w:p>
+            <w:pPr>
+              <w:jc w:val="left"/>
+            </w:pPr>
+            <w:r>
+              <w:rPr>
+                <w:rFonts w:ascii="Arial" w:hAnsi="Arial"/>
+                <w:color w:val="1E293B"/>
+                <w:sz w:val="18"/>
+              </w:rPr>
+              <w:t>Classes owned by the teacher</w:t>
+            </w:r>
+          </w:p>
+        </w:tc>
+        <w:tc>
+          <w:tcPr>
+            <w:tcW w:type="dxa" w:w="2160"/>
+            <w:shd w:fill="F8FAFC"/>
+            <w:tcMar>
+              <w:top w:w="80" w:type="dxa"/>
+              <w:bottom w:w="80" w:type="dxa"/>
+              <w:left w:w="120" w:type="dxa"/>
+              <w:right w:w="120" w:type="dxa"/>
+            </w:tcMar>
+            <w:tcBorders>
+              <w:top w:val="single" w:sz="4" w:space="0" w:color="CBD5E1"/>
+              <w:bottom w:val="single" w:sz="4" w:space="0" w:color="CBD5E1"/>
+              <w:left w:val="single" w:sz="4" w:space="0" w:color="CBD5E1"/>
+              <w:right w:val="single" w:sz="4" w:space="0" w:color="CBD5E1"/>
+            </w:tcBorders>
+          </w:tcPr>
+          <w:p>
+            <w:pPr>
+              <w:jc w:val="left"/>
+            </w:pPr>
+            <w:r>
+              <w:rPr>
+                <w:rFonts w:ascii="Arial" w:hAnsi="Arial"/>
+                <w:color w:val="1E293B"/>
+                <w:sz w:val="18"/>
+              </w:rPr>
+              <w:t>Bearer Token (MODERATOR/ADMIN)</w:t>
+            </w:r>
+          </w:p>
+        </w:tc>
+      </w:tr>
+      <w:tr>
+        <w:tc>
+          <w:tcPr>
+            <w:tcW w:type="dxa" w:w="1152"/>
+            <w:shd w:fill="FFFFFF"/>
+            <w:tcMar>
+              <w:top w:w="80" w:type="dxa"/>
+              <w:bottom w:w="80" w:type="dxa"/>
+              <w:left w:w="120" w:type="dxa"/>
+              <w:right w:w="120" w:type="dxa"/>
+            </w:tcMar>
+            <w:tcBorders>
+              <w:top w:val="single" w:sz="4" w:space="0" w:color="CBD5E1"/>
+              <w:bottom w:val="single" w:sz="4" w:space="0" w:color="CBD5E1"/>
+              <w:left w:val="single" w:sz="4" w:space="0" w:color="CBD5E1"/>
+              <w:right w:val="single" w:sz="4" w:space="0" w:color="CBD5E1"/>
+            </w:tcBorders>
+          </w:tcPr>
+          <w:p>
+            <w:pPr>
+              <w:jc w:val="left"/>
+            </w:pPr>
+            <w:r>
+              <w:rPr>
+                <w:rFonts w:ascii="Arial" w:hAnsi="Arial"/>
+                <w:color w:val="1E293B"/>
+                <w:sz w:val="18"/>
+              </w:rPr>
+              <w:t>GET</w:t>
+            </w:r>
+          </w:p>
+        </w:tc>
+        <w:tc>
+          <w:tcPr>
+            <w:tcW w:type="dxa" w:w="2592"/>
+            <w:shd w:fill="FFFFFF"/>
+            <w:tcMar>
+              <w:top w:w="80" w:type="dxa"/>
+              <w:bottom w:w="80" w:type="dxa"/>
+              <w:left w:w="120" w:type="dxa"/>
+              <w:right w:w="120" w:type="dxa"/>
+            </w:tcMar>
+            <w:tcBorders>
+              <w:top w:val="single" w:sz="4" w:space="0" w:color="CBD5E1"/>
+              <w:bottom w:val="single" w:sz="4" w:space="0" w:color="CBD5E1"/>
+              <w:left w:val="single" w:sz="4" w:space="0" w:color="CBD5E1"/>
+              <w:right w:val="single" w:sz="4" w:space="0" w:color="CBD5E1"/>
+            </w:tcBorders>
+          </w:tcPr>
+          <w:p>
+            <w:pPr>
+              <w:jc w:val="left"/>
+            </w:pPr>
+            <w:r>
+              <w:rPr>
+                <w:rFonts w:ascii="Arial" w:hAnsi="Arial"/>
+                <w:color w:val="1E293B"/>
+                <w:sz w:val="18"/>
+              </w:rPr>
+              <w:t>/api/v1/moderator/classes/:id/assignments</w:t>
+            </w:r>
+          </w:p>
+        </w:tc>
+        <w:tc>
+          <w:tcPr>
+            <w:tcW w:type="dxa" w:w="1584"/>
+            <w:shd w:fill="FFFFFF"/>
+            <w:tcMar>
+              <w:top w:w="80" w:type="dxa"/>
+              <w:bottom w:w="80" w:type="dxa"/>
+              <w:left w:w="120" w:type="dxa"/>
+              <w:right w:w="120" w:type="dxa"/>
+            </w:tcMar>
+            <w:tcBorders>
+              <w:top w:val="single" w:sz="4" w:space="0" w:color="CBD5E1"/>
+              <w:bottom w:val="single" w:sz="4" w:space="0" w:color="CBD5E1"/>
+              <w:left w:val="single" w:sz="4" w:space="0" w:color="CBD5E1"/>
+              <w:right w:val="single" w:sz="4" w:space="0" w:color="CBD5E1"/>
+            </w:tcBorders>
+          </w:tcPr>
+          <w:p>
+            <w:pPr>
+              <w:jc w:val="left"/>
+            </w:pPr>
+            <w:r>
+              <w:rPr>
+                <w:rFonts w:ascii="Arial" w:hAnsi="Arial"/>
+                <w:color w:val="1E293B"/>
+                <w:sz w:val="18"/>
+              </w:rPr>
+              <w:t>Moderator+</w:t>
+            </w:r>
+          </w:p>
+        </w:tc>
+        <w:tc>
+          <w:tcPr>
+            <w:tcW w:type="dxa" w:w="1872"/>
+            <w:shd w:fill="FFFFFF"/>
+            <w:tcMar>
+              <w:top w:w="80" w:type="dxa"/>
+              <w:bottom w:w="80" w:type="dxa"/>
+              <w:left w:w="120" w:type="dxa"/>
+              <w:right w:w="120" w:type="dxa"/>
+            </w:tcMar>
+            <w:tcBorders>
+              <w:top w:val="single" w:sz="4" w:space="0" w:color="CBD5E1"/>
+              <w:bottom w:val="single" w:sz="4" w:space="0" w:color="CBD5E1"/>
+              <w:left w:val="single" w:sz="4" w:space="0" w:color="CBD5E1"/>
+              <w:right w:val="single" w:sz="4" w:space="0" w:color="CBD5E1"/>
+            </w:tcBorders>
+          </w:tcPr>
+          <w:p>
+            <w:pPr>
+              <w:jc w:val="left"/>
+            </w:pPr>
+            <w:r>
+              <w:rPr>
+                <w:rFonts w:ascii="Arial" w:hAnsi="Arial"/>
+                <w:color w:val="1E293B"/>
+                <w:sz w:val="18"/>
+              </w:rPr>
+              <w:t>Assignments for a class</w:t>
+            </w:r>
+          </w:p>
+        </w:tc>
+        <w:tc>
+          <w:tcPr>
+            <w:tcW w:type="dxa" w:w="2160"/>
+            <w:shd w:fill="FFFFFF"/>
+            <w:tcMar>
+              <w:top w:w="80" w:type="dxa"/>
+              <w:bottom w:w="80" w:type="dxa"/>
+              <w:left w:w="120" w:type="dxa"/>
+              <w:right w:w="120" w:type="dxa"/>
+            </w:tcMar>
+            <w:tcBorders>
+              <w:top w:val="single" w:sz="4" w:space="0" w:color="CBD5E1"/>
+              <w:bottom w:val="single" w:sz="4" w:space="0" w:color="CBD5E1"/>
+              <w:left w:val="single" w:sz="4" w:space="0" w:color="CBD5E1"/>
+              <w:right w:val="single" w:sz="4" w:space="0" w:color="CBD5E1"/>
+            </w:tcBorders>
+          </w:tcPr>
+          <w:p>
+            <w:pPr>
+              <w:jc w:val="left"/>
+            </w:pPr>
+            <w:r>
+              <w:rPr>
+                <w:rFonts w:ascii="Arial" w:hAnsi="Arial"/>
+                <w:color w:val="1E293B"/>
+                <w:sz w:val="18"/>
+              </w:rPr>
+              <w:t>URL :id class</w:t>
+            </w:r>
+          </w:p>
+        </w:tc>
+      </w:tr>
+      <w:tr>
+        <w:tc>
+          <w:tcPr>
+            <w:tcW w:type="dxa" w:w="1152"/>
+            <w:shd w:fill="F8FAFC"/>
+            <w:tcMar>
+              <w:top w:w="80" w:type="dxa"/>
+              <w:bottom w:w="80" w:type="dxa"/>
+              <w:left w:w="120" w:type="dxa"/>
+              <w:right w:w="120" w:type="dxa"/>
+            </w:tcMar>
+            <w:tcBorders>
+              <w:top w:val="single" w:sz="4" w:space="0" w:color="CBD5E1"/>
+              <w:bottom w:val="single" w:sz="4" w:space="0" w:color="CBD5E1"/>
+              <w:left w:val="single" w:sz="4" w:space="0" w:color="CBD5E1"/>
+              <w:right w:val="single" w:sz="4" w:space="0" w:color="CBD5E1"/>
+            </w:tcBorders>
+          </w:tcPr>
+          <w:p>
+            <w:pPr>
+              <w:jc w:val="left"/>
+            </w:pPr>
+            <w:r>
+              <w:rPr>
+                <w:rFonts w:ascii="Arial" w:hAnsi="Arial"/>
+                <w:color w:val="1E293B"/>
+                <w:sz w:val="18"/>
+              </w:rPr>
+              <w:t>POST</w:t>
+            </w:r>
+          </w:p>
+        </w:tc>
+        <w:tc>
+          <w:tcPr>
+            <w:tcW w:type="dxa" w:w="2592"/>
+            <w:shd w:fill="F8FAFC"/>
+            <w:tcMar>
+              <w:top w:w="80" w:type="dxa"/>
+              <w:bottom w:w="80" w:type="dxa"/>
+              <w:left w:w="120" w:type="dxa"/>
+              <w:right w:w="120" w:type="dxa"/>
+            </w:tcMar>
+            <w:tcBorders>
+              <w:top w:val="single" w:sz="4" w:space="0" w:color="CBD5E1"/>
+              <w:bottom w:val="single" w:sz="4" w:space="0" w:color="CBD5E1"/>
+              <w:left w:val="single" w:sz="4" w:space="0" w:color="CBD5E1"/>
+              <w:right w:val="single" w:sz="4" w:space="0" w:color="CBD5E1"/>
+            </w:tcBorders>
+          </w:tcPr>
+          <w:p>
+            <w:pPr>
+              <w:jc w:val="left"/>
+            </w:pPr>
+            <w:r>
+              <w:rPr>
+                <w:rFonts w:ascii="Arial" w:hAnsi="Arial"/>
+                <w:color w:val="1E293B"/>
+                <w:sz w:val="18"/>
+              </w:rPr>
+              <w:t>/api/v1/moderator/classes/:id/assignments</w:t>
+            </w:r>
+          </w:p>
+        </w:tc>
+        <w:tc>
+          <w:tcPr>
+            <w:tcW w:type="dxa" w:w="1584"/>
+            <w:shd w:fill="F8FAFC"/>
+            <w:tcMar>
+              <w:top w:w="80" w:type="dxa"/>
+              <w:bottom w:w="80" w:type="dxa"/>
+              <w:left w:w="120" w:type="dxa"/>
+              <w:right w:w="120" w:type="dxa"/>
+            </w:tcMar>
+            <w:tcBorders>
+              <w:top w:val="single" w:sz="4" w:space="0" w:color="CBD5E1"/>
+              <w:bottom w:val="single" w:sz="4" w:space="0" w:color="CBD5E1"/>
+              <w:left w:val="single" w:sz="4" w:space="0" w:color="CBD5E1"/>
+              <w:right w:val="single" w:sz="4" w:space="0" w:color="CBD5E1"/>
+            </w:tcBorders>
+          </w:tcPr>
+          <w:p>
+            <w:pPr>
+              <w:jc w:val="left"/>
+            </w:pPr>
+            <w:r>
+              <w:rPr>
+                <w:rFonts w:ascii="Arial" w:hAnsi="Arial"/>
+                <w:color w:val="1E293B"/>
+                <w:sz w:val="18"/>
+              </w:rPr>
+              <w:t>Moderator+</w:t>
+            </w:r>
+          </w:p>
+        </w:tc>
+        <w:tc>
+          <w:tcPr>
+            <w:tcW w:type="dxa" w:w="1872"/>
+            <w:shd w:fill="F8FAFC"/>
+            <w:tcMar>
+              <w:top w:w="80" w:type="dxa"/>
+              <w:bottom w:w="80" w:type="dxa"/>
+              <w:left w:w="120" w:type="dxa"/>
+              <w:right w:w="120" w:type="dxa"/>
+            </w:tcMar>
+            <w:tcBorders>
+              <w:top w:val="single" w:sz="4" w:space="0" w:color="CBD5E1"/>
+              <w:bottom w:val="single" w:sz="4" w:space="0" w:color="CBD5E1"/>
+              <w:left w:val="single" w:sz="4" w:space="0" w:color="CBD5E1"/>
+              <w:right w:val="single" w:sz="4" w:space="0" w:color="CBD5E1"/>
+            </w:tcBorders>
+          </w:tcPr>
+          <w:p>
+            <w:pPr>
+              <w:jc w:val="left"/>
+            </w:pPr>
+            <w:r>
+              <w:rPr>
+                <w:rFonts w:ascii="Arial" w:hAnsi="Arial"/>
+                <w:color w:val="1E293B"/>
+                <w:sz w:val="18"/>
+              </w:rPr>
+              <w:t>Creates an assignment (owner teacher only)</w:t>
+            </w:r>
+          </w:p>
+        </w:tc>
+        <w:tc>
+          <w:tcPr>
+            <w:tcW w:type="dxa" w:w="2160"/>
+            <w:shd w:fill="F8FAFC"/>
+            <w:tcMar>
+              <w:top w:w="80" w:type="dxa"/>
+              <w:bottom w:w="80" w:type="dxa"/>
+              <w:left w:w="120" w:type="dxa"/>
+              <w:right w:w="120" w:type="dxa"/>
+            </w:tcMar>
+            <w:tcBorders>
+              <w:top w:val="single" w:sz="4" w:space="0" w:color="CBD5E1"/>
+              <w:bottom w:val="single" w:sz="4" w:space="0" w:color="CBD5E1"/>
+              <w:left w:val="single" w:sz="4" w:space="0" w:color="CBD5E1"/>
+              <w:right w:val="single" w:sz="4" w:space="0" w:color="CBD5E1"/>
+            </w:tcBorders>
+          </w:tcPr>
+          <w:p>
+            <w:pPr>
+              <w:jc w:val="left"/>
+            </w:pPr>
+            <w:r>
+              <w:rPr>
+                <w:rFonts w:ascii="Arial" w:hAnsi="Arial"/>
+                <w:color w:val="1E293B"/>
+                <w:sz w:val="18"/>
+              </w:rPr>
+              <w:t>{ title, description, activity_id?, due_date? }</w:t>
+            </w:r>
+          </w:p>
+        </w:tc>
+      </w:tr>
+      <w:tr>
+        <w:tc>
+          <w:tcPr>
+            <w:tcW w:type="dxa" w:w="1152"/>
+            <w:shd w:fill="FFFFFF"/>
+            <w:tcMar>
+              <w:top w:w="80" w:type="dxa"/>
+              <w:bottom w:w="80" w:type="dxa"/>
+              <w:left w:w="120" w:type="dxa"/>
+              <w:right w:w="120" w:type="dxa"/>
+            </w:tcMar>
+            <w:tcBorders>
+              <w:top w:val="single" w:sz="4" w:space="0" w:color="CBD5E1"/>
+              <w:bottom w:val="single" w:sz="4" w:space="0" w:color="CBD5E1"/>
+              <w:left w:val="single" w:sz="4" w:space="0" w:color="CBD5E1"/>
+              <w:right w:val="single" w:sz="4" w:space="0" w:color="CBD5E1"/>
+            </w:tcBorders>
+          </w:tcPr>
+          <w:p>
+            <w:pPr>
+              <w:jc w:val="left"/>
+            </w:pPr>
+            <w:r>
+              <w:rPr>
+                <w:rFonts w:ascii="Arial" w:hAnsi="Arial"/>
+                <w:color w:val="1E293B"/>
+                <w:sz w:val="18"/>
+              </w:rPr>
+              <w:t>GET</w:t>
+            </w:r>
+          </w:p>
+        </w:tc>
+        <w:tc>
+          <w:tcPr>
+            <w:tcW w:type="dxa" w:w="2592"/>
+            <w:shd w:fill="FFFFFF"/>
+            <w:tcMar>
+              <w:top w:w="80" w:type="dxa"/>
+              <w:bottom w:w="80" w:type="dxa"/>
+              <w:left w:w="120" w:type="dxa"/>
+              <w:right w:w="120" w:type="dxa"/>
+            </w:tcMar>
+            <w:tcBorders>
+              <w:top w:val="single" w:sz="4" w:space="0" w:color="CBD5E1"/>
+              <w:bottom w:val="single" w:sz="4" w:space="0" w:color="CBD5E1"/>
+              <w:left w:val="single" w:sz="4" w:space="0" w:color="CBD5E1"/>
+              <w:right w:val="single" w:sz="4" w:space="0" w:color="CBD5E1"/>
+            </w:tcBorders>
+          </w:tcPr>
+          <w:p>
+            <w:pPr>
+              <w:jc w:val="left"/>
+            </w:pPr>
+            <w:r>
+              <w:rPr>
+                <w:rFonts w:ascii="Arial" w:hAnsi="Arial"/>
+                <w:color w:val="1E293B"/>
+                <w:sz w:val="18"/>
+              </w:rPr>
+              <w:t>/api/v1/moderator/classes/:id/assignments/:assignment_id/submissions</w:t>
+            </w:r>
+          </w:p>
+        </w:tc>
+        <w:tc>
+          <w:tcPr>
+            <w:tcW w:type="dxa" w:w="1584"/>
+            <w:shd w:fill="FFFFFF"/>
+            <w:tcMar>
+              <w:top w:w="80" w:type="dxa"/>
+              <w:bottom w:w="80" w:type="dxa"/>
+              <w:left w:w="120" w:type="dxa"/>
+              <w:right w:w="120" w:type="dxa"/>
+            </w:tcMar>
+            <w:tcBorders>
+              <w:top w:val="single" w:sz="4" w:space="0" w:color="CBD5E1"/>
+              <w:bottom w:val="single" w:sz="4" w:space="0" w:color="CBD5E1"/>
+              <w:left w:val="single" w:sz="4" w:space="0" w:color="CBD5E1"/>
+              <w:right w:val="single" w:sz="4" w:space="0" w:color="CBD5E1"/>
+            </w:tcBorders>
+          </w:tcPr>
+          <w:p>
+            <w:pPr>
+              <w:jc w:val="left"/>
+            </w:pPr>
+            <w:r>
+              <w:rPr>
+                <w:rFonts w:ascii="Arial" w:hAnsi="Arial"/>
+                <w:color w:val="1E293B"/>
+                <w:sz w:val="18"/>
+              </w:rPr>
+              <w:t>Moderator+</w:t>
+            </w:r>
+          </w:p>
+        </w:tc>
+        <w:tc>
+          <w:tcPr>
+            <w:tcW w:type="dxa" w:w="1872"/>
+            <w:shd w:fill="FFFFFF"/>
+            <w:tcMar>
+              <w:top w:w="80" w:type="dxa"/>
+              <w:bottom w:w="80" w:type="dxa"/>
+              <w:left w:w="120" w:type="dxa"/>
+              <w:right w:w="120" w:type="dxa"/>
+            </w:tcMar>
+            <w:tcBorders>
+              <w:top w:val="single" w:sz="4" w:space="0" w:color="CBD5E1"/>
+              <w:bottom w:val="single" w:sz="4" w:space="0" w:color="CBD5E1"/>
+              <w:left w:val="single" w:sz="4" w:space="0" w:color="CBD5E1"/>
+              <w:right w:val="single" w:sz="4" w:space="0" w:color="CBD5E1"/>
+            </w:tcBorders>
+          </w:tcPr>
+          <w:p>
+            <w:pPr>
+              <w:jc w:val="left"/>
+            </w:pPr>
+            <w:r>
+              <w:rPr>
+                <w:rFonts w:ascii="Arial" w:hAnsi="Arial"/>
+                <w:color w:val="1E293B"/>
+                <w:sz w:val="18"/>
+              </w:rPr>
+              <w:t>Per-learner submissions for an assignment</w:t>
+            </w:r>
+          </w:p>
+        </w:tc>
+        <w:tc>
+          <w:tcPr>
+            <w:tcW w:type="dxa" w:w="2160"/>
+            <w:shd w:fill="FFFFFF"/>
+            <w:tcMar>
+              <w:top w:w="80" w:type="dxa"/>
+              <w:bottom w:w="80" w:type="dxa"/>
+              <w:left w:w="120" w:type="dxa"/>
+              <w:right w:w="120" w:type="dxa"/>
+            </w:tcMar>
+            <w:tcBorders>
+              <w:top w:val="single" w:sz="4" w:space="0" w:color="CBD5E1"/>
+              <w:bottom w:val="single" w:sz="4" w:space="0" w:color="CBD5E1"/>
+              <w:left w:val="single" w:sz="4" w:space="0" w:color="CBD5E1"/>
+              <w:right w:val="single" w:sz="4" w:space="0" w:color="CBD5E1"/>
+            </w:tcBorders>
+          </w:tcPr>
+          <w:p>
+            <w:pPr>
+              <w:jc w:val="left"/>
+            </w:pPr>
+            <w:r>
+              <w:rPr>
+                <w:rFonts w:ascii="Arial" w:hAnsi="Arial"/>
+                <w:color w:val="1E293B"/>
+                <w:sz w:val="18"/>
+              </w:rPr>
+              <w:t>URL params</w:t>
+            </w:r>
+          </w:p>
+        </w:tc>
+      </w:tr>
+      <w:tr>
+        <w:tc>
+          <w:tcPr>
+            <w:tcW w:type="dxa" w:w="1152"/>
+            <w:shd w:fill="F8FAFC"/>
+            <w:tcMar>
+              <w:top w:w="80" w:type="dxa"/>
+              <w:bottom w:w="80" w:type="dxa"/>
+              <w:left w:w="120" w:type="dxa"/>
+              <w:right w:w="120" w:type="dxa"/>
+            </w:tcMar>
+            <w:tcBorders>
+              <w:top w:val="single" w:sz="4" w:space="0" w:color="CBD5E1"/>
+              <w:bottom w:val="single" w:sz="4" w:space="0" w:color="CBD5E1"/>
+              <w:left w:val="single" w:sz="4" w:space="0" w:color="CBD5E1"/>
+              <w:right w:val="single" w:sz="4" w:space="0" w:color="CBD5E1"/>
+            </w:tcBorders>
+          </w:tcPr>
+          <w:p>
+            <w:pPr>
+              <w:jc w:val="left"/>
+            </w:pPr>
+            <w:r>
+              <w:rPr>
+                <w:rFonts w:ascii="Arial" w:hAnsi="Arial"/>
+                <w:color w:val="1E293B"/>
+                <w:sz w:val="18"/>
+              </w:rPr>
+              <w:t>POST</w:t>
+            </w:r>
+          </w:p>
+        </w:tc>
+        <w:tc>
+          <w:tcPr>
+            <w:tcW w:type="dxa" w:w="2592"/>
+            <w:shd w:fill="F8FAFC"/>
+            <w:tcMar>
+              <w:top w:w="80" w:type="dxa"/>
+              <w:bottom w:w="80" w:type="dxa"/>
+              <w:left w:w="120" w:type="dxa"/>
+              <w:right w:w="120" w:type="dxa"/>
+            </w:tcMar>
+            <w:tcBorders>
+              <w:top w:val="single" w:sz="4" w:space="0" w:color="CBD5E1"/>
+              <w:bottom w:val="single" w:sz="4" w:space="0" w:color="CBD5E1"/>
+              <w:left w:val="single" w:sz="4" w:space="0" w:color="CBD5E1"/>
+              <w:right w:val="single" w:sz="4" w:space="0" w:color="CBD5E1"/>
+            </w:tcBorders>
+          </w:tcPr>
+          <w:p>
+            <w:pPr>
+              <w:jc w:val="left"/>
+            </w:pPr>
+            <w:r>
+              <w:rPr>
+                <w:rFonts w:ascii="Arial" w:hAnsi="Arial"/>
+                <w:color w:val="1E293B"/>
+                <w:sz w:val="18"/>
+              </w:rPr>
+              <w:t>/api/v1/moderator/announcements</w:t>
+            </w:r>
+          </w:p>
+        </w:tc>
+        <w:tc>
+          <w:tcPr>
+            <w:tcW w:type="dxa" w:w="1584"/>
+            <w:shd w:fill="F8FAFC"/>
+            <w:tcMar>
+              <w:top w:w="80" w:type="dxa"/>
+              <w:bottom w:w="80" w:type="dxa"/>
+              <w:left w:w="120" w:type="dxa"/>
+              <w:right w:w="120" w:type="dxa"/>
+            </w:tcMar>
+            <w:tcBorders>
+              <w:top w:val="single" w:sz="4" w:space="0" w:color="CBD5E1"/>
+              <w:bottom w:val="single" w:sz="4" w:space="0" w:color="CBD5E1"/>
+              <w:left w:val="single" w:sz="4" w:space="0" w:color="CBD5E1"/>
+              <w:right w:val="single" w:sz="4" w:space="0" w:color="CBD5E1"/>
+            </w:tcBorders>
+          </w:tcPr>
+          <w:p>
+            <w:pPr>
+              <w:jc w:val="left"/>
+            </w:pPr>
+            <w:r>
+              <w:rPr>
+                <w:rFonts w:ascii="Arial" w:hAnsi="Arial"/>
+                <w:color w:val="1E293B"/>
+                <w:sz w:val="18"/>
+              </w:rPr>
+              <w:t>Moderator+</w:t>
+            </w:r>
+          </w:p>
+        </w:tc>
+        <w:tc>
+          <w:tcPr>
+            <w:tcW w:type="dxa" w:w="1872"/>
+            <w:shd w:fill="F8FAFC"/>
+            <w:tcMar>
+              <w:top w:w="80" w:type="dxa"/>
+              <w:bottom w:w="80" w:type="dxa"/>
+              <w:left w:w="120" w:type="dxa"/>
+              <w:right w:w="120" w:type="dxa"/>
+            </w:tcMar>
+            <w:tcBorders>
+              <w:top w:val="single" w:sz="4" w:space="0" w:color="CBD5E1"/>
+              <w:bottom w:val="single" w:sz="4" w:space="0" w:color="CBD5E1"/>
+              <w:left w:val="single" w:sz="4" w:space="0" w:color="CBD5E1"/>
+              <w:right w:val="single" w:sz="4" w:space="0" w:color="CBD5E1"/>
+            </w:tcBorders>
+          </w:tcPr>
+          <w:p>
+            <w:pPr>
+              <w:jc w:val="left"/>
+            </w:pPr>
+            <w:r>
+              <w:rPr>
+                <w:rFonts w:ascii="Arial" w:hAnsi="Arial"/>
+                <w:color w:val="1E293B"/>
+                <w:sz w:val="18"/>
+              </w:rPr>
+              <w:t>Publishes a school-wide announcement</w:t>
+            </w:r>
+          </w:p>
+        </w:tc>
+        <w:tc>
+          <w:tcPr>
+            <w:tcW w:type="dxa" w:w="2160"/>
+            <w:shd w:fill="F8FAFC"/>
+            <w:tcMar>
+              <w:top w:w="80" w:type="dxa"/>
+              <w:bottom w:w="80" w:type="dxa"/>
+              <w:left w:w="120" w:type="dxa"/>
+              <w:right w:w="120" w:type="dxa"/>
+            </w:tcMar>
+            <w:tcBorders>
+              <w:top w:val="single" w:sz="4" w:space="0" w:color="CBD5E1"/>
+              <w:bottom w:val="single" w:sz="4" w:space="0" w:color="CBD5E1"/>
+              <w:left w:val="single" w:sz="4" w:space="0" w:color="CBD5E1"/>
+              <w:right w:val="single" w:sz="4" w:space="0" w:color="CBD5E1"/>
+            </w:tcBorders>
+          </w:tcPr>
+          <w:p>
+            <w:pPr>
+              <w:jc w:val="left"/>
+            </w:pPr>
+            <w:r>
+              <w:rPr>
+                <w:rFonts w:ascii="Arial" w:hAnsi="Arial"/>
+                <w:color w:val="1E293B"/>
+                <w:sz w:val="18"/>
+              </w:rPr>
+              <w:t>{ title, body }</w:t>
+            </w:r>
+          </w:p>
+        </w:tc>
+      </w:tr>
+      <w:tr>
+        <w:tc>
+          <w:tcPr>
+            <w:tcW w:type="dxa" w:w="1152"/>
+            <w:shd w:fill="FFFFFF"/>
+            <w:tcMar>
+              <w:top w:w="80" w:type="dxa"/>
+              <w:bottom w:w="80" w:type="dxa"/>
+              <w:left w:w="120" w:type="dxa"/>
+              <w:right w:w="120" w:type="dxa"/>
+            </w:tcMar>
+            <w:tcBorders>
+              <w:top w:val="single" w:sz="4" w:space="0" w:color="CBD5E1"/>
+              <w:bottom w:val="single" w:sz="4" w:space="0" w:color="CBD5E1"/>
+              <w:left w:val="single" w:sz="4" w:space="0" w:color="CBD5E1"/>
+              <w:right w:val="single" w:sz="4" w:space="0" w:color="CBD5E1"/>
+            </w:tcBorders>
+          </w:tcPr>
+          <w:p>
+            <w:pPr>
+              <w:jc w:val="left"/>
+            </w:pPr>
+            <w:r>
+              <w:rPr>
+                <w:rFonts w:ascii="Arial" w:hAnsi="Arial"/>
+                <w:color w:val="1E293B"/>
+                <w:sz w:val="18"/>
+              </w:rPr>
+              <w:t>GET</w:t>
+            </w:r>
+          </w:p>
+        </w:tc>
+        <w:tc>
+          <w:tcPr>
+            <w:tcW w:type="dxa" w:w="2592"/>
+            <w:shd w:fill="FFFFFF"/>
+            <w:tcMar>
+              <w:top w:w="80" w:type="dxa"/>
+              <w:bottom w:w="80" w:type="dxa"/>
+              <w:left w:w="120" w:type="dxa"/>
+              <w:right w:w="120" w:type="dxa"/>
+            </w:tcMar>
+            <w:tcBorders>
+              <w:top w:val="single" w:sz="4" w:space="0" w:color="CBD5E1"/>
+              <w:bottom w:val="single" w:sz="4" w:space="0" w:color="CBD5E1"/>
+              <w:left w:val="single" w:sz="4" w:space="0" w:color="CBD5E1"/>
+              <w:right w:val="single" w:sz="4" w:space="0" w:color="CBD5E1"/>
+            </w:tcBorders>
+          </w:tcPr>
+          <w:p>
+            <w:pPr>
+              <w:jc w:val="left"/>
+            </w:pPr>
+            <w:r>
+              <w:rPr>
+                <w:rFonts w:ascii="Arial" w:hAnsi="Arial"/>
+                <w:color w:val="1E293B"/>
+                <w:sz w:val="18"/>
+              </w:rPr>
+              <w:t>/api/v1/admin/dashboard</w:t>
+            </w:r>
+          </w:p>
+        </w:tc>
+        <w:tc>
+          <w:tcPr>
+            <w:tcW w:type="dxa" w:w="1584"/>
+            <w:shd w:fill="FFFFFF"/>
+            <w:tcMar>
+              <w:top w:w="80" w:type="dxa"/>
+              <w:bottom w:w="80" w:type="dxa"/>
+              <w:left w:w="120" w:type="dxa"/>
+              <w:right w:w="120" w:type="dxa"/>
+            </w:tcMar>
+            <w:tcBorders>
+              <w:top w:val="single" w:sz="4" w:space="0" w:color="CBD5E1"/>
+              <w:bottom w:val="single" w:sz="4" w:space="0" w:color="CBD5E1"/>
+              <w:left w:val="single" w:sz="4" w:space="0" w:color="CBD5E1"/>
+              <w:right w:val="single" w:sz="4" w:space="0" w:color="CBD5E1"/>
+            </w:tcBorders>
+          </w:tcPr>
+          <w:p>
+            <w:pPr>
+              <w:jc w:val="left"/>
+            </w:pPr>
+            <w:r>
+              <w:rPr>
+                <w:rFonts w:ascii="Arial" w:hAnsi="Arial"/>
+                <w:color w:val="1E293B"/>
+                <w:sz w:val="18"/>
+              </w:rPr>
+              <w:t>Admin</w:t>
+            </w:r>
+          </w:p>
+        </w:tc>
+        <w:tc>
+          <w:tcPr>
+            <w:tcW w:type="dxa" w:w="1872"/>
+            <w:shd w:fill="FFFFFF"/>
+            <w:tcMar>
+              <w:top w:w="80" w:type="dxa"/>
+              <w:bottom w:w="80" w:type="dxa"/>
+              <w:left w:w="120" w:type="dxa"/>
+              <w:right w:w="120" w:type="dxa"/>
+            </w:tcMar>
+            <w:tcBorders>
+              <w:top w:val="single" w:sz="4" w:space="0" w:color="CBD5E1"/>
+              <w:bottom w:val="single" w:sz="4" w:space="0" w:color="CBD5E1"/>
+              <w:left w:val="single" w:sz="4" w:space="0" w:color="CBD5E1"/>
+              <w:right w:val="single" w:sz="4" w:space="0" w:color="CBD5E1"/>
+            </w:tcBorders>
+          </w:tcPr>
+          <w:p>
+            <w:pPr>
+              <w:jc w:val="left"/>
+            </w:pPr>
+            <w:r>
+              <w:rPr>
+                <w:rFonts w:ascii="Arial" w:hAnsi="Arial"/>
+                <w:color w:val="1E293B"/>
+                <w:sz w:val="18"/>
+              </w:rPr>
+              <w:t>System telemetry &amp; user overview</w:t>
+            </w:r>
+          </w:p>
+        </w:tc>
+        <w:tc>
+          <w:tcPr>
+            <w:tcW w:type="dxa" w:w="2160"/>
+            <w:shd w:fill="FFFFFF"/>
+            <w:tcMar>
+              <w:top w:w="80" w:type="dxa"/>
+              <w:bottom w:w="80" w:type="dxa"/>
+              <w:left w:w="120" w:type="dxa"/>
+              <w:right w:w="120" w:type="dxa"/>
+            </w:tcMar>
+            <w:tcBorders>
+              <w:top w:val="single" w:sz="4" w:space="0" w:color="CBD5E1"/>
+              <w:bottom w:val="single" w:sz="4" w:space="0" w:color="CBD5E1"/>
+              <w:left w:val="single" w:sz="4" w:space="0" w:color="CBD5E1"/>
+              <w:right w:val="single" w:sz="4" w:space="0" w:color="CBD5E1"/>
+            </w:tcBorders>
+          </w:tcPr>
+          <w:p>
+            <w:pPr>
+              <w:jc w:val="left"/>
+            </w:pPr>
+            <w:r>
+              <w:rPr>
+                <w:rFonts w:ascii="Arial" w:hAnsi="Arial"/>
+                <w:color w:val="1E293B"/>
+                <w:sz w:val="18"/>
+              </w:rPr>
+              <w:t>Bearer Token (ADMIN only)</w:t>
+            </w:r>
+          </w:p>
+        </w:tc>
+      </w:tr>
+      <w:tr>
+        <w:tc>
+          <w:tcPr>
+            <w:tcW w:type="dxa" w:w="1152"/>
+            <w:shd w:fill="F8FAFC"/>
+            <w:tcMar>
+              <w:top w:w="80" w:type="dxa"/>
+              <w:bottom w:w="80" w:type="dxa"/>
+              <w:left w:w="120" w:type="dxa"/>
+              <w:right w:w="120" w:type="dxa"/>
+            </w:tcMar>
+            <w:tcBorders>
+              <w:top w:val="single" w:sz="4" w:space="0" w:color="CBD5E1"/>
+              <w:bottom w:val="single" w:sz="4" w:space="0" w:color="CBD5E1"/>
+              <w:left w:val="single" w:sz="4" w:space="0" w:color="CBD5E1"/>
+              <w:right w:val="single" w:sz="4" w:space="0" w:color="CBD5E1"/>
+            </w:tcBorders>
+          </w:tcPr>
+          <w:p>
+            <w:pPr>
+              <w:jc w:val="left"/>
+            </w:pPr>
+            <w:r>
+              <w:rPr>
+                <w:rFonts w:ascii="Arial" w:hAnsi="Arial"/>
+                <w:color w:val="1E293B"/>
+                <w:sz w:val="18"/>
+              </w:rPr>
+              <w:t>GET</w:t>
+            </w:r>
+          </w:p>
+        </w:tc>
+        <w:tc>
+          <w:tcPr>
+            <w:tcW w:type="dxa" w:w="2592"/>
+            <w:shd w:fill="F8FAFC"/>
+            <w:tcMar>
+              <w:top w:w="80" w:type="dxa"/>
+              <w:bottom w:w="80" w:type="dxa"/>
+              <w:left w:w="120" w:type="dxa"/>
+              <w:right w:w="120" w:type="dxa"/>
+            </w:tcMar>
+            <w:tcBorders>
+              <w:top w:val="single" w:sz="4" w:space="0" w:color="CBD5E1"/>
+              <w:bottom w:val="single" w:sz="4" w:space="0" w:color="CBD5E1"/>
+              <w:left w:val="single" w:sz="4" w:space="0" w:color="CBD5E1"/>
+              <w:right w:val="single" w:sz="4" w:space="0" w:color="CBD5E1"/>
+            </w:tcBorders>
+          </w:tcPr>
+          <w:p>
+            <w:pPr>
+              <w:jc w:val="left"/>
+            </w:pPr>
+            <w:r>
+              <w:rPr>
+                <w:rFonts w:ascii="Arial" w:hAnsi="Arial"/>
+                <w:color w:val="1E293B"/>
+                <w:sz w:val="18"/>
+              </w:rPr>
+              <w:t>/api/v1/admin/users</w:t>
             </w:r>
           </w:p>
         </w:tc>
@@ -6588,7 +8786,635 @@
                 <w:color w:val="1E293B"/>
                 <w:sz w:val="18"/>
               </w:rPr>
-              <w:t>System telemetry &amp; user overview</w:t>
+              <w:t>Complete user registry listing</w:t>
+            </w:r>
+          </w:p>
+        </w:tc>
+        <w:tc>
+          <w:tcPr>
+            <w:tcW w:type="dxa" w:w="2160"/>
+            <w:shd w:fill="F8FAFC"/>
+            <w:tcMar>
+              <w:top w:w="80" w:type="dxa"/>
+              <w:bottom w:w="80" w:type="dxa"/>
+              <w:left w:w="120" w:type="dxa"/>
+              <w:right w:w="120" w:type="dxa"/>
+            </w:tcMar>
+            <w:tcBorders>
+              <w:top w:val="single" w:sz="4" w:space="0" w:color="CBD5E1"/>
+              <w:bottom w:val="single" w:sz="4" w:space="0" w:color="CBD5E1"/>
+              <w:left w:val="single" w:sz="4" w:space="0" w:color="CBD5E1"/>
+              <w:right w:val="single" w:sz="4" w:space="0" w:color="CBD5E1"/>
+            </w:tcBorders>
+          </w:tcPr>
+          <w:p>
+            <w:pPr>
+              <w:jc w:val="left"/>
+            </w:pPr>
+            <w:r>
+              <w:rPr>
+                <w:rFonts w:ascii="Arial" w:hAnsi="Arial"/>
+                <w:color w:val="1E293B"/>
+                <w:sz w:val="18"/>
+              </w:rPr>
+              <w:t>Bearer Token (ADMIN only)</w:t>
+            </w:r>
+          </w:p>
+        </w:tc>
+      </w:tr>
+      <w:tr>
+        <w:tc>
+          <w:tcPr>
+            <w:tcW w:type="dxa" w:w="1152"/>
+            <w:shd w:fill="FFFFFF"/>
+            <w:tcMar>
+              <w:top w:w="80" w:type="dxa"/>
+              <w:bottom w:w="80" w:type="dxa"/>
+              <w:left w:w="120" w:type="dxa"/>
+              <w:right w:w="120" w:type="dxa"/>
+            </w:tcMar>
+            <w:tcBorders>
+              <w:top w:val="single" w:sz="4" w:space="0" w:color="CBD5E1"/>
+              <w:bottom w:val="single" w:sz="4" w:space="0" w:color="CBD5E1"/>
+              <w:left w:val="single" w:sz="4" w:space="0" w:color="CBD5E1"/>
+              <w:right w:val="single" w:sz="4" w:space="0" w:color="CBD5E1"/>
+            </w:tcBorders>
+          </w:tcPr>
+          <w:p>
+            <w:pPr>
+              <w:jc w:val="left"/>
+            </w:pPr>
+            <w:r>
+              <w:rPr>
+                <w:rFonts w:ascii="Arial" w:hAnsi="Arial"/>
+                <w:color w:val="1E293B"/>
+                <w:sz w:val="18"/>
+              </w:rPr>
+              <w:t>PUT</w:t>
+            </w:r>
+          </w:p>
+        </w:tc>
+        <w:tc>
+          <w:tcPr>
+            <w:tcW w:type="dxa" w:w="2592"/>
+            <w:shd w:fill="FFFFFF"/>
+            <w:tcMar>
+              <w:top w:w="80" w:type="dxa"/>
+              <w:bottom w:w="80" w:type="dxa"/>
+              <w:left w:w="120" w:type="dxa"/>
+              <w:right w:w="120" w:type="dxa"/>
+            </w:tcMar>
+            <w:tcBorders>
+              <w:top w:val="single" w:sz="4" w:space="0" w:color="CBD5E1"/>
+              <w:bottom w:val="single" w:sz="4" w:space="0" w:color="CBD5E1"/>
+              <w:left w:val="single" w:sz="4" w:space="0" w:color="CBD5E1"/>
+              <w:right w:val="single" w:sz="4" w:space="0" w:color="CBD5E1"/>
+            </w:tcBorders>
+          </w:tcPr>
+          <w:p>
+            <w:pPr>
+              <w:jc w:val="left"/>
+            </w:pPr>
+            <w:r>
+              <w:rPr>
+                <w:rFonts w:ascii="Arial" w:hAnsi="Arial"/>
+                <w:color w:val="1E293B"/>
+                <w:sz w:val="18"/>
+              </w:rPr>
+              <w:t>/api/v1/admin/users/:id/role</w:t>
+            </w:r>
+          </w:p>
+        </w:tc>
+        <w:tc>
+          <w:tcPr>
+            <w:tcW w:type="dxa" w:w="1584"/>
+            <w:shd w:fill="FFFFFF"/>
+            <w:tcMar>
+              <w:top w:w="80" w:type="dxa"/>
+              <w:bottom w:w="80" w:type="dxa"/>
+              <w:left w:w="120" w:type="dxa"/>
+              <w:right w:w="120" w:type="dxa"/>
+            </w:tcMar>
+            <w:tcBorders>
+              <w:top w:val="single" w:sz="4" w:space="0" w:color="CBD5E1"/>
+              <w:bottom w:val="single" w:sz="4" w:space="0" w:color="CBD5E1"/>
+              <w:left w:val="single" w:sz="4" w:space="0" w:color="CBD5E1"/>
+              <w:right w:val="single" w:sz="4" w:space="0" w:color="CBD5E1"/>
+            </w:tcBorders>
+          </w:tcPr>
+          <w:p>
+            <w:pPr>
+              <w:jc w:val="left"/>
+            </w:pPr>
+            <w:r>
+              <w:rPr>
+                <w:rFonts w:ascii="Arial" w:hAnsi="Arial"/>
+                <w:color w:val="1E293B"/>
+                <w:sz w:val="18"/>
+              </w:rPr>
+              <w:t>Admin</w:t>
+            </w:r>
+          </w:p>
+        </w:tc>
+        <w:tc>
+          <w:tcPr>
+            <w:tcW w:type="dxa" w:w="1872"/>
+            <w:shd w:fill="FFFFFF"/>
+            <w:tcMar>
+              <w:top w:w="80" w:type="dxa"/>
+              <w:bottom w:w="80" w:type="dxa"/>
+              <w:left w:w="120" w:type="dxa"/>
+              <w:right w:w="120" w:type="dxa"/>
+            </w:tcMar>
+            <w:tcBorders>
+              <w:top w:val="single" w:sz="4" w:space="0" w:color="CBD5E1"/>
+              <w:bottom w:val="single" w:sz="4" w:space="0" w:color="CBD5E1"/>
+              <w:left w:val="single" w:sz="4" w:space="0" w:color="CBD5E1"/>
+              <w:right w:val="single" w:sz="4" w:space="0" w:color="CBD5E1"/>
+            </w:tcBorders>
+          </w:tcPr>
+          <w:p>
+            <w:pPr>
+              <w:jc w:val="left"/>
+            </w:pPr>
+            <w:r>
+              <w:rPr>
+                <w:rFonts w:ascii="Arial" w:hAnsi="Arial"/>
+                <w:color w:val="1E293B"/>
+                <w:sz w:val="18"/>
+              </w:rPr>
+              <w:t>Updates target user role</w:t>
+            </w:r>
+          </w:p>
+        </w:tc>
+        <w:tc>
+          <w:tcPr>
+            <w:tcW w:type="dxa" w:w="2160"/>
+            <w:shd w:fill="FFFFFF"/>
+            <w:tcMar>
+              <w:top w:w="80" w:type="dxa"/>
+              <w:bottom w:w="80" w:type="dxa"/>
+              <w:left w:w="120" w:type="dxa"/>
+              <w:right w:w="120" w:type="dxa"/>
+            </w:tcMar>
+            <w:tcBorders>
+              <w:top w:val="single" w:sz="4" w:space="0" w:color="CBD5E1"/>
+              <w:bottom w:val="single" w:sz="4" w:space="0" w:color="CBD5E1"/>
+              <w:left w:val="single" w:sz="4" w:space="0" w:color="CBD5E1"/>
+              <w:right w:val="single" w:sz="4" w:space="0" w:color="CBD5E1"/>
+            </w:tcBorders>
+          </w:tcPr>
+          <w:p>
+            <w:pPr>
+              <w:jc w:val="left"/>
+            </w:pPr>
+            <w:r>
+              <w:rPr>
+                <w:rFonts w:ascii="Arial" w:hAnsi="Arial"/>
+                <w:color w:val="1E293B"/>
+                <w:sz w:val="18"/>
+              </w:rPr>
+              <w:t>URL :id, { role: Role }</w:t>
+            </w:r>
+          </w:p>
+        </w:tc>
+      </w:tr>
+      <w:tr>
+        <w:tc>
+          <w:tcPr>
+            <w:tcW w:type="dxa" w:w="1152"/>
+            <w:shd w:fill="F8FAFC"/>
+            <w:tcMar>
+              <w:top w:w="80" w:type="dxa"/>
+              <w:bottom w:w="80" w:type="dxa"/>
+              <w:left w:w="120" w:type="dxa"/>
+              <w:right w:w="120" w:type="dxa"/>
+            </w:tcMar>
+            <w:tcBorders>
+              <w:top w:val="single" w:sz="4" w:space="0" w:color="CBD5E1"/>
+              <w:bottom w:val="single" w:sz="4" w:space="0" w:color="CBD5E1"/>
+              <w:left w:val="single" w:sz="4" w:space="0" w:color="CBD5E1"/>
+              <w:right w:val="single" w:sz="4" w:space="0" w:color="CBD5E1"/>
+            </w:tcBorders>
+          </w:tcPr>
+          <w:p>
+            <w:pPr>
+              <w:jc w:val="left"/>
+            </w:pPr>
+            <w:r>
+              <w:rPr>
+                <w:rFonts w:ascii="Arial" w:hAnsi="Arial"/>
+                <w:color w:val="1E293B"/>
+                <w:sz w:val="18"/>
+              </w:rPr>
+              <w:t>POST</w:t>
+            </w:r>
+          </w:p>
+        </w:tc>
+        <w:tc>
+          <w:tcPr>
+            <w:tcW w:type="dxa" w:w="2592"/>
+            <w:shd w:fill="F8FAFC"/>
+            <w:tcMar>
+              <w:top w:w="80" w:type="dxa"/>
+              <w:bottom w:w="80" w:type="dxa"/>
+              <w:left w:w="120" w:type="dxa"/>
+              <w:right w:w="120" w:type="dxa"/>
+            </w:tcMar>
+            <w:tcBorders>
+              <w:top w:val="single" w:sz="4" w:space="0" w:color="CBD5E1"/>
+              <w:bottom w:val="single" w:sz="4" w:space="0" w:color="CBD5E1"/>
+              <w:left w:val="single" w:sz="4" w:space="0" w:color="CBD5E1"/>
+              <w:right w:val="single" w:sz="4" w:space="0" w:color="CBD5E1"/>
+            </w:tcBorders>
+          </w:tcPr>
+          <w:p>
+            <w:pPr>
+              <w:jc w:val="left"/>
+            </w:pPr>
+            <w:r>
+              <w:rPr>
+                <w:rFonts w:ascii="Arial" w:hAnsi="Arial"/>
+                <w:color w:val="1E293B"/>
+                <w:sz w:val="18"/>
+              </w:rPr>
+              <w:t>/api/v1/admin/activities</w:t>
+            </w:r>
+          </w:p>
+        </w:tc>
+        <w:tc>
+          <w:tcPr>
+            <w:tcW w:type="dxa" w:w="1584"/>
+            <w:shd w:fill="F8FAFC"/>
+            <w:tcMar>
+              <w:top w:w="80" w:type="dxa"/>
+              <w:bottom w:w="80" w:type="dxa"/>
+              <w:left w:w="120" w:type="dxa"/>
+              <w:right w:w="120" w:type="dxa"/>
+            </w:tcMar>
+            <w:tcBorders>
+              <w:top w:val="single" w:sz="4" w:space="0" w:color="CBD5E1"/>
+              <w:bottom w:val="single" w:sz="4" w:space="0" w:color="CBD5E1"/>
+              <w:left w:val="single" w:sz="4" w:space="0" w:color="CBD5E1"/>
+              <w:right w:val="single" w:sz="4" w:space="0" w:color="CBD5E1"/>
+            </w:tcBorders>
+          </w:tcPr>
+          <w:p>
+            <w:pPr>
+              <w:jc w:val="left"/>
+            </w:pPr>
+            <w:r>
+              <w:rPr>
+                <w:rFonts w:ascii="Arial" w:hAnsi="Arial"/>
+                <w:color w:val="1E293B"/>
+                <w:sz w:val="18"/>
+              </w:rPr>
+              <w:t>Admin</w:t>
+            </w:r>
+          </w:p>
+        </w:tc>
+        <w:tc>
+          <w:tcPr>
+            <w:tcW w:type="dxa" w:w="1872"/>
+            <w:shd w:fill="F8FAFC"/>
+            <w:tcMar>
+              <w:top w:w="80" w:type="dxa"/>
+              <w:bottom w:w="80" w:type="dxa"/>
+              <w:left w:w="120" w:type="dxa"/>
+              <w:right w:w="120" w:type="dxa"/>
+            </w:tcMar>
+            <w:tcBorders>
+              <w:top w:val="single" w:sz="4" w:space="0" w:color="CBD5E1"/>
+              <w:bottom w:val="single" w:sz="4" w:space="0" w:color="CBD5E1"/>
+              <w:left w:val="single" w:sz="4" w:space="0" w:color="CBD5E1"/>
+              <w:right w:val="single" w:sz="4" w:space="0" w:color="CBD5E1"/>
+            </w:tcBorders>
+          </w:tcPr>
+          <w:p>
+            <w:pPr>
+              <w:jc w:val="left"/>
+            </w:pPr>
+            <w:r>
+              <w:rPr>
+                <w:rFonts w:ascii="Arial" w:hAnsi="Arial"/>
+                <w:color w:val="1E293B"/>
+                <w:sz w:val="18"/>
+              </w:rPr>
+              <w:t>Creates new learning module</w:t>
+            </w:r>
+          </w:p>
+        </w:tc>
+        <w:tc>
+          <w:tcPr>
+            <w:tcW w:type="dxa" w:w="2160"/>
+            <w:shd w:fill="F8FAFC"/>
+            <w:tcMar>
+              <w:top w:w="80" w:type="dxa"/>
+              <w:bottom w:w="80" w:type="dxa"/>
+              <w:left w:w="120" w:type="dxa"/>
+              <w:right w:w="120" w:type="dxa"/>
+            </w:tcMar>
+            <w:tcBorders>
+              <w:top w:val="single" w:sz="4" w:space="0" w:color="CBD5E1"/>
+              <w:bottom w:val="single" w:sz="4" w:space="0" w:color="CBD5E1"/>
+              <w:left w:val="single" w:sz="4" w:space="0" w:color="CBD5E1"/>
+              <w:right w:val="single" w:sz="4" w:space="0" w:color="CBD5E1"/>
+            </w:tcBorders>
+          </w:tcPr>
+          <w:p>
+            <w:pPr>
+              <w:jc w:val="left"/>
+            </w:pPr>
+            <w:r>
+              <w:rPr>
+                <w:rFonts w:ascii="Arial" w:hAnsi="Arial"/>
+                <w:color w:val="1E293B"/>
+                <w:sz w:val="18"/>
+              </w:rPr>
+              <w:t>Strict CreateActivity DTO</w:t>
+            </w:r>
+          </w:p>
+        </w:tc>
+      </w:tr>
+      <w:tr>
+        <w:tc>
+          <w:tcPr>
+            <w:tcW w:type="dxa" w:w="1152"/>
+            <w:shd w:fill="FFFFFF"/>
+            <w:tcMar>
+              <w:top w:w="80" w:type="dxa"/>
+              <w:bottom w:w="80" w:type="dxa"/>
+              <w:left w:w="120" w:type="dxa"/>
+              <w:right w:w="120" w:type="dxa"/>
+            </w:tcMar>
+            <w:tcBorders>
+              <w:top w:val="single" w:sz="4" w:space="0" w:color="CBD5E1"/>
+              <w:bottom w:val="single" w:sz="4" w:space="0" w:color="CBD5E1"/>
+              <w:left w:val="single" w:sz="4" w:space="0" w:color="CBD5E1"/>
+              <w:right w:val="single" w:sz="4" w:space="0" w:color="CBD5E1"/>
+            </w:tcBorders>
+          </w:tcPr>
+          <w:p>
+            <w:pPr>
+              <w:jc w:val="left"/>
+            </w:pPr>
+            <w:r>
+              <w:rPr>
+                <w:rFonts w:ascii="Arial" w:hAnsi="Arial"/>
+                <w:color w:val="1E293B"/>
+                <w:sz w:val="18"/>
+              </w:rPr>
+              <w:t>POST</w:t>
+            </w:r>
+          </w:p>
+        </w:tc>
+        <w:tc>
+          <w:tcPr>
+            <w:tcW w:type="dxa" w:w="2592"/>
+            <w:shd w:fill="FFFFFF"/>
+            <w:tcMar>
+              <w:top w:w="80" w:type="dxa"/>
+              <w:bottom w:w="80" w:type="dxa"/>
+              <w:left w:w="120" w:type="dxa"/>
+              <w:right w:w="120" w:type="dxa"/>
+            </w:tcMar>
+            <w:tcBorders>
+              <w:top w:val="single" w:sz="4" w:space="0" w:color="CBD5E1"/>
+              <w:bottom w:val="single" w:sz="4" w:space="0" w:color="CBD5E1"/>
+              <w:left w:val="single" w:sz="4" w:space="0" w:color="CBD5E1"/>
+              <w:right w:val="single" w:sz="4" w:space="0" w:color="CBD5E1"/>
+            </w:tcBorders>
+          </w:tcPr>
+          <w:p>
+            <w:pPr>
+              <w:jc w:val="left"/>
+            </w:pPr>
+            <w:r>
+              <w:rPr>
+                <w:rFonts w:ascii="Arial" w:hAnsi="Arial"/>
+                <w:color w:val="1E293B"/>
+                <w:sz w:val="18"/>
+              </w:rPr>
+              <w:t>/api/v1/admin/classes</w:t>
+            </w:r>
+          </w:p>
+        </w:tc>
+        <w:tc>
+          <w:tcPr>
+            <w:tcW w:type="dxa" w:w="1584"/>
+            <w:shd w:fill="FFFFFF"/>
+            <w:tcMar>
+              <w:top w:w="80" w:type="dxa"/>
+              <w:bottom w:w="80" w:type="dxa"/>
+              <w:left w:w="120" w:type="dxa"/>
+              <w:right w:w="120" w:type="dxa"/>
+            </w:tcMar>
+            <w:tcBorders>
+              <w:top w:val="single" w:sz="4" w:space="0" w:color="CBD5E1"/>
+              <w:bottom w:val="single" w:sz="4" w:space="0" w:color="CBD5E1"/>
+              <w:left w:val="single" w:sz="4" w:space="0" w:color="CBD5E1"/>
+              <w:right w:val="single" w:sz="4" w:space="0" w:color="CBD5E1"/>
+            </w:tcBorders>
+          </w:tcPr>
+          <w:p>
+            <w:pPr>
+              <w:jc w:val="left"/>
+            </w:pPr>
+            <w:r>
+              <w:rPr>
+                <w:rFonts w:ascii="Arial" w:hAnsi="Arial"/>
+                <w:color w:val="1E293B"/>
+                <w:sz w:val="18"/>
+              </w:rPr>
+              <w:t>Admin</w:t>
+            </w:r>
+          </w:p>
+        </w:tc>
+        <w:tc>
+          <w:tcPr>
+            <w:tcW w:type="dxa" w:w="1872"/>
+            <w:shd w:fill="FFFFFF"/>
+            <w:tcMar>
+              <w:top w:w="80" w:type="dxa"/>
+              <w:bottom w:w="80" w:type="dxa"/>
+              <w:left w:w="120" w:type="dxa"/>
+              <w:right w:w="120" w:type="dxa"/>
+            </w:tcMar>
+            <w:tcBorders>
+              <w:top w:val="single" w:sz="4" w:space="0" w:color="CBD5E1"/>
+              <w:bottom w:val="single" w:sz="4" w:space="0" w:color="CBD5E1"/>
+              <w:left w:val="single" w:sz="4" w:space="0" w:color="CBD5E1"/>
+              <w:right w:val="single" w:sz="4" w:space="0" w:color="CBD5E1"/>
+            </w:tcBorders>
+          </w:tcPr>
+          <w:p>
+            <w:pPr>
+              <w:jc w:val="left"/>
+            </w:pPr>
+            <w:r>
+              <w:rPr>
+                <w:rFonts w:ascii="Arial" w:hAnsi="Arial"/>
+                <w:color w:val="1E293B"/>
+                <w:sz w:val="18"/>
+              </w:rPr>
+              <w:t>Creates a class/section</w:t>
+            </w:r>
+          </w:p>
+        </w:tc>
+        <w:tc>
+          <w:tcPr>
+            <w:tcW w:type="dxa" w:w="2160"/>
+            <w:shd w:fill="FFFFFF"/>
+            <w:tcMar>
+              <w:top w:w="80" w:type="dxa"/>
+              <w:bottom w:w="80" w:type="dxa"/>
+              <w:left w:w="120" w:type="dxa"/>
+              <w:right w:w="120" w:type="dxa"/>
+            </w:tcMar>
+            <w:tcBorders>
+              <w:top w:val="single" w:sz="4" w:space="0" w:color="CBD5E1"/>
+              <w:bottom w:val="single" w:sz="4" w:space="0" w:color="CBD5E1"/>
+              <w:left w:val="single" w:sz="4" w:space="0" w:color="CBD5E1"/>
+              <w:right w:val="single" w:sz="4" w:space="0" w:color="CBD5E1"/>
+            </w:tcBorders>
+          </w:tcPr>
+          <w:p>
+            <w:pPr>
+              <w:jc w:val="left"/>
+            </w:pPr>
+            <w:r>
+              <w:rPr>
+                <w:rFonts w:ascii="Arial" w:hAnsi="Arial"/>
+                <w:color w:val="1E293B"/>
+                <w:sz w:val="18"/>
+              </w:rPr>
+              <w:t>{ name, grade, section, teacher_id }</w:t>
+            </w:r>
+          </w:p>
+        </w:tc>
+      </w:tr>
+      <w:tr>
+        <w:tc>
+          <w:tcPr>
+            <w:tcW w:type="dxa" w:w="1152"/>
+            <w:shd w:fill="F8FAFC"/>
+            <w:tcMar>
+              <w:top w:w="80" w:type="dxa"/>
+              <w:bottom w:w="80" w:type="dxa"/>
+              <w:left w:w="120" w:type="dxa"/>
+              <w:right w:w="120" w:type="dxa"/>
+            </w:tcMar>
+            <w:tcBorders>
+              <w:top w:val="single" w:sz="4" w:space="0" w:color="CBD5E1"/>
+              <w:bottom w:val="single" w:sz="4" w:space="0" w:color="CBD5E1"/>
+              <w:left w:val="single" w:sz="4" w:space="0" w:color="CBD5E1"/>
+              <w:right w:val="single" w:sz="4" w:space="0" w:color="CBD5E1"/>
+            </w:tcBorders>
+          </w:tcPr>
+          <w:p>
+            <w:pPr>
+              <w:jc w:val="left"/>
+            </w:pPr>
+            <w:r>
+              <w:rPr>
+                <w:rFonts w:ascii="Arial" w:hAnsi="Arial"/>
+                <w:color w:val="1E293B"/>
+                <w:sz w:val="18"/>
+              </w:rPr>
+              <w:t>GET</w:t>
+            </w:r>
+          </w:p>
+        </w:tc>
+        <w:tc>
+          <w:tcPr>
+            <w:tcW w:type="dxa" w:w="2592"/>
+            <w:shd w:fill="F8FAFC"/>
+            <w:tcMar>
+              <w:top w:w="80" w:type="dxa"/>
+              <w:bottom w:w="80" w:type="dxa"/>
+              <w:left w:w="120" w:type="dxa"/>
+              <w:right w:w="120" w:type="dxa"/>
+            </w:tcMar>
+            <w:tcBorders>
+              <w:top w:val="single" w:sz="4" w:space="0" w:color="CBD5E1"/>
+              <w:bottom w:val="single" w:sz="4" w:space="0" w:color="CBD5E1"/>
+              <w:left w:val="single" w:sz="4" w:space="0" w:color="CBD5E1"/>
+              <w:right w:val="single" w:sz="4" w:space="0" w:color="CBD5E1"/>
+            </w:tcBorders>
+          </w:tcPr>
+          <w:p>
+            <w:pPr>
+              <w:jc w:val="left"/>
+            </w:pPr>
+            <w:r>
+              <w:rPr>
+                <w:rFonts w:ascii="Arial" w:hAnsi="Arial"/>
+                <w:color w:val="1E293B"/>
+                <w:sz w:val="18"/>
+              </w:rPr>
+              <w:t>/api/v1/admin/classes</w:t>
+            </w:r>
+          </w:p>
+        </w:tc>
+        <w:tc>
+          <w:tcPr>
+            <w:tcW w:type="dxa" w:w="1584"/>
+            <w:shd w:fill="F8FAFC"/>
+            <w:tcMar>
+              <w:top w:w="80" w:type="dxa"/>
+              <w:bottom w:w="80" w:type="dxa"/>
+              <w:left w:w="120" w:type="dxa"/>
+              <w:right w:w="120" w:type="dxa"/>
+            </w:tcMar>
+            <w:tcBorders>
+              <w:top w:val="single" w:sz="4" w:space="0" w:color="CBD5E1"/>
+              <w:bottom w:val="single" w:sz="4" w:space="0" w:color="CBD5E1"/>
+              <w:left w:val="single" w:sz="4" w:space="0" w:color="CBD5E1"/>
+              <w:right w:val="single" w:sz="4" w:space="0" w:color="CBD5E1"/>
+            </w:tcBorders>
+          </w:tcPr>
+          <w:p>
+            <w:pPr>
+              <w:jc w:val="left"/>
+            </w:pPr>
+            <w:r>
+              <w:rPr>
+                <w:rFonts w:ascii="Arial" w:hAnsi="Arial"/>
+                <w:color w:val="1E293B"/>
+                <w:sz w:val="18"/>
+              </w:rPr>
+              <w:t>Admin</w:t>
+            </w:r>
+          </w:p>
+        </w:tc>
+        <w:tc>
+          <w:tcPr>
+            <w:tcW w:type="dxa" w:w="1872"/>
+            <w:shd w:fill="F8FAFC"/>
+            <w:tcMar>
+              <w:top w:w="80" w:type="dxa"/>
+              <w:bottom w:w="80" w:type="dxa"/>
+              <w:left w:w="120" w:type="dxa"/>
+              <w:right w:w="120" w:type="dxa"/>
+            </w:tcMar>
+            <w:tcBorders>
+              <w:top w:val="single" w:sz="4" w:space="0" w:color="CBD5E1"/>
+              <w:bottom w:val="single" w:sz="4" w:space="0" w:color="CBD5E1"/>
+              <w:left w:val="single" w:sz="4" w:space="0" w:color="CBD5E1"/>
+              <w:right w:val="single" w:sz="4" w:space="0" w:color="CBD5E1"/>
+            </w:tcBorders>
+          </w:tcPr>
+          <w:p>
+            <w:pPr>
+              <w:jc w:val="left"/>
+            </w:pPr>
+            <w:r>
+              <w:rPr>
+                <w:rFonts w:ascii="Arial" w:hAnsi="Arial"/>
+                <w:color w:val="1E293B"/>
+                <w:sz w:val="18"/>
+              </w:rPr>
+              <w:t>Lists all classes w/ member counts</w:t>
             </w:r>
           </w:p>
         </w:tc>
@@ -6683,7 +9509,7 @@
                 <w:color w:val="1E293B"/>
                 <w:sz w:val="18"/>
               </w:rPr>
-              <w:t>/api/admin/users</w:t>
+              <w:t>/api/v1/admin/classes/:id/roster</w:t>
             </w:r>
           </w:p>
         </w:tc>
@@ -6745,7 +9571,7 @@
                 <w:color w:val="1E293B"/>
                 <w:sz w:val="18"/>
               </w:rPr>
-              <w:t>Complete user registry listing</w:t>
+              <w:t>Enrolled students of a class</w:t>
             </w:r>
           </w:p>
         </w:tc>
@@ -6776,7 +9602,7 @@
                 <w:color w:val="1E293B"/>
                 <w:sz w:val="18"/>
               </w:rPr>
-              <w:t>Bearer Token (ADMIN only)</w:t>
+              <w:t>URL :id class</w:t>
             </w:r>
           </w:p>
         </w:tc>
@@ -6809,7 +9635,7 @@
                 <w:color w:val="1E293B"/>
                 <w:sz w:val="18"/>
               </w:rPr>
-              <w:t>PUT</w:t>
+              <w:t>POST</w:t>
             </w:r>
           </w:p>
         </w:tc>
@@ -6840,7 +9666,7 @@
                 <w:color w:val="1E293B"/>
                 <w:sz w:val="18"/>
               </w:rPr>
-              <w:t>/api/admin/users/:id/role</w:t>
+              <w:t>/api/v1/admin/classes/:id/enroll</w:t>
             </w:r>
           </w:p>
         </w:tc>
@@ -6902,7 +9728,7 @@
                 <w:color w:val="1E293B"/>
                 <w:sz w:val="18"/>
               </w:rPr>
-              <w:t>Updates target user role</w:t>
+              <w:t>Enrolls STUDENT users into a class</w:t>
             </w:r>
           </w:p>
         </w:tc>
@@ -6933,7 +9759,7 @@
                 <w:color w:val="1E293B"/>
                 <w:sz w:val="18"/>
               </w:rPr>
-              <w:t>URL :id, { role: Role }</w:t>
+              <w:t>{ user_ids: string[] }</w:t>
             </w:r>
           </w:p>
         </w:tc>
@@ -6966,7 +9792,7 @@
                 <w:color w:val="1E293B"/>
                 <w:sz w:val="18"/>
               </w:rPr>
-              <w:t>POST</w:t>
+              <w:t>DELETE</w:t>
             </w:r>
           </w:p>
         </w:tc>
@@ -6997,7 +9823,7 @@
                 <w:color w:val="1E293B"/>
                 <w:sz w:val="18"/>
               </w:rPr>
-              <w:t>/api/admin/activities</w:t>
+              <w:t>/api/v1/admin/classes/:id/enroll/:user_id</w:t>
             </w:r>
           </w:p>
         </w:tc>
@@ -7059,7 +9885,7 @@
                 <w:color w:val="1E293B"/>
                 <w:sz w:val="18"/>
               </w:rPr>
-              <w:t>Creates new learning module</w:t>
+              <w:t>Removes a student from a class</w:t>
             </w:r>
           </w:p>
         </w:tc>
@@ -7090,7 +9916,478 @@
                 <w:color w:val="1E293B"/>
                 <w:sz w:val="18"/>
               </w:rPr>
-              <w:t>Strict CreateActivity DTO</w:t>
+              <w:t>URL params</w:t>
+            </w:r>
+          </w:p>
+        </w:tc>
+      </w:tr>
+      <w:tr>
+        <w:tc>
+          <w:tcPr>
+            <w:tcW w:type="dxa" w:w="1152"/>
+            <w:shd w:fill="F8FAFC"/>
+            <w:tcMar>
+              <w:top w:w="80" w:type="dxa"/>
+              <w:bottom w:w="80" w:type="dxa"/>
+              <w:left w:w="120" w:type="dxa"/>
+              <w:right w:w="120" w:type="dxa"/>
+            </w:tcMar>
+            <w:tcBorders>
+              <w:top w:val="single" w:sz="4" w:space="0" w:color="CBD5E1"/>
+              <w:bottom w:val="single" w:sz="4" w:space="0" w:color="CBD5E1"/>
+              <w:left w:val="single" w:sz="4" w:space="0" w:color="CBD5E1"/>
+              <w:right w:val="single" w:sz="4" w:space="0" w:color="CBD5E1"/>
+            </w:tcBorders>
+          </w:tcPr>
+          <w:p>
+            <w:pPr>
+              <w:jc w:val="left"/>
+            </w:pPr>
+            <w:r>
+              <w:rPr>
+                <w:rFonts w:ascii="Arial" w:hAnsi="Arial"/>
+                <w:color w:val="1E293B"/>
+                <w:sz w:val="18"/>
+              </w:rPr>
+              <w:t>POST</w:t>
+            </w:r>
+          </w:p>
+        </w:tc>
+        <w:tc>
+          <w:tcPr>
+            <w:tcW w:type="dxa" w:w="2592"/>
+            <w:shd w:fill="F8FAFC"/>
+            <w:tcMar>
+              <w:top w:w="80" w:type="dxa"/>
+              <w:bottom w:w="80" w:type="dxa"/>
+              <w:left w:w="120" w:type="dxa"/>
+              <w:right w:w="120" w:type="dxa"/>
+            </w:tcMar>
+            <w:tcBorders>
+              <w:top w:val="single" w:sz="4" w:space="0" w:color="CBD5E1"/>
+              <w:bottom w:val="single" w:sz="4" w:space="0" w:color="CBD5E1"/>
+              <w:left w:val="single" w:sz="4" w:space="0" w:color="CBD5E1"/>
+              <w:right w:val="single" w:sz="4" w:space="0" w:color="CBD5E1"/>
+            </w:tcBorders>
+          </w:tcPr>
+          <w:p>
+            <w:pPr>
+              <w:jc w:val="left"/>
+            </w:pPr>
+            <w:r>
+              <w:rPr>
+                <w:rFonts w:ascii="Arial" w:hAnsi="Arial"/>
+                <w:color w:val="1E293B"/>
+                <w:sz w:val="18"/>
+              </w:rPr>
+              <w:t>/api/v1/admin/announcements</w:t>
+            </w:r>
+          </w:p>
+        </w:tc>
+        <w:tc>
+          <w:tcPr>
+            <w:tcW w:type="dxa" w:w="1584"/>
+            <w:shd w:fill="F8FAFC"/>
+            <w:tcMar>
+              <w:top w:w="80" w:type="dxa"/>
+              <w:bottom w:w="80" w:type="dxa"/>
+              <w:left w:w="120" w:type="dxa"/>
+              <w:right w:w="120" w:type="dxa"/>
+            </w:tcMar>
+            <w:tcBorders>
+              <w:top w:val="single" w:sz="4" w:space="0" w:color="CBD5E1"/>
+              <w:bottom w:val="single" w:sz="4" w:space="0" w:color="CBD5E1"/>
+              <w:left w:val="single" w:sz="4" w:space="0" w:color="CBD5E1"/>
+              <w:right w:val="single" w:sz="4" w:space="0" w:color="CBD5E1"/>
+            </w:tcBorders>
+          </w:tcPr>
+          <w:p>
+            <w:pPr>
+              <w:jc w:val="left"/>
+            </w:pPr>
+            <w:r>
+              <w:rPr>
+                <w:rFonts w:ascii="Arial" w:hAnsi="Arial"/>
+                <w:color w:val="1E293B"/>
+                <w:sz w:val="18"/>
+              </w:rPr>
+              <w:t>Admin</w:t>
+            </w:r>
+          </w:p>
+        </w:tc>
+        <w:tc>
+          <w:tcPr>
+            <w:tcW w:type="dxa" w:w="1872"/>
+            <w:shd w:fill="F8FAFC"/>
+            <w:tcMar>
+              <w:top w:w="80" w:type="dxa"/>
+              <w:bottom w:w="80" w:type="dxa"/>
+              <w:left w:w="120" w:type="dxa"/>
+              <w:right w:w="120" w:type="dxa"/>
+            </w:tcMar>
+            <w:tcBorders>
+              <w:top w:val="single" w:sz="4" w:space="0" w:color="CBD5E1"/>
+              <w:bottom w:val="single" w:sz="4" w:space="0" w:color="CBD5E1"/>
+              <w:left w:val="single" w:sz="4" w:space="0" w:color="CBD5E1"/>
+              <w:right w:val="single" w:sz="4" w:space="0" w:color="CBD5E1"/>
+            </w:tcBorders>
+          </w:tcPr>
+          <w:p>
+            <w:pPr>
+              <w:jc w:val="left"/>
+            </w:pPr>
+            <w:r>
+              <w:rPr>
+                <w:rFonts w:ascii="Arial" w:hAnsi="Arial"/>
+                <w:color w:val="1E293B"/>
+                <w:sz w:val="18"/>
+              </w:rPr>
+              <w:t>Publishes a school-wide announcement</w:t>
+            </w:r>
+          </w:p>
+        </w:tc>
+        <w:tc>
+          <w:tcPr>
+            <w:tcW w:type="dxa" w:w="2160"/>
+            <w:shd w:fill="F8FAFC"/>
+            <w:tcMar>
+              <w:top w:w="80" w:type="dxa"/>
+              <w:bottom w:w="80" w:type="dxa"/>
+              <w:left w:w="120" w:type="dxa"/>
+              <w:right w:w="120" w:type="dxa"/>
+            </w:tcMar>
+            <w:tcBorders>
+              <w:top w:val="single" w:sz="4" w:space="0" w:color="CBD5E1"/>
+              <w:bottom w:val="single" w:sz="4" w:space="0" w:color="CBD5E1"/>
+              <w:left w:val="single" w:sz="4" w:space="0" w:color="CBD5E1"/>
+              <w:right w:val="single" w:sz="4" w:space="0" w:color="CBD5E1"/>
+            </w:tcBorders>
+          </w:tcPr>
+          <w:p>
+            <w:pPr>
+              <w:jc w:val="left"/>
+            </w:pPr>
+            <w:r>
+              <w:rPr>
+                <w:rFonts w:ascii="Arial" w:hAnsi="Arial"/>
+                <w:color w:val="1E293B"/>
+                <w:sz w:val="18"/>
+              </w:rPr>
+              <w:t>{ title, body }</w:t>
+            </w:r>
+          </w:p>
+        </w:tc>
+      </w:tr>
+      <w:tr>
+        <w:tc>
+          <w:tcPr>
+            <w:tcW w:type="dxa" w:w="1152"/>
+            <w:shd w:fill="FFFFFF"/>
+            <w:tcMar>
+              <w:top w:w="80" w:type="dxa"/>
+              <w:bottom w:w="80" w:type="dxa"/>
+              <w:left w:w="120" w:type="dxa"/>
+              <w:right w:w="120" w:type="dxa"/>
+            </w:tcMar>
+            <w:tcBorders>
+              <w:top w:val="single" w:sz="4" w:space="0" w:color="CBD5E1"/>
+              <w:bottom w:val="single" w:sz="4" w:space="0" w:color="CBD5E1"/>
+              <w:left w:val="single" w:sz="4" w:space="0" w:color="CBD5E1"/>
+              <w:right w:val="single" w:sz="4" w:space="0" w:color="CBD5E1"/>
+            </w:tcBorders>
+          </w:tcPr>
+          <w:p>
+            <w:pPr>
+              <w:jc w:val="left"/>
+            </w:pPr>
+            <w:r>
+              <w:rPr>
+                <w:rFonts w:ascii="Arial" w:hAnsi="Arial"/>
+                <w:color w:val="1E293B"/>
+                <w:sz w:val="18"/>
+              </w:rPr>
+              <w:t>GET</w:t>
+            </w:r>
+          </w:p>
+        </w:tc>
+        <w:tc>
+          <w:tcPr>
+            <w:tcW w:type="dxa" w:w="2592"/>
+            <w:shd w:fill="FFFFFF"/>
+            <w:tcMar>
+              <w:top w:w="80" w:type="dxa"/>
+              <w:bottom w:w="80" w:type="dxa"/>
+              <w:left w:w="120" w:type="dxa"/>
+              <w:right w:w="120" w:type="dxa"/>
+            </w:tcMar>
+            <w:tcBorders>
+              <w:top w:val="single" w:sz="4" w:space="0" w:color="CBD5E1"/>
+              <w:bottom w:val="single" w:sz="4" w:space="0" w:color="CBD5E1"/>
+              <w:left w:val="single" w:sz="4" w:space="0" w:color="CBD5E1"/>
+              <w:right w:val="single" w:sz="4" w:space="0" w:color="CBD5E1"/>
+            </w:tcBorders>
+          </w:tcPr>
+          <w:p>
+            <w:pPr>
+              <w:jc w:val="left"/>
+            </w:pPr>
+            <w:r>
+              <w:rPr>
+                <w:rFonts w:ascii="Arial" w:hAnsi="Arial"/>
+                <w:color w:val="1E293B"/>
+                <w:sz w:val="18"/>
+              </w:rPr>
+              <w:t>/api/v1/admin/audit-log</w:t>
+            </w:r>
+          </w:p>
+        </w:tc>
+        <w:tc>
+          <w:tcPr>
+            <w:tcW w:type="dxa" w:w="1584"/>
+            <w:shd w:fill="FFFFFF"/>
+            <w:tcMar>
+              <w:top w:w="80" w:type="dxa"/>
+              <w:bottom w:w="80" w:type="dxa"/>
+              <w:left w:w="120" w:type="dxa"/>
+              <w:right w:w="120" w:type="dxa"/>
+            </w:tcMar>
+            <w:tcBorders>
+              <w:top w:val="single" w:sz="4" w:space="0" w:color="CBD5E1"/>
+              <w:bottom w:val="single" w:sz="4" w:space="0" w:color="CBD5E1"/>
+              <w:left w:val="single" w:sz="4" w:space="0" w:color="CBD5E1"/>
+              <w:right w:val="single" w:sz="4" w:space="0" w:color="CBD5E1"/>
+            </w:tcBorders>
+          </w:tcPr>
+          <w:p>
+            <w:pPr>
+              <w:jc w:val="left"/>
+            </w:pPr>
+            <w:r>
+              <w:rPr>
+                <w:rFonts w:ascii="Arial" w:hAnsi="Arial"/>
+                <w:color w:val="1E293B"/>
+                <w:sz w:val="18"/>
+              </w:rPr>
+              <w:t>Admin</w:t>
+            </w:r>
+          </w:p>
+        </w:tc>
+        <w:tc>
+          <w:tcPr>
+            <w:tcW w:type="dxa" w:w="1872"/>
+            <w:shd w:fill="FFFFFF"/>
+            <w:tcMar>
+              <w:top w:w="80" w:type="dxa"/>
+              <w:bottom w:w="80" w:type="dxa"/>
+              <w:left w:w="120" w:type="dxa"/>
+              <w:right w:w="120" w:type="dxa"/>
+            </w:tcMar>
+            <w:tcBorders>
+              <w:top w:val="single" w:sz="4" w:space="0" w:color="CBD5E1"/>
+              <w:bottom w:val="single" w:sz="4" w:space="0" w:color="CBD5E1"/>
+              <w:left w:val="single" w:sz="4" w:space="0" w:color="CBD5E1"/>
+              <w:right w:val="single" w:sz="4" w:space="0" w:color="CBD5E1"/>
+            </w:tcBorders>
+          </w:tcPr>
+          <w:p>
+            <w:pPr>
+              <w:jc w:val="left"/>
+            </w:pPr>
+            <w:r>
+              <w:rPr>
+                <w:rFonts w:ascii="Arial" w:hAnsi="Arial"/>
+                <w:color w:val="1E293B"/>
+                <w:sz w:val="18"/>
+              </w:rPr>
+              <w:t>Append-only audit trail of sensitive ops</w:t>
+            </w:r>
+          </w:p>
+        </w:tc>
+        <w:tc>
+          <w:tcPr>
+            <w:tcW w:type="dxa" w:w="2160"/>
+            <w:shd w:fill="FFFFFF"/>
+            <w:tcMar>
+              <w:top w:w="80" w:type="dxa"/>
+              <w:bottom w:w="80" w:type="dxa"/>
+              <w:left w:w="120" w:type="dxa"/>
+              <w:right w:w="120" w:type="dxa"/>
+            </w:tcMar>
+            <w:tcBorders>
+              <w:top w:val="single" w:sz="4" w:space="0" w:color="CBD5E1"/>
+              <w:bottom w:val="single" w:sz="4" w:space="0" w:color="CBD5E1"/>
+              <w:left w:val="single" w:sz="4" w:space="0" w:color="CBD5E1"/>
+              <w:right w:val="single" w:sz="4" w:space="0" w:color="CBD5E1"/>
+            </w:tcBorders>
+          </w:tcPr>
+          <w:p>
+            <w:pPr>
+              <w:jc w:val="left"/>
+            </w:pPr>
+            <w:r>
+              <w:rPr>
+                <w:rFonts w:ascii="Arial" w:hAnsi="Arial"/>
+                <w:color w:val="1E293B"/>
+                <w:sz w:val="18"/>
+              </w:rPr>
+              <w:t>limit query param (default 50)</w:t>
+            </w:r>
+          </w:p>
+        </w:tc>
+      </w:tr>
+      <w:tr>
+        <w:tc>
+          <w:tcPr>
+            <w:tcW w:type="dxa" w:w="1152"/>
+            <w:shd w:fill="F8FAFC"/>
+            <w:tcMar>
+              <w:top w:w="80" w:type="dxa"/>
+              <w:bottom w:w="80" w:type="dxa"/>
+              <w:left w:w="120" w:type="dxa"/>
+              <w:right w:w="120" w:type="dxa"/>
+            </w:tcMar>
+            <w:tcBorders>
+              <w:top w:val="single" w:sz="4" w:space="0" w:color="CBD5E1"/>
+              <w:bottom w:val="single" w:sz="4" w:space="0" w:color="CBD5E1"/>
+              <w:left w:val="single" w:sz="4" w:space="0" w:color="CBD5E1"/>
+              <w:right w:val="single" w:sz="4" w:space="0" w:color="CBD5E1"/>
+            </w:tcBorders>
+          </w:tcPr>
+          <w:p>
+            <w:pPr>
+              <w:jc w:val="left"/>
+            </w:pPr>
+            <w:r>
+              <w:rPr>
+                <w:rFonts w:ascii="Arial" w:hAnsi="Arial"/>
+                <w:color w:val="1E293B"/>
+                <w:sz w:val="18"/>
+              </w:rPr>
+              <w:t>GET</w:t>
+            </w:r>
+          </w:p>
+        </w:tc>
+        <w:tc>
+          <w:tcPr>
+            <w:tcW w:type="dxa" w:w="2592"/>
+            <w:shd w:fill="F8FAFC"/>
+            <w:tcMar>
+              <w:top w:w="80" w:type="dxa"/>
+              <w:bottom w:w="80" w:type="dxa"/>
+              <w:left w:w="120" w:type="dxa"/>
+              <w:right w:w="120" w:type="dxa"/>
+            </w:tcMar>
+            <w:tcBorders>
+              <w:top w:val="single" w:sz="4" w:space="0" w:color="CBD5E1"/>
+              <w:bottom w:val="single" w:sz="4" w:space="0" w:color="CBD5E1"/>
+              <w:left w:val="single" w:sz="4" w:space="0" w:color="CBD5E1"/>
+              <w:right w:val="single" w:sz="4" w:space="0" w:color="CBD5E1"/>
+            </w:tcBorders>
+          </w:tcPr>
+          <w:p>
+            <w:pPr>
+              <w:jc w:val="left"/>
+            </w:pPr>
+            <w:r>
+              <w:rPr>
+                <w:rFonts w:ascii="Arial" w:hAnsi="Arial"/>
+                <w:color w:val="1E293B"/>
+                <w:sz w:val="18"/>
+              </w:rPr>
+              <w:t>/api/v1/admin/export/students.csv</w:t>
+            </w:r>
+          </w:p>
+        </w:tc>
+        <w:tc>
+          <w:tcPr>
+            <w:tcW w:type="dxa" w:w="1584"/>
+            <w:shd w:fill="F8FAFC"/>
+            <w:tcMar>
+              <w:top w:w="80" w:type="dxa"/>
+              <w:bottom w:w="80" w:type="dxa"/>
+              <w:left w:w="120" w:type="dxa"/>
+              <w:right w:w="120" w:type="dxa"/>
+            </w:tcMar>
+            <w:tcBorders>
+              <w:top w:val="single" w:sz="4" w:space="0" w:color="CBD5E1"/>
+              <w:bottom w:val="single" w:sz="4" w:space="0" w:color="CBD5E1"/>
+              <w:left w:val="single" w:sz="4" w:space="0" w:color="CBD5E1"/>
+              <w:right w:val="single" w:sz="4" w:space="0" w:color="CBD5E1"/>
+            </w:tcBorders>
+          </w:tcPr>
+          <w:p>
+            <w:pPr>
+              <w:jc w:val="left"/>
+            </w:pPr>
+            <w:r>
+              <w:rPr>
+                <w:rFonts w:ascii="Arial" w:hAnsi="Arial"/>
+                <w:color w:val="1E293B"/>
+                <w:sz w:val="18"/>
+              </w:rPr>
+              <w:t>Admin</w:t>
+            </w:r>
+          </w:p>
+        </w:tc>
+        <w:tc>
+          <w:tcPr>
+            <w:tcW w:type="dxa" w:w="1872"/>
+            <w:shd w:fill="F8FAFC"/>
+            <w:tcMar>
+              <w:top w:w="80" w:type="dxa"/>
+              <w:bottom w:w="80" w:type="dxa"/>
+              <w:left w:w="120" w:type="dxa"/>
+              <w:right w:w="120" w:type="dxa"/>
+            </w:tcMar>
+            <w:tcBorders>
+              <w:top w:val="single" w:sz="4" w:space="0" w:color="CBD5E1"/>
+              <w:bottom w:val="single" w:sz="4" w:space="0" w:color="CBD5E1"/>
+              <w:left w:val="single" w:sz="4" w:space="0" w:color="CBD5E1"/>
+              <w:right w:val="single" w:sz="4" w:space="0" w:color="CBD5E1"/>
+            </w:tcBorders>
+          </w:tcPr>
+          <w:p>
+            <w:pPr>
+              <w:jc w:val="left"/>
+            </w:pPr>
+            <w:r>
+              <w:rPr>
+                <w:rFonts w:ascii="Arial" w:hAnsi="Arial"/>
+                <w:color w:val="1E293B"/>
+                <w:sz w:val="18"/>
+              </w:rPr>
+              <w:t>CSV export of enrolled students (IEMIS-ready)</w:t>
+            </w:r>
+          </w:p>
+        </w:tc>
+        <w:tc>
+          <w:tcPr>
+            <w:tcW w:type="dxa" w:w="2160"/>
+            <w:shd w:fill="F8FAFC"/>
+            <w:tcMar>
+              <w:top w:w="80" w:type="dxa"/>
+              <w:bottom w:w="80" w:type="dxa"/>
+              <w:left w:w="120" w:type="dxa"/>
+              <w:right w:w="120" w:type="dxa"/>
+            </w:tcMar>
+            <w:tcBorders>
+              <w:top w:val="single" w:sz="4" w:space="0" w:color="CBD5E1"/>
+              <w:bottom w:val="single" w:sz="4" w:space="0" w:color="CBD5E1"/>
+              <w:left w:val="single" w:sz="4" w:space="0" w:color="CBD5E1"/>
+              <w:right w:val="single" w:sz="4" w:space="0" w:color="CBD5E1"/>
+            </w:tcBorders>
+          </w:tcPr>
+          <w:p>
+            <w:pPr>
+              <w:jc w:val="left"/>
+            </w:pPr>
+            <w:r>
+              <w:rPr>
+                <w:rFonts w:ascii="Arial" w:hAnsi="Arial"/>
+                <w:color w:val="1E293B"/>
+                <w:sz w:val="18"/>
+              </w:rPr>
+              <w:t>Bearer Token (ADMIN only)</w:t>
             </w:r>
           </w:p>
         </w:tc>
@@ -7189,7 +10486,7 @@
           <w:color w:val="1E293B"/>
           <w:sz w:val="20"/>
         </w:rPr>
-        <w:t>Fields: Phone (PK, string), OTP (string), ExpiresAt (time.Time). Enforces 5-minute time-to-live expiration.</w:t>
+        <w:t>Fields: Phone (PK, string), OTP (string), ExpiresAt (time.Time), Attempts (int). Enforces 5-minute time-to-live expiration and 5-failed-attempt invalidation.</w:t>
       </w:r>
     </w:p>
     <w:p>
@@ -7282,6 +10579,167 @@
           <w:sz w:val="20"/>
         </w:rPr>
         <w:t>Fields: ID (PK, string), LearnerID (FK, string), Text (string), Action (URL route), Type (next_step|practice|insight), CreatedAt.</w:t>
+      </w:r>
+    </w:p>
+    <w:p>
+      <w:pPr>
+        <w:pStyle w:val="ListBullet"/>
+        <w:spacing w:before="0" w:after="60" w:line="276" w:lineRule="auto"/>
+      </w:pPr>
+      <w:r>
+        <w:rPr>
+          <w:rFonts w:ascii="Arial" w:hAnsi="Arial"/>
+          <w:b/>
+          <w:color w:val="1E293B"/>
+          <w:sz w:val="20"/>
+        </w:rPr>
+        <w:t xml:space="preserve">Class: </w:t>
+      </w:r>
+      <w:r>
+        <w:rPr>
+          <w:rFonts w:ascii="Arial" w:hAnsi="Arial"/>
+          <w:color w:val="1E293B"/>
+          <w:sz w:val="20"/>
+        </w:rPr>
+        <w:t>Fields: ID (PK, string), Name (string), Grade (string), Section (string), TeacherID (FK, string), CreatedAt, DeletedAt.</w:t>
+      </w:r>
+    </w:p>
+    <w:p>
+      <w:pPr>
+        <w:pStyle w:val="ListBullet"/>
+        <w:spacing w:before="0" w:after="60" w:line="276" w:lineRule="auto"/>
+      </w:pPr>
+      <w:r>
+        <w:rPr>
+          <w:rFonts w:ascii="Arial" w:hAnsi="Arial"/>
+          <w:b/>
+          <w:color w:val="1E293B"/>
+          <w:sz w:val="20"/>
+        </w:rPr>
+        <w:t xml:space="preserve">ClassMember: </w:t>
+      </w:r>
+      <w:r>
+        <w:rPr>
+          <w:rFonts w:ascii="Arial" w:hAnsi="Arial"/>
+          <w:color w:val="1E293B"/>
+          <w:sz w:val="20"/>
+        </w:rPr>
+        <w:t>Fields: ClassID (composite PK), UserID (composite PK), JoinedAt. Enrollment of a STUDENT into a Class.</w:t>
+      </w:r>
+    </w:p>
+    <w:p>
+      <w:pPr>
+        <w:pStyle w:val="ListBullet"/>
+        <w:spacing w:before="0" w:after="60" w:line="276" w:lineRule="auto"/>
+      </w:pPr>
+      <w:r>
+        <w:rPr>
+          <w:rFonts w:ascii="Arial" w:hAnsi="Arial"/>
+          <w:b/>
+          <w:color w:val="1E293B"/>
+          <w:sz w:val="20"/>
+        </w:rPr>
+        <w:t xml:space="preserve">Announcement: </w:t>
+      </w:r>
+      <w:r>
+        <w:rPr>
+          <w:rFonts w:ascii="Arial" w:hAnsi="Arial"/>
+          <w:color w:val="1E293B"/>
+          <w:sz w:val="20"/>
+        </w:rPr>
+        <w:t>Fields: ID (PK, string), Title (string), Body (text), AuthorID (FK, string), CreatedAt, UpdatedAt. School-wide notices for all roles.</w:t>
+      </w:r>
+    </w:p>
+    <w:p>
+      <w:pPr>
+        <w:pStyle w:val="ListBullet"/>
+        <w:spacing w:before="0" w:after="60" w:line="276" w:lineRule="auto"/>
+      </w:pPr>
+      <w:r>
+        <w:rPr>
+          <w:rFonts w:ascii="Arial" w:hAnsi="Arial"/>
+          <w:b/>
+          <w:color w:val="1E293B"/>
+          <w:sz w:val="20"/>
+        </w:rPr>
+        <w:t xml:space="preserve">Assignment: </w:t>
+      </w:r>
+      <w:r>
+        <w:rPr>
+          <w:rFonts w:ascii="Arial" w:hAnsi="Arial"/>
+          <w:color w:val="1E293B"/>
+          <w:sz w:val="20"/>
+        </w:rPr>
+        <w:t>Fields: ID (PK, string), ClassID (FK, index), Title (string), Description (text), ActivityID (optional FK), DueDate, CreatedBy (FK), CreatedAt, UpdatedAt.</w:t>
+      </w:r>
+    </w:p>
+    <w:p>
+      <w:pPr>
+        <w:pStyle w:val="ListBullet"/>
+        <w:spacing w:before="0" w:after="60" w:line="276" w:lineRule="auto"/>
+      </w:pPr>
+      <w:r>
+        <w:rPr>
+          <w:rFonts w:ascii="Arial" w:hAnsi="Arial"/>
+          <w:b/>
+          <w:color w:val="1E293B"/>
+          <w:sz w:val="20"/>
+        </w:rPr>
+        <w:t xml:space="preserve">Submission: </w:t>
+      </w:r>
+      <w:r>
+        <w:rPr>
+          <w:rFonts w:ascii="Arial" w:hAnsi="Arial"/>
+          <w:color w:val="1E293B"/>
+          <w:sz w:val="20"/>
+        </w:rPr>
+        <w:t>Fields: ID (PK, string), AssignmentID (FK, uniqueIndex pair), LearnerID (FK, uniqueIndex pair), Note (text), SubmittedAt, UpdatedAt. Unique (assignment_id, learner_id) makes replays idempotent.</w:t>
+      </w:r>
+    </w:p>
+    <w:p>
+      <w:pPr>
+        <w:pStyle w:val="ListBullet"/>
+        <w:spacing w:before="0" w:after="60" w:line="276" w:lineRule="auto"/>
+      </w:pPr>
+      <w:r>
+        <w:rPr>
+          <w:rFonts w:ascii="Arial" w:hAnsi="Arial"/>
+          <w:b/>
+          <w:color w:val="1E293B"/>
+          <w:sz w:val="20"/>
+        </w:rPr>
+        <w:t xml:space="preserve">AuditLog: </w:t>
+      </w:r>
+      <w:r>
+        <w:rPr>
+          <w:rFonts w:ascii="Arial" w:hAnsi="Arial"/>
+          <w:color w:val="1E293B"/>
+          <w:sz w:val="20"/>
+        </w:rPr>
+        <w:t>Fields: ID (PK, autoIncrement), UserID (FK, index), Action (index), Detail (text), IP, CreatedAt. Append-only trail of sensitive operations.</w:t>
+      </w:r>
+    </w:p>
+    <w:p>
+      <w:pPr>
+        <w:pStyle w:val="ListBullet"/>
+        <w:spacing w:before="0" w:after="60" w:line="276" w:lineRule="auto"/>
+      </w:pPr>
+      <w:r>
+        <w:rPr>
+          <w:rFonts w:ascii="Arial" w:hAnsi="Arial"/>
+          <w:b/>
+          <w:color w:val="1E293B"/>
+          <w:sz w:val="20"/>
+        </w:rPr>
+        <w:t xml:space="preserve">UserRevocation: </w:t>
+      </w:r>
+      <w:r>
+        <w:rPr>
+          <w:rFonts w:ascii="Arial" w:hAnsi="Arial"/>
+          <w:color w:val="1E293B"/>
+          <w:sz w:val="20"/>
+        </w:rPr>
+        <w:t>Fields: UserID (PK), RevokedBefore (time). Tokens issued before the timestamp are rejected — powers 'log out on all devices'.</w:t>
       </w:r>
     </w:p>
     <w:p>
@@ -8727,7 +12185,7 @@
               <w:br/>
               <w:t>./server</w:t>
               <w:br/>
-              <w:t># Backend starts on http://localhost:8080 with auto-seeded database log.db</w:t>
+              <w:t># Backend starts on http://localhost:6101 with auto-seeded database log.db</w:t>
             </w:r>
           </w:p>
         </w:tc>
@@ -8794,15 +12252,13 @@
               </w:rPr>
               <w:t>cd frontend</w:t>
               <w:br/>
+              <w:t># Create .env file: NEXT_PUBLIC_API_URL=http://localhost:6101/api</w:t>
+              <w:br/>
               <w:t>npm install</w:t>
               <w:br/>
-              <w:t># Create .env file: NEXT_PUBLIC_API_URL=http://localhost:8080/api</w:t>
+              <w:t>npm run dev</w:t>
               <w:br/>
-              <w:t>npm run build</w:t>
-              <w:br/>
-              <w:t>npm start</w:t>
-              <w:br/>
-              <w:t># Frontend starts on http://localhost:3000</w:t>
+              <w:t># Frontend starts on http://localhost:6100</w:t>
             </w:r>
           </w:p>
         </w:tc>
